--- a/submission_initial/初赛方案_Prospector.docx
+++ b/submission_initial/初赛方案_Prospector.docx
@@ -27,17 +27,29 @@
           <w:sz w:val="40"/>
           <w:lang w:eastAsia="zh-CN"/>
         </w:rPr>
-        <w:t xml:space="preserve"> for Research</w:t>
-      </w:r>
-      <w:r>
-        <w:rPr>
-          <w:rFonts w:ascii="Calibri" w:hAnsi="Calibri"/>
+        <w:t xml:space="preserve"> for </w:t>
+      </w:r>
+      <w:proofErr w:type="spellStart"/>
+      <w:r>
+        <w:rPr>
+          <w:rFonts w:ascii="Calibri" w:hAnsi="Calibri" w:hint="eastAsia"/>
           <w:b/>
           <w:color w:val="0B2545"/>
           <w:sz w:val="40"/>
+          <w:lang w:eastAsia="zh-CN"/>
+        </w:rPr>
+        <w:t>Research</w:t>
+      </w:r>
+      <w:r>
+        <w:rPr>
+          <w:rFonts w:ascii="Calibri" w:hAnsi="Calibri"/>
+          <w:b/>
+          <w:color w:val="0B2545"/>
+          <w:sz w:val="40"/>
         </w:rPr>
         <w:t>赛道｜算法赛初赛方案大纲</w:t>
       </w:r>
+      <w:proofErr w:type="spellEnd"/>
     </w:p>
     <w:p>
       <w:pPr>
@@ -47,6 +59,7 @@
           <w:rFonts w:hint="eastAsia"/>
         </w:rPr>
       </w:pPr>
+      <w:proofErr w:type="spellStart"/>
       <w:r>
         <w:rPr>
           <w:rFonts w:ascii="Calibri" w:hAnsi="Calibri"/>
@@ -54,14 +67,20 @@
         </w:rPr>
         <w:t>初赛提交：方案说明文档、技术路线概述</w:t>
       </w:r>
+      <w:proofErr w:type="spellEnd"/>
     </w:p>
     <w:p>
       <w:pPr>
         <w:pStyle w:val="1"/>
       </w:pPr>
-      <w:r>
-        <w:t>一、项目概述</w:t>
-      </w:r>
+      <w:proofErr w:type="spellStart"/>
+      <w:r>
+        <w:t>一、</w:t>
+      </w:r>
+      <w:r>
+        <w:t>项目概述</w:t>
+      </w:r>
+      <w:proofErr w:type="spellEnd"/>
     </w:p>
     <w:p>
       <w:pPr>
@@ -70,9 +89,11 @@
       <w:r>
         <w:t xml:space="preserve">1.1 </w:t>
       </w:r>
+      <w:proofErr w:type="spellStart"/>
       <w:r>
         <w:t>项目名称</w:t>
       </w:r>
+      <w:proofErr w:type="spellEnd"/>
     </w:p>
     <w:p>
       <w:pPr>
@@ -88,13 +109,18 @@
           <w:b/>
           <w:color w:val="1F4D78"/>
         </w:rPr>
-        <w:rPr>
-          <w:rFonts w:ascii="Calibri" w:hAnsi="Calibri"/>
-          <w:b/>
-          <w:color w:val="1F4D78"/>
-        </w:rPr>
-        <w:t>Prospector——材料科学文献驱动的构效关系自主发现智能体</w:t>
-      </w:r>
+        <w:t>Prospector——</w:t>
+      </w:r>
+      <w:proofErr w:type="spellStart"/>
+      <w:r>
+        <w:rPr>
+          <w:rFonts w:ascii="Calibri" w:hAnsi="Calibri"/>
+          <w:b/>
+          <w:color w:val="1F4D78"/>
+        </w:rPr>
+        <w:t>材料科学文献驱动的构效关系自主发现智能体</w:t>
+      </w:r>
+      <w:proofErr w:type="spellEnd"/>
     </w:p>
     <w:p>
       <w:pPr>
@@ -103,9 +129,11 @@
       <w:r>
         <w:t xml:space="preserve">1.2 </w:t>
       </w:r>
+      <w:proofErr w:type="spellStart"/>
       <w:r>
         <w:t>参赛方向</w:t>
       </w:r>
+      <w:proofErr w:type="spellEnd"/>
     </w:p>
     <w:p>
       <w:pPr>
@@ -115,18 +143,1803 @@
           <w:rFonts w:hint="eastAsia"/>
         </w:rPr>
       </w:pPr>
-      <w:r>
-        <w:rPr>
-          <w:rFonts w:ascii="Calibri" w:hAnsi="Calibri"/>
-          <w:b/>
-          <w:color w:val="1F4D78"/>
-        </w:rPr>
-        <w:rPr>
-          <w:rFonts w:ascii="Calibri" w:hAnsi="Calibri"/>
-          <w:b/>
-          <w:color w:val="1F4D78"/>
-        </w:rPr>
-        <w:t>算法赛题 · 方向三：材料科学文献驱动的科学发现智能体；进阶路线：路线 A（构效关系发现，Structure-Property Relationship Discovery）</w:t>
+      <w:proofErr w:type="spellStart"/>
+      <w:r>
+        <w:rPr>
+          <w:rFonts w:ascii="Calibri" w:hAnsi="Calibri"/>
+          <w:b/>
+          <w:color w:val="1F4D78"/>
+        </w:rPr>
+        <w:t>算法赛题</w:t>
+      </w:r>
+      <w:proofErr w:type="spellEnd"/>
+      <w:r>
+        <w:rPr>
+          <w:rFonts w:ascii="Calibri" w:hAnsi="Calibri"/>
+          <w:b/>
+          <w:color w:val="1F4D78"/>
+        </w:rPr>
+        <w:t xml:space="preserve"> · </w:t>
+      </w:r>
+      <w:proofErr w:type="spellStart"/>
+      <w:r>
+        <w:rPr>
+          <w:rFonts w:ascii="Calibri" w:hAnsi="Calibri"/>
+          <w:b/>
+          <w:color w:val="1F4D78"/>
+        </w:rPr>
+        <w:t>方向三：材料科学文献驱动的科学发现智能体；进阶路线：路线</w:t>
+      </w:r>
+      <w:proofErr w:type="spellEnd"/>
+      <w:r>
+        <w:rPr>
+          <w:rFonts w:ascii="Calibri" w:hAnsi="Calibri"/>
+          <w:b/>
+          <w:color w:val="1F4D78"/>
+        </w:rPr>
+        <w:t xml:space="preserve"> </w:t>
+      </w:r>
+      <w:proofErr w:type="spellStart"/>
+      <w:r>
+        <w:rPr>
+          <w:rFonts w:ascii="Calibri" w:hAnsi="Calibri"/>
+          <w:b/>
+          <w:color w:val="1F4D78"/>
+        </w:rPr>
+        <w:t>A</w:t>
+      </w:r>
+      <w:r>
+        <w:rPr>
+          <w:rFonts w:ascii="Calibri" w:hAnsi="Calibri"/>
+          <w:b/>
+          <w:color w:val="1F4D78"/>
+        </w:rPr>
+        <w:t>（构效关系发现，</w:t>
+      </w:r>
+      <w:r>
+        <w:rPr>
+          <w:rFonts w:ascii="Calibri" w:hAnsi="Calibri"/>
+          <w:b/>
+          <w:color w:val="1F4D78"/>
+        </w:rPr>
+        <w:t>Structure-Property</w:t>
+      </w:r>
+      <w:proofErr w:type="spellEnd"/>
+      <w:r>
+        <w:rPr>
+          <w:rFonts w:ascii="Calibri" w:hAnsi="Calibri"/>
+          <w:b/>
+          <w:color w:val="1F4D78"/>
+        </w:rPr>
+        <w:t xml:space="preserve"> Relationship Discovery</w:t>
+      </w:r>
+      <w:r>
+        <w:rPr>
+          <w:rFonts w:ascii="Calibri" w:hAnsi="Calibri"/>
+          <w:b/>
+          <w:color w:val="1F4D78"/>
+        </w:rPr>
+        <w:t>）</w:t>
+      </w:r>
+    </w:p>
+    <w:p>
+      <w:pPr>
+        <w:pStyle w:val="21"/>
+        <w:rPr>
+          <w:lang w:eastAsia="zh-CN"/>
+        </w:rPr>
+      </w:pPr>
+      <w:r>
+        <w:rPr>
+          <w:lang w:eastAsia="zh-CN"/>
+        </w:rPr>
+        <w:t xml:space="preserve">1.3 </w:t>
+      </w:r>
+      <w:r>
+        <w:rPr>
+          <w:lang w:eastAsia="zh-CN"/>
+        </w:rPr>
+        <w:t>方案概述</w:t>
+      </w:r>
+    </w:p>
+    <w:p>
+      <w:pPr>
+        <w:spacing w:after="100"/>
+        <w:ind w:left="173"/>
+        <w:jc w:val="both"/>
+        <w:rPr>
+          <w:rFonts w:hint="eastAsia"/>
+          <w:lang w:eastAsia="zh-CN"/>
+        </w:rPr>
+      </w:pPr>
+      <w:r>
+        <w:rPr>
+          <w:rFonts w:ascii="Calibri" w:hAnsi="Calibri"/>
+          <w:b/>
+          <w:color w:val="1F4D78"/>
+          <w:lang w:eastAsia="zh-CN"/>
+        </w:rPr>
+        <w:tab/>
+      </w:r>
+      <w:r>
+        <w:rPr>
+          <w:rFonts w:ascii="Calibri" w:hAnsi="Calibri"/>
+          <w:b/>
+          <w:color w:val="1F4D78"/>
+          <w:lang w:eastAsia="zh-CN"/>
+        </w:rPr>
+        <w:t>本项目构建了一个以</w:t>
+      </w:r>
+      <w:r>
+        <w:rPr>
+          <w:rFonts w:ascii="Calibri" w:hAnsi="Calibri"/>
+          <w:b/>
+          <w:color w:val="1F4D78"/>
+          <w:lang w:eastAsia="zh-CN"/>
+        </w:rPr>
+        <w:t xml:space="preserve"> LLM </w:t>
+      </w:r>
+      <w:r>
+        <w:rPr>
+          <w:rFonts w:ascii="Calibri" w:hAnsi="Calibri"/>
+          <w:b/>
+          <w:color w:val="1F4D78"/>
+          <w:lang w:eastAsia="zh-CN"/>
+        </w:rPr>
+        <w:t>为核心、端到端自主运行、主题无关的文献驱动科学发现智能体（</w:t>
+      </w:r>
+      <w:r>
+        <w:rPr>
+          <w:rFonts w:ascii="Calibri" w:hAnsi="Calibri"/>
+          <w:b/>
+          <w:color w:val="1F4D78"/>
+          <w:lang w:eastAsia="zh-CN"/>
+        </w:rPr>
+        <w:t>Prospector</w:t>
+      </w:r>
+      <w:r>
+        <w:rPr>
+          <w:rFonts w:ascii="Calibri" w:hAnsi="Calibri"/>
+          <w:b/>
+          <w:color w:val="1F4D78"/>
+          <w:lang w:eastAsia="zh-CN"/>
+        </w:rPr>
+        <w:t>）。在有限时间预算内，</w:t>
+      </w:r>
+      <w:r>
+        <w:rPr>
+          <w:rFonts w:ascii="Calibri" w:hAnsi="Calibri"/>
+          <w:b/>
+          <w:color w:val="1F4D78"/>
+          <w:lang w:eastAsia="zh-CN"/>
+        </w:rPr>
+        <w:t xml:space="preserve">Agent </w:t>
+      </w:r>
+      <w:r>
+        <w:rPr>
+          <w:rFonts w:ascii="Calibri" w:hAnsi="Calibri"/>
+          <w:b/>
+          <w:color w:val="1F4D78"/>
+          <w:lang w:eastAsia="zh-CN"/>
+        </w:rPr>
+        <w:t>自主完成</w:t>
+      </w:r>
+      <w:r>
+        <w:rPr>
+          <w:rFonts w:ascii="Calibri" w:hAnsi="Calibri"/>
+          <w:b/>
+          <w:color w:val="1F4D78"/>
+          <w:lang w:eastAsia="zh-CN"/>
+        </w:rPr>
+        <w:t>“</w:t>
+      </w:r>
+      <w:r>
+        <w:rPr>
+          <w:rFonts w:ascii="Calibri" w:hAnsi="Calibri"/>
+          <w:b/>
+          <w:color w:val="1F4D78"/>
+          <w:lang w:eastAsia="zh-CN"/>
+        </w:rPr>
+        <w:t>文献检索</w:t>
+      </w:r>
+      <w:r>
+        <w:rPr>
+          <w:rFonts w:ascii="Calibri" w:hAnsi="Calibri"/>
+          <w:b/>
+          <w:color w:val="1F4D78"/>
+          <w:lang w:eastAsia="zh-CN"/>
+        </w:rPr>
+        <w:t xml:space="preserve"> → </w:t>
+      </w:r>
+      <w:r>
+        <w:rPr>
+          <w:rFonts w:ascii="Calibri" w:hAnsi="Calibri"/>
+          <w:b/>
+          <w:color w:val="1F4D78"/>
+          <w:lang w:eastAsia="zh-CN"/>
+        </w:rPr>
+        <w:t>知识抽取</w:t>
+      </w:r>
+      <w:r>
+        <w:rPr>
+          <w:rFonts w:ascii="Calibri" w:hAnsi="Calibri"/>
+          <w:b/>
+          <w:color w:val="1F4D78"/>
+          <w:lang w:eastAsia="zh-CN"/>
+        </w:rPr>
+        <w:t xml:space="preserve"> → </w:t>
+      </w:r>
+      <w:r>
+        <w:rPr>
+          <w:rFonts w:ascii="Calibri" w:hAnsi="Calibri"/>
+          <w:b/>
+          <w:color w:val="1F4D78"/>
+          <w:lang w:eastAsia="zh-CN"/>
+        </w:rPr>
+        <w:t>知识图谱撰写</w:t>
+      </w:r>
+      <w:r>
+        <w:rPr>
+          <w:rFonts w:ascii="Calibri" w:hAnsi="Calibri"/>
+          <w:b/>
+          <w:color w:val="1F4D78"/>
+          <w:lang w:eastAsia="zh-CN"/>
+        </w:rPr>
+        <w:t xml:space="preserve"> → Research Gap </w:t>
+      </w:r>
+      <w:r>
+        <w:rPr>
+          <w:rFonts w:ascii="Calibri" w:hAnsi="Calibri"/>
+          <w:b/>
+          <w:color w:val="1F4D78"/>
+          <w:lang w:eastAsia="zh-CN"/>
+        </w:rPr>
+        <w:t>识别</w:t>
+      </w:r>
+      <w:r>
+        <w:rPr>
+          <w:rFonts w:ascii="Calibri" w:hAnsi="Calibri"/>
+          <w:b/>
+          <w:color w:val="1F4D78"/>
+          <w:lang w:eastAsia="zh-CN"/>
+        </w:rPr>
+        <w:t xml:space="preserve"> → </w:t>
+      </w:r>
+      <w:r>
+        <w:rPr>
+          <w:rFonts w:ascii="Calibri" w:hAnsi="Calibri"/>
+          <w:b/>
+          <w:color w:val="1F4D78"/>
+          <w:lang w:eastAsia="zh-CN"/>
+        </w:rPr>
+        <w:t>构效关系假设生成</w:t>
+      </w:r>
+      <w:r>
+        <w:rPr>
+          <w:rFonts w:ascii="Calibri" w:hAnsi="Calibri"/>
+          <w:b/>
+          <w:color w:val="1F4D78"/>
+          <w:lang w:eastAsia="zh-CN"/>
+        </w:rPr>
+        <w:t xml:space="preserve"> → </w:t>
+      </w:r>
+      <w:r>
+        <w:rPr>
+          <w:rFonts w:ascii="Calibri" w:hAnsi="Calibri"/>
+          <w:b/>
+          <w:color w:val="1F4D78"/>
+          <w:lang w:eastAsia="zh-CN"/>
+        </w:rPr>
+        <w:t>系统性新颖性核查</w:t>
+      </w:r>
+      <w:r>
+        <w:rPr>
+          <w:rFonts w:ascii="Calibri" w:hAnsi="Calibri"/>
+          <w:b/>
+          <w:color w:val="1F4D78"/>
+          <w:lang w:eastAsia="zh-CN"/>
+        </w:rPr>
+        <w:t xml:space="preserve"> → </w:t>
+      </w:r>
+      <w:r>
+        <w:rPr>
+          <w:rFonts w:ascii="Calibri" w:hAnsi="Calibri"/>
+          <w:b/>
+          <w:color w:val="1F4D78"/>
+          <w:lang w:eastAsia="zh-CN"/>
+        </w:rPr>
+        <w:t>贝叶斯优化</w:t>
+      </w:r>
+      <w:r>
+        <w:rPr>
+          <w:rFonts w:ascii="Calibri" w:hAnsi="Calibri"/>
+          <w:b/>
+          <w:color w:val="1F4D78"/>
+          <w:lang w:eastAsia="zh-CN"/>
+        </w:rPr>
+        <w:t xml:space="preserve">/MCTS × LLM </w:t>
+      </w:r>
+      <w:r>
+        <w:rPr>
+          <w:rFonts w:ascii="Calibri" w:hAnsi="Calibri"/>
+          <w:b/>
+          <w:color w:val="1F4D78"/>
+          <w:lang w:eastAsia="zh-CN"/>
+        </w:rPr>
+        <w:t>融合搜索</w:t>
+      </w:r>
+      <w:r>
+        <w:rPr>
+          <w:rFonts w:ascii="Calibri" w:hAnsi="Calibri"/>
+          <w:b/>
+          <w:color w:val="1F4D78"/>
+          <w:lang w:eastAsia="zh-CN"/>
+        </w:rPr>
+        <w:t xml:space="preserve"> → </w:t>
+      </w:r>
+      <w:r>
+        <w:rPr>
+          <w:rFonts w:ascii="Calibri" w:hAnsi="Calibri"/>
+          <w:b/>
+          <w:color w:val="1F4D78"/>
+          <w:lang w:eastAsia="zh-CN"/>
+        </w:rPr>
+        <w:t>双轨验证</w:t>
+      </w:r>
+      <w:r>
+        <w:rPr>
+          <w:rFonts w:ascii="Calibri" w:hAnsi="Calibri"/>
+          <w:b/>
+          <w:color w:val="1F4D78"/>
+          <w:lang w:eastAsia="zh-CN"/>
+        </w:rPr>
+        <w:t xml:space="preserve"> → </w:t>
+      </w:r>
+      <w:r>
+        <w:rPr>
+          <w:rFonts w:ascii="Calibri" w:hAnsi="Calibri"/>
+          <w:b/>
+          <w:color w:val="1F4D78"/>
+          <w:lang w:eastAsia="zh-CN"/>
+        </w:rPr>
+        <w:t>模型统计对比</w:t>
+      </w:r>
+      <w:r>
+        <w:rPr>
+          <w:rFonts w:ascii="Calibri" w:hAnsi="Calibri"/>
+          <w:b/>
+          <w:color w:val="1F4D78"/>
+          <w:lang w:eastAsia="zh-CN"/>
+        </w:rPr>
+        <w:t xml:space="preserve"> → </w:t>
+      </w:r>
+      <w:r>
+        <w:rPr>
+          <w:rFonts w:ascii="Calibri" w:hAnsi="Calibri"/>
+          <w:b/>
+          <w:color w:val="1F4D78"/>
+          <w:lang w:eastAsia="zh-CN"/>
+        </w:rPr>
+        <w:t>报告沉淀</w:t>
+      </w:r>
+      <w:r>
+        <w:rPr>
+          <w:rFonts w:ascii="Calibri" w:hAnsi="Calibri"/>
+          <w:b/>
+          <w:color w:val="1F4D78"/>
+          <w:lang w:eastAsia="zh-CN"/>
+        </w:rPr>
+        <w:t>”</w:t>
+      </w:r>
+      <w:r>
+        <w:rPr>
+          <w:rFonts w:ascii="Calibri" w:hAnsi="Calibri"/>
+          <w:b/>
+          <w:color w:val="1F4D78"/>
+          <w:lang w:eastAsia="zh-CN"/>
+        </w:rPr>
+        <w:t>全流程，全程无需人工干预。主案例为</w:t>
+      </w:r>
+      <w:r>
+        <w:rPr>
+          <w:rFonts w:ascii="Calibri" w:hAnsi="Calibri"/>
+          <w:b/>
+          <w:color w:val="1F4D78"/>
+          <w:lang w:eastAsia="zh-CN"/>
+        </w:rPr>
+        <w:t xml:space="preserve"> MOF </w:t>
+      </w:r>
+      <w:r>
+        <w:rPr>
+          <w:rFonts w:ascii="Calibri" w:hAnsi="Calibri"/>
+          <w:b/>
+          <w:color w:val="1F4D78"/>
+          <w:lang w:eastAsia="zh-CN"/>
+        </w:rPr>
+        <w:t>材料用于</w:t>
+      </w:r>
+      <w:r>
+        <w:rPr>
+          <w:rFonts w:ascii="Calibri" w:hAnsi="Calibri"/>
+          <w:b/>
+          <w:color w:val="1F4D78"/>
+          <w:lang w:eastAsia="zh-CN"/>
+        </w:rPr>
+        <w:t xml:space="preserve"> CO₂ </w:t>
+      </w:r>
+      <w:r>
+        <w:rPr>
+          <w:rFonts w:ascii="Calibri" w:hAnsi="Calibri"/>
+          <w:b/>
+          <w:color w:val="1F4D78"/>
+          <w:lang w:eastAsia="zh-CN"/>
+        </w:rPr>
+        <w:t>捕获（</w:t>
+      </w:r>
+      <w:r>
+        <w:rPr>
+          <w:rFonts w:ascii="Calibri" w:hAnsi="Calibri"/>
+          <w:b/>
+          <w:color w:val="1F4D78"/>
+          <w:lang w:eastAsia="zh-CN"/>
+        </w:rPr>
+        <w:t xml:space="preserve">180 </w:t>
+      </w:r>
+      <w:r>
+        <w:rPr>
+          <w:rFonts w:ascii="Calibri" w:hAnsi="Calibri"/>
+          <w:b/>
+          <w:color w:val="1F4D78"/>
+          <w:lang w:eastAsia="zh-CN"/>
+        </w:rPr>
+        <w:t>篇论文、</w:t>
+      </w:r>
+      <w:r>
+        <w:rPr>
+          <w:rFonts w:ascii="Calibri" w:hAnsi="Calibri"/>
+          <w:b/>
+          <w:color w:val="1F4D78"/>
+          <w:lang w:eastAsia="zh-CN"/>
+        </w:rPr>
+        <w:t xml:space="preserve">10 </w:t>
+      </w:r>
+      <w:r>
+        <w:rPr>
+          <w:rFonts w:ascii="Calibri" w:hAnsi="Calibri"/>
+          <w:b/>
+          <w:color w:val="1F4D78"/>
+          <w:lang w:eastAsia="zh-CN"/>
+        </w:rPr>
+        <w:t>项</w:t>
+      </w:r>
+      <w:r>
+        <w:rPr>
+          <w:rFonts w:ascii="Calibri" w:hAnsi="Calibri"/>
+          <w:b/>
+          <w:color w:val="1F4D78"/>
+          <w:lang w:eastAsia="zh-CN"/>
+        </w:rPr>
+        <w:t xml:space="preserve"> Gap</w:t>
+      </w:r>
+      <w:r>
+        <w:rPr>
+          <w:rFonts w:ascii="Calibri" w:hAnsi="Calibri"/>
+          <w:b/>
+          <w:color w:val="1F4D78"/>
+          <w:lang w:eastAsia="zh-CN"/>
+        </w:rPr>
+        <w:t>、</w:t>
+      </w:r>
+      <w:r>
+        <w:rPr>
+          <w:rFonts w:ascii="Calibri" w:hAnsi="Calibri"/>
+          <w:b/>
+          <w:color w:val="1F4D78"/>
+          <w:lang w:eastAsia="zh-CN"/>
+        </w:rPr>
+        <w:t xml:space="preserve">8 </w:t>
+      </w:r>
+      <w:r>
+        <w:rPr>
+          <w:rFonts w:ascii="Calibri" w:hAnsi="Calibri"/>
+          <w:b/>
+          <w:color w:val="1F4D78"/>
+          <w:lang w:eastAsia="zh-CN"/>
+        </w:rPr>
+        <w:t>条假设全部获得文献证据链验证），另在卤化物钙钛矿带隙、热电</w:t>
+      </w:r>
+      <w:r>
+        <w:rPr>
+          <w:rFonts w:ascii="Calibri" w:hAnsi="Calibri"/>
+          <w:b/>
+          <w:color w:val="1F4D78"/>
+          <w:lang w:eastAsia="zh-CN"/>
+        </w:rPr>
+        <w:t xml:space="preserve"> ZT</w:t>
+      </w:r>
+      <w:r>
+        <w:rPr>
+          <w:rFonts w:ascii="Calibri" w:hAnsi="Calibri"/>
+          <w:b/>
+          <w:color w:val="1F4D78"/>
+          <w:lang w:eastAsia="zh-CN"/>
+        </w:rPr>
+        <w:t>、锂电正极三个独立主题完成端到端验证，证明系统非单主题定制。核心设计：不构建</w:t>
+      </w:r>
+      <w:r>
+        <w:rPr>
+          <w:rFonts w:ascii="Calibri" w:hAnsi="Calibri"/>
+          <w:b/>
+          <w:color w:val="1F4D78"/>
+          <w:lang w:eastAsia="zh-CN"/>
+        </w:rPr>
+        <w:t xml:space="preserve"> JSON </w:t>
+      </w:r>
+      <w:r>
+        <w:rPr>
+          <w:rFonts w:ascii="Calibri" w:hAnsi="Calibri"/>
+          <w:b/>
+          <w:color w:val="1F4D78"/>
+          <w:lang w:eastAsia="zh-CN"/>
+        </w:rPr>
+        <w:t>知识图谱（由</w:t>
+      </w:r>
+      <w:r>
+        <w:rPr>
+          <w:rFonts w:ascii="Calibri" w:hAnsi="Calibri"/>
+          <w:b/>
+          <w:color w:val="1F4D78"/>
+          <w:lang w:eastAsia="zh-CN"/>
+        </w:rPr>
+        <w:t xml:space="preserve"> Agent </w:t>
+      </w:r>
+      <w:r>
+        <w:rPr>
+          <w:rFonts w:ascii="Calibri" w:hAnsi="Calibri"/>
+          <w:b/>
+          <w:color w:val="1F4D78"/>
+          <w:lang w:eastAsia="zh-CN"/>
+        </w:rPr>
+        <w:t>以</w:t>
+      </w:r>
+      <w:r>
+        <w:rPr>
+          <w:rFonts w:ascii="Calibri" w:hAnsi="Calibri"/>
+          <w:b/>
+          <w:color w:val="1F4D78"/>
+          <w:lang w:eastAsia="zh-CN"/>
+        </w:rPr>
+        <w:t xml:space="preserve"> Markdown </w:t>
+      </w:r>
+      <w:r>
+        <w:rPr>
+          <w:rFonts w:ascii="Calibri" w:hAnsi="Calibri"/>
+          <w:b/>
+          <w:color w:val="1F4D78"/>
+          <w:lang w:eastAsia="zh-CN"/>
+        </w:rPr>
+        <w:t>自主撰写，</w:t>
+      </w:r>
+      <w:r>
+        <w:rPr>
+          <w:rFonts w:ascii="Calibri" w:hAnsi="Calibri"/>
+          <w:b/>
+          <w:color w:val="1F4D78"/>
+          <w:lang w:eastAsia="zh-CN"/>
+        </w:rPr>
+        <w:t xml:space="preserve">LLM </w:t>
+      </w:r>
+      <w:r>
+        <w:rPr>
+          <w:rFonts w:ascii="Calibri" w:hAnsi="Calibri"/>
+          <w:b/>
+          <w:color w:val="1F4D78"/>
+          <w:lang w:eastAsia="zh-CN"/>
+        </w:rPr>
+        <w:t>从自然语言推理更可靠）；搜索打分由文献数值确定性计算、</w:t>
+      </w:r>
+      <w:r>
+        <w:rPr>
+          <w:rFonts w:ascii="Calibri" w:hAnsi="Calibri"/>
+          <w:b/>
+          <w:color w:val="1F4D78"/>
+          <w:lang w:eastAsia="zh-CN"/>
+        </w:rPr>
+        <w:t xml:space="preserve">LLM </w:t>
+      </w:r>
+      <w:r>
+        <w:rPr>
+          <w:rFonts w:ascii="Calibri" w:hAnsi="Calibri"/>
+          <w:b/>
+          <w:color w:val="1F4D78"/>
+          <w:lang w:eastAsia="zh-CN"/>
+        </w:rPr>
+        <w:t>深度参与搜索回路；双轨验证（无机数据库</w:t>
+      </w:r>
+      <w:r>
+        <w:rPr>
+          <w:rFonts w:ascii="Calibri" w:hAnsi="Calibri"/>
+          <w:b/>
+          <w:color w:val="1F4D78"/>
+          <w:lang w:eastAsia="zh-CN"/>
+        </w:rPr>
+        <w:t xml:space="preserve"> / </w:t>
+      </w:r>
+      <w:r>
+        <w:rPr>
+          <w:rFonts w:ascii="Calibri" w:hAnsi="Calibri"/>
+          <w:b/>
+          <w:color w:val="1F4D78"/>
+          <w:lang w:eastAsia="zh-CN"/>
+        </w:rPr>
+        <w:t>文献证据链）；证据链四层可追溯、零虚假引用。系统采用</w:t>
+      </w:r>
+      <w:r>
+        <w:rPr>
+          <w:rFonts w:ascii="Calibri" w:hAnsi="Calibri"/>
+          <w:b/>
+          <w:color w:val="1F4D78"/>
+          <w:lang w:eastAsia="zh-CN"/>
+        </w:rPr>
+        <w:t>“</w:t>
+      </w:r>
+      <w:r>
+        <w:rPr>
+          <w:rFonts w:ascii="Calibri" w:hAnsi="Calibri"/>
+          <w:b/>
+          <w:color w:val="1F4D78"/>
+          <w:lang w:eastAsia="zh-CN"/>
+        </w:rPr>
+        <w:t>增量优先</w:t>
+      </w:r>
+      <w:r>
+        <w:rPr>
+          <w:rFonts w:ascii="Calibri" w:hAnsi="Calibri"/>
+          <w:b/>
+          <w:color w:val="1F4D78"/>
+          <w:lang w:eastAsia="zh-CN"/>
+        </w:rPr>
+        <w:t>”</w:t>
+      </w:r>
+      <w:r>
+        <w:rPr>
+          <w:rFonts w:ascii="Calibri" w:hAnsi="Calibri"/>
+          <w:b/>
+          <w:color w:val="1F4D78"/>
+          <w:lang w:eastAsia="zh-CN"/>
+        </w:rPr>
+        <w:t>的迭代策略：跨轮记忆与反思使多轮运行间继承结论，主案例已从首轮</w:t>
+      </w:r>
+      <w:r>
+        <w:rPr>
+          <w:rFonts w:ascii="Calibri" w:hAnsi="Calibri"/>
+          <w:b/>
+          <w:color w:val="1F4D78"/>
+          <w:lang w:eastAsia="zh-CN"/>
+        </w:rPr>
+        <w:t xml:space="preserve"> 120 </w:t>
+      </w:r>
+      <w:r>
+        <w:rPr>
+          <w:rFonts w:ascii="Calibri" w:hAnsi="Calibri"/>
+          <w:b/>
+          <w:color w:val="1F4D78"/>
+          <w:lang w:eastAsia="zh-CN"/>
+        </w:rPr>
+        <w:t>篇扩展至深化轮</w:t>
+      </w:r>
+      <w:r>
+        <w:rPr>
+          <w:rFonts w:ascii="Calibri" w:hAnsi="Calibri"/>
+          <w:b/>
+          <w:color w:val="1F4D78"/>
+          <w:lang w:eastAsia="zh-CN"/>
+        </w:rPr>
+        <w:t xml:space="preserve"> 180 </w:t>
+      </w:r>
+      <w:r>
+        <w:rPr>
+          <w:rFonts w:ascii="Calibri" w:hAnsi="Calibri"/>
+          <w:b/>
+          <w:color w:val="1F4D78"/>
+          <w:lang w:eastAsia="zh-CN"/>
+        </w:rPr>
+        <w:t>篇；全部结论均可在证据目录中逐条追溯。</w:t>
+      </w:r>
+    </w:p>
+    <w:p>
+      <w:pPr>
+        <w:pStyle w:val="1"/>
+        <w:rPr>
+          <w:lang w:eastAsia="zh-CN"/>
+        </w:rPr>
+      </w:pPr>
+      <w:r>
+        <w:rPr>
+          <w:lang w:eastAsia="zh-CN"/>
+        </w:rPr>
+        <w:t>二、</w:t>
+      </w:r>
+      <w:r>
+        <w:rPr>
+          <w:lang w:eastAsia="zh-CN"/>
+        </w:rPr>
+        <w:t>科学问题理解</w:t>
+      </w:r>
+    </w:p>
+    <w:p>
+      <w:pPr>
+        <w:pStyle w:val="21"/>
+        <w:rPr>
+          <w:lang w:eastAsia="zh-CN"/>
+        </w:rPr>
+      </w:pPr>
+      <w:r>
+        <w:rPr>
+          <w:lang w:eastAsia="zh-CN"/>
+        </w:rPr>
+        <w:t xml:space="preserve">2.1 </w:t>
+      </w:r>
+      <w:r>
+        <w:rPr>
+          <w:lang w:eastAsia="zh-CN"/>
+        </w:rPr>
+        <w:t>科学问题与研究对象</w:t>
+      </w:r>
+    </w:p>
+    <w:p>
+      <w:pPr>
+        <w:spacing w:after="100"/>
+        <w:ind w:left="173"/>
+        <w:jc w:val="both"/>
+        <w:rPr>
+          <w:rFonts w:hint="eastAsia"/>
+          <w:lang w:eastAsia="zh-CN"/>
+        </w:rPr>
+      </w:pPr>
+      <w:r>
+        <w:rPr>
+          <w:rFonts w:ascii="Calibri" w:hAnsi="Calibri"/>
+          <w:b/>
+          <w:color w:val="1F4D78"/>
+          <w:lang w:eastAsia="zh-CN"/>
+        </w:rPr>
+        <w:tab/>
+      </w:r>
+      <w:r>
+        <w:rPr>
+          <w:rFonts w:ascii="Calibri" w:hAnsi="Calibri"/>
+          <w:b/>
+          <w:color w:val="1F4D78"/>
+          <w:lang w:eastAsia="zh-CN"/>
+        </w:rPr>
+        <w:t>材料科学知识高度沉淀于非结构化文献，组分、结构、工艺与性能之间的关联散落在数十年论文中，人工阅读的覆盖能力与大模型时代的文献规模形成根本落差。本项目的科学问题是：能否让一个</w:t>
+      </w:r>
+      <w:r>
+        <w:rPr>
+          <w:rFonts w:ascii="Calibri" w:hAnsi="Calibri"/>
+          <w:b/>
+          <w:color w:val="1F4D78"/>
+          <w:lang w:eastAsia="zh-CN"/>
+        </w:rPr>
+        <w:t xml:space="preserve"> Agent </w:t>
+      </w:r>
+      <w:r>
+        <w:rPr>
+          <w:rFonts w:ascii="Calibri" w:hAnsi="Calibri"/>
+          <w:b/>
+          <w:color w:val="1F4D78"/>
+          <w:lang w:eastAsia="zh-CN"/>
+        </w:rPr>
+        <w:t>从文献出发，自主完成</w:t>
+      </w:r>
+      <w:r>
+        <w:rPr>
+          <w:rFonts w:ascii="Calibri" w:hAnsi="Calibri"/>
+          <w:b/>
+          <w:color w:val="1F4D78"/>
+          <w:lang w:eastAsia="zh-CN"/>
+        </w:rPr>
+        <w:t>“</w:t>
+      </w:r>
+      <w:r>
+        <w:rPr>
+          <w:rFonts w:ascii="Calibri" w:hAnsi="Calibri"/>
+          <w:b/>
+          <w:color w:val="1F4D78"/>
+          <w:lang w:eastAsia="zh-CN"/>
+        </w:rPr>
+        <w:t>检索</w:t>
+      </w:r>
+      <w:r>
+        <w:rPr>
+          <w:rFonts w:ascii="Calibri" w:hAnsi="Calibri"/>
+          <w:b/>
+          <w:color w:val="1F4D78"/>
+          <w:lang w:eastAsia="zh-CN"/>
+        </w:rPr>
+        <w:t>—</w:t>
+      </w:r>
+      <w:r>
+        <w:rPr>
+          <w:rFonts w:ascii="Calibri" w:hAnsi="Calibri"/>
+          <w:b/>
+          <w:color w:val="1F4D78"/>
+          <w:lang w:eastAsia="zh-CN"/>
+        </w:rPr>
+        <w:t>抽取</w:t>
+      </w:r>
+      <w:r>
+        <w:rPr>
+          <w:rFonts w:ascii="Calibri" w:hAnsi="Calibri"/>
+          <w:b/>
+          <w:color w:val="1F4D78"/>
+          <w:lang w:eastAsia="zh-CN"/>
+        </w:rPr>
+        <w:t xml:space="preserve">—Gap </w:t>
+      </w:r>
+      <w:r>
+        <w:rPr>
+          <w:rFonts w:ascii="Calibri" w:hAnsi="Calibri"/>
+          <w:b/>
+          <w:color w:val="1F4D78"/>
+          <w:lang w:eastAsia="zh-CN"/>
+        </w:rPr>
+        <w:t>识别</w:t>
+      </w:r>
+      <w:r>
+        <w:rPr>
+          <w:rFonts w:ascii="Calibri" w:hAnsi="Calibri"/>
+          <w:b/>
+          <w:color w:val="1F4D78"/>
+          <w:lang w:eastAsia="zh-CN"/>
+        </w:rPr>
+        <w:t>—</w:t>
+      </w:r>
+      <w:r>
+        <w:rPr>
+          <w:rFonts w:ascii="Calibri" w:hAnsi="Calibri"/>
+          <w:b/>
+          <w:color w:val="1F4D78"/>
+          <w:lang w:eastAsia="zh-CN"/>
+        </w:rPr>
+        <w:t>假设</w:t>
+      </w:r>
+      <w:r>
+        <w:rPr>
+          <w:rFonts w:ascii="Calibri" w:hAnsi="Calibri"/>
+          <w:b/>
+          <w:color w:val="1F4D78"/>
+          <w:lang w:eastAsia="zh-CN"/>
+        </w:rPr>
+        <w:t>—</w:t>
+      </w:r>
+      <w:r>
+        <w:rPr>
+          <w:rFonts w:ascii="Calibri" w:hAnsi="Calibri"/>
+          <w:b/>
+          <w:color w:val="1F4D78"/>
+          <w:lang w:eastAsia="zh-CN"/>
+        </w:rPr>
+        <w:t>搜索</w:t>
+      </w:r>
+      <w:r>
+        <w:rPr>
+          <w:rFonts w:ascii="Calibri" w:hAnsi="Calibri"/>
+          <w:b/>
+          <w:color w:val="1F4D78"/>
+          <w:lang w:eastAsia="zh-CN"/>
+        </w:rPr>
+        <w:t>—</w:t>
+      </w:r>
+      <w:r>
+        <w:rPr>
+          <w:rFonts w:ascii="Calibri" w:hAnsi="Calibri"/>
+          <w:b/>
+          <w:color w:val="1F4D78"/>
+          <w:lang w:eastAsia="zh-CN"/>
+        </w:rPr>
+        <w:t>验证</w:t>
+      </w:r>
+      <w:r>
+        <w:rPr>
+          <w:rFonts w:ascii="Calibri" w:hAnsi="Calibri"/>
+          <w:b/>
+          <w:color w:val="1F4D78"/>
+          <w:lang w:eastAsia="zh-CN"/>
+        </w:rPr>
+        <w:t>—</w:t>
+      </w:r>
+      <w:r>
+        <w:rPr>
+          <w:rFonts w:ascii="Calibri" w:hAnsi="Calibri"/>
+          <w:b/>
+          <w:color w:val="1F4D78"/>
+          <w:lang w:eastAsia="zh-CN"/>
+        </w:rPr>
+        <w:t>报告</w:t>
+      </w:r>
+      <w:r>
+        <w:rPr>
+          <w:rFonts w:ascii="Calibri" w:hAnsi="Calibri"/>
+          <w:b/>
+          <w:color w:val="1F4D78"/>
+          <w:lang w:eastAsia="zh-CN"/>
+        </w:rPr>
+        <w:t>”</w:t>
+      </w:r>
+      <w:r>
+        <w:rPr>
+          <w:rFonts w:ascii="Calibri" w:hAnsi="Calibri"/>
+          <w:b/>
+          <w:color w:val="1F4D78"/>
+          <w:lang w:eastAsia="zh-CN"/>
+        </w:rPr>
+        <w:t>闭环，并产出可证伪、可追溯、可统计验证的构效关系发现？</w:t>
+      </w:r>
+    </w:p>
+    <w:p>
+      <w:pPr>
+        <w:spacing w:after="100"/>
+        <w:ind w:left="173"/>
+        <w:jc w:val="both"/>
+        <w:rPr>
+          <w:rFonts w:hint="eastAsia"/>
+          <w:lang w:eastAsia="zh-CN"/>
+        </w:rPr>
+      </w:pPr>
+      <w:r>
+        <w:rPr>
+          <w:rFonts w:ascii="Calibri" w:hAnsi="Calibri"/>
+          <w:b/>
+          <w:color w:val="1F4D78"/>
+          <w:lang w:eastAsia="zh-CN"/>
+        </w:rPr>
+        <w:tab/>
+      </w:r>
+      <w:r>
+        <w:rPr>
+          <w:rFonts w:ascii="Calibri" w:hAnsi="Calibri"/>
+          <w:b/>
+          <w:color w:val="1F4D78"/>
+          <w:lang w:eastAsia="zh-CN"/>
+        </w:rPr>
+        <w:t>以主案例</w:t>
+      </w:r>
+      <w:r>
+        <w:rPr>
+          <w:rFonts w:ascii="Calibri" w:hAnsi="Calibri"/>
+          <w:b/>
+          <w:color w:val="1F4D78"/>
+          <w:lang w:eastAsia="zh-CN"/>
+        </w:rPr>
+        <w:t xml:space="preserve"> MOF/CO₂ </w:t>
+      </w:r>
+      <w:r>
+        <w:rPr>
+          <w:rFonts w:ascii="Calibri" w:hAnsi="Calibri"/>
+          <w:b/>
+          <w:color w:val="1F4D78"/>
+          <w:lang w:eastAsia="zh-CN"/>
+        </w:rPr>
+        <w:t>为例，领域存在三个结构性痛点：其一，知识碎片化</w:t>
+      </w:r>
+      <w:r>
+        <w:rPr>
+          <w:rFonts w:ascii="Calibri" w:hAnsi="Calibri"/>
+          <w:b/>
+          <w:color w:val="1F4D78"/>
+          <w:lang w:eastAsia="zh-CN"/>
+        </w:rPr>
+        <w:t>——</w:t>
+      </w:r>
+      <w:r>
+        <w:rPr>
+          <w:rFonts w:ascii="Calibri" w:hAnsi="Calibri"/>
+          <w:b/>
+          <w:color w:val="1F4D78"/>
+          <w:lang w:eastAsia="zh-CN"/>
+        </w:rPr>
+        <w:t>吸附容量、选择性、吸附热等关键性能分散于上千篇论文；其二，结论矛盾</w:t>
+      </w:r>
+      <w:r>
+        <w:rPr>
+          <w:rFonts w:ascii="Calibri" w:hAnsi="Calibri"/>
+          <w:b/>
+          <w:color w:val="1F4D78"/>
+          <w:lang w:eastAsia="zh-CN"/>
+        </w:rPr>
+        <w:t>——</w:t>
+      </w:r>
+      <w:r>
+        <w:rPr>
+          <w:rFonts w:ascii="Calibri" w:hAnsi="Calibri"/>
+          <w:b/>
+          <w:color w:val="1F4D78"/>
+          <w:lang w:eastAsia="zh-CN"/>
+        </w:rPr>
+        <w:t>同一材料不同合成路线性能差异巨大（如</w:t>
+      </w:r>
+      <w:r>
+        <w:rPr>
+          <w:rFonts w:ascii="Calibri" w:hAnsi="Calibri"/>
+          <w:b/>
+          <w:color w:val="1F4D78"/>
+          <w:lang w:eastAsia="zh-CN"/>
+        </w:rPr>
+        <w:t xml:space="preserve"> MOF-74</w:t>
+      </w:r>
+      <w:proofErr w:type="gramStart"/>
+      <w:r>
+        <w:rPr>
+          <w:rFonts w:ascii="Calibri" w:hAnsi="Calibri"/>
+          <w:b/>
+          <w:color w:val="1F4D78"/>
+          <w:lang w:eastAsia="zh-CN"/>
+        </w:rPr>
+        <w:t>(Ni)</w:t>
+      </w:r>
+      <w:proofErr w:type="gramEnd"/>
+      <w:r>
+        <w:rPr>
+          <w:rFonts w:ascii="Calibri" w:hAnsi="Calibri"/>
+          <w:b/>
+          <w:color w:val="1F4D78"/>
+          <w:lang w:eastAsia="zh-CN"/>
+        </w:rPr>
+        <w:t xml:space="preserve"> </w:t>
+      </w:r>
+      <w:r>
+        <w:rPr>
+          <w:rFonts w:ascii="Calibri" w:hAnsi="Calibri"/>
+          <w:b/>
+          <w:color w:val="1F4D78"/>
+          <w:lang w:eastAsia="zh-CN"/>
+        </w:rPr>
+        <w:t>的</w:t>
+      </w:r>
+      <w:r>
+        <w:rPr>
+          <w:rFonts w:ascii="Calibri" w:hAnsi="Calibri"/>
+          <w:b/>
+          <w:color w:val="1F4D78"/>
+          <w:lang w:eastAsia="zh-CN"/>
+        </w:rPr>
+        <w:t xml:space="preserve"> CO₂ </w:t>
+      </w:r>
+      <w:r>
+        <w:rPr>
+          <w:rFonts w:ascii="Calibri" w:hAnsi="Calibri"/>
+          <w:b/>
+          <w:color w:val="1F4D78"/>
+          <w:lang w:eastAsia="zh-CN"/>
+        </w:rPr>
+        <w:t>容量报道值横跨</w:t>
+      </w:r>
+      <w:r>
+        <w:rPr>
+          <w:rFonts w:ascii="Calibri" w:hAnsi="Calibri"/>
+          <w:b/>
+          <w:color w:val="1F4D78"/>
+          <w:lang w:eastAsia="zh-CN"/>
+        </w:rPr>
+        <w:t xml:space="preserve"> 3.0–8.3 mmol/g</w:t>
+      </w:r>
+      <w:r>
+        <w:rPr>
+          <w:rFonts w:ascii="Calibri" w:hAnsi="Calibri"/>
+          <w:b/>
+          <w:color w:val="1F4D78"/>
+          <w:lang w:eastAsia="zh-CN"/>
+        </w:rPr>
+        <w:t>，水对</w:t>
+      </w:r>
+      <w:r>
+        <w:rPr>
+          <w:rFonts w:ascii="Calibri" w:hAnsi="Calibri"/>
+          <w:b/>
+          <w:color w:val="1F4D78"/>
+          <w:lang w:eastAsia="zh-CN"/>
+        </w:rPr>
+        <w:t xml:space="preserve"> CO₂ </w:t>
+      </w:r>
+      <w:r>
+        <w:rPr>
+          <w:rFonts w:ascii="Calibri" w:hAnsi="Calibri"/>
+          <w:b/>
+          <w:color w:val="1F4D78"/>
+          <w:lang w:eastAsia="zh-CN"/>
+        </w:rPr>
+        <w:t>捕获的作用方向亦存在矛盾结论）；其三，权衡</w:t>
+      </w:r>
+      <w:r>
+        <w:rPr>
+          <w:rFonts w:ascii="Calibri" w:hAnsi="Calibri"/>
+          <w:b/>
+          <w:color w:val="1F4D78"/>
+          <w:lang w:eastAsia="zh-CN"/>
+        </w:rPr>
+        <w:lastRenderedPageBreak/>
+        <w:t>关系未被刻画</w:t>
+      </w:r>
+      <w:r>
+        <w:rPr>
+          <w:rFonts w:ascii="Calibri" w:hAnsi="Calibri"/>
+          <w:b/>
+          <w:color w:val="1F4D78"/>
+          <w:lang w:eastAsia="zh-CN"/>
+        </w:rPr>
+        <w:t>——</w:t>
+      </w:r>
+      <w:r>
+        <w:rPr>
+          <w:rFonts w:ascii="Calibri" w:hAnsi="Calibri"/>
+          <w:b/>
+          <w:color w:val="1F4D78"/>
+          <w:lang w:eastAsia="zh-CN"/>
+        </w:rPr>
+        <w:t>容量</w:t>
+      </w:r>
+      <w:r>
+        <w:rPr>
+          <w:rFonts w:ascii="Calibri" w:hAnsi="Calibri"/>
+          <w:b/>
+          <w:color w:val="1F4D78"/>
+          <w:lang w:eastAsia="zh-CN"/>
+        </w:rPr>
+        <w:t>-</w:t>
+      </w:r>
+      <w:r>
+        <w:rPr>
+          <w:rFonts w:ascii="Calibri" w:hAnsi="Calibri"/>
+          <w:b/>
+          <w:color w:val="1F4D78"/>
+          <w:lang w:eastAsia="zh-CN"/>
+        </w:rPr>
+        <w:t>选择性</w:t>
+      </w:r>
+      <w:r>
+        <w:rPr>
+          <w:rFonts w:ascii="Calibri" w:hAnsi="Calibri"/>
+          <w:b/>
+          <w:color w:val="1F4D78"/>
+          <w:lang w:eastAsia="zh-CN"/>
+        </w:rPr>
+        <w:t>-</w:t>
+      </w:r>
+      <w:r>
+        <w:rPr>
+          <w:rFonts w:ascii="Calibri" w:hAnsi="Calibri"/>
+          <w:b/>
+          <w:color w:val="1F4D78"/>
+          <w:lang w:eastAsia="zh-CN"/>
+        </w:rPr>
+        <w:t>再生能耗的</w:t>
+      </w:r>
+      <w:r>
+        <w:rPr>
+          <w:rFonts w:ascii="Calibri" w:hAnsi="Calibri"/>
+          <w:b/>
+          <w:color w:val="1F4D78"/>
+          <w:lang w:eastAsia="zh-CN"/>
+        </w:rPr>
+        <w:t xml:space="preserve"> Pareto </w:t>
+      </w:r>
+      <w:r>
+        <w:rPr>
+          <w:rFonts w:ascii="Calibri" w:hAnsi="Calibri"/>
+          <w:b/>
+          <w:color w:val="1F4D78"/>
+          <w:lang w:eastAsia="zh-CN"/>
+        </w:rPr>
+        <w:t>前沿无定量结论。研究对象不限定于单一体系：主案例为</w:t>
+      </w:r>
+      <w:r>
+        <w:rPr>
+          <w:rFonts w:ascii="Calibri" w:hAnsi="Calibri"/>
+          <w:b/>
+          <w:color w:val="1F4D78"/>
+          <w:lang w:eastAsia="zh-CN"/>
+        </w:rPr>
+        <w:t xml:space="preserve"> MOF/CO₂</w:t>
+      </w:r>
+      <w:r>
+        <w:rPr>
+          <w:rFonts w:ascii="Calibri" w:hAnsi="Calibri"/>
+          <w:b/>
+          <w:color w:val="1F4D78"/>
+          <w:lang w:eastAsia="zh-CN"/>
+        </w:rPr>
+        <w:t>，另以卤化物钙钛矿带隙、热电</w:t>
+      </w:r>
+      <w:r>
+        <w:rPr>
+          <w:rFonts w:ascii="Calibri" w:hAnsi="Calibri"/>
+          <w:b/>
+          <w:color w:val="1F4D78"/>
+          <w:lang w:eastAsia="zh-CN"/>
+        </w:rPr>
+        <w:t xml:space="preserve"> ZT</w:t>
+      </w:r>
+      <w:r>
+        <w:rPr>
+          <w:rFonts w:ascii="Calibri" w:hAnsi="Calibri"/>
+          <w:b/>
+          <w:color w:val="1F4D78"/>
+          <w:lang w:eastAsia="zh-CN"/>
+        </w:rPr>
+        <w:t>、锂电正极三个性质类型不同的主题验证通用性。切片选择上，本项目不试图解决</w:t>
+      </w:r>
+      <w:r>
+        <w:rPr>
+          <w:rFonts w:ascii="Calibri" w:hAnsi="Calibri"/>
+          <w:b/>
+          <w:color w:val="1F4D78"/>
+          <w:lang w:eastAsia="zh-CN"/>
+        </w:rPr>
+        <w:t>“</w:t>
+      </w:r>
+      <w:r>
+        <w:rPr>
+          <w:rFonts w:ascii="Calibri" w:hAnsi="Calibri"/>
+          <w:b/>
+          <w:color w:val="1F4D78"/>
+          <w:lang w:eastAsia="zh-CN"/>
+        </w:rPr>
+        <w:t>设计下一代</w:t>
+      </w:r>
+      <w:r>
+        <w:rPr>
+          <w:rFonts w:ascii="Calibri" w:hAnsi="Calibri"/>
+          <w:b/>
+          <w:color w:val="1F4D78"/>
+          <w:lang w:eastAsia="zh-CN"/>
+        </w:rPr>
+        <w:t xml:space="preserve"> CO₂ </w:t>
+      </w:r>
+      <w:r>
+        <w:rPr>
+          <w:rFonts w:ascii="Calibri" w:hAnsi="Calibri"/>
+          <w:b/>
+          <w:color w:val="1F4D78"/>
+          <w:lang w:eastAsia="zh-CN"/>
+        </w:rPr>
+        <w:t>捕获材料</w:t>
+      </w:r>
+      <w:r>
+        <w:rPr>
+          <w:rFonts w:ascii="Calibri" w:hAnsi="Calibri"/>
+          <w:b/>
+          <w:color w:val="1F4D78"/>
+          <w:lang w:eastAsia="zh-CN"/>
+        </w:rPr>
+        <w:t>”</w:t>
+      </w:r>
+      <w:r>
+        <w:rPr>
+          <w:rFonts w:ascii="Calibri" w:hAnsi="Calibri"/>
+          <w:b/>
+          <w:color w:val="1F4D78"/>
+          <w:lang w:eastAsia="zh-CN"/>
+        </w:rPr>
+        <w:t>这一终极问题，而是聚焦比赛周期内可探索、可验证的局部：让</w:t>
+      </w:r>
+      <w:r>
+        <w:rPr>
+          <w:rFonts w:ascii="Calibri" w:hAnsi="Calibri"/>
+          <w:b/>
+          <w:color w:val="1F4D78"/>
+          <w:lang w:eastAsia="zh-CN"/>
+        </w:rPr>
+        <w:t xml:space="preserve"> Agent </w:t>
+      </w:r>
+      <w:r>
+        <w:rPr>
+          <w:rFonts w:ascii="Calibri" w:hAnsi="Calibri"/>
+          <w:b/>
+          <w:color w:val="1F4D78"/>
+          <w:lang w:eastAsia="zh-CN"/>
+        </w:rPr>
+        <w:t>在有限预算内自主完成闭环并产出可被领域专家理解、可追溯证据的发现信号，既保留真实科学问题的核心矛盾，又限定在可完成、可检查的范围内。</w:t>
+      </w:r>
+    </w:p>
+    <w:p>
+      <w:pPr>
+        <w:pStyle w:val="21"/>
+        <w:rPr>
+          <w:lang w:eastAsia="zh-CN"/>
+        </w:rPr>
+      </w:pPr>
+      <w:r>
+        <w:rPr>
+          <w:lang w:eastAsia="zh-CN"/>
+        </w:rPr>
+        <w:t xml:space="preserve">2.2 </w:t>
+      </w:r>
+      <w:r>
+        <w:rPr>
+          <w:lang w:eastAsia="zh-CN"/>
+        </w:rPr>
+        <w:t>科学意义</w:t>
+      </w:r>
+    </w:p>
+    <w:p>
+      <w:pPr>
+        <w:spacing w:after="100"/>
+        <w:ind w:left="173"/>
+        <w:jc w:val="both"/>
+        <w:rPr>
+          <w:rFonts w:ascii="Calibri" w:hAnsi="Calibri"/>
+          <w:b/>
+          <w:color w:val="1F4D78"/>
+          <w:lang w:eastAsia="zh-CN"/>
+        </w:rPr>
+      </w:pPr>
+      <w:r>
+        <w:rPr>
+          <w:rFonts w:ascii="Calibri" w:hAnsi="Calibri"/>
+          <w:b/>
+          <w:color w:val="1F4D78"/>
+          <w:lang w:eastAsia="zh-CN"/>
+        </w:rPr>
+        <w:tab/>
+      </w:r>
+      <w:r>
+        <w:rPr>
+          <w:rFonts w:ascii="Calibri" w:hAnsi="Calibri"/>
+          <w:b/>
+          <w:color w:val="1F4D78"/>
+          <w:lang w:eastAsia="zh-CN"/>
+        </w:rPr>
+        <w:t>若上述闭环成立，材料领域的知识生产将从</w:t>
+      </w:r>
+      <w:r>
+        <w:rPr>
+          <w:rFonts w:ascii="Calibri" w:hAnsi="Calibri"/>
+          <w:b/>
+          <w:color w:val="1F4D78"/>
+          <w:lang w:eastAsia="zh-CN"/>
+        </w:rPr>
+        <w:t>“</w:t>
+      </w:r>
+      <w:r>
+        <w:rPr>
+          <w:rFonts w:ascii="Calibri" w:hAnsi="Calibri"/>
+          <w:b/>
+          <w:color w:val="1F4D78"/>
+          <w:lang w:eastAsia="zh-CN"/>
+        </w:rPr>
+        <w:t>人工阅读</w:t>
+      </w:r>
+      <w:r>
+        <w:rPr>
+          <w:rFonts w:ascii="Calibri" w:hAnsi="Calibri"/>
+          <w:b/>
+          <w:color w:val="1F4D78"/>
+          <w:lang w:eastAsia="zh-CN"/>
+        </w:rPr>
+        <w:t xml:space="preserve"> + </w:t>
+      </w:r>
+      <w:r>
+        <w:rPr>
+          <w:rFonts w:ascii="Calibri" w:hAnsi="Calibri"/>
+          <w:b/>
+          <w:color w:val="1F4D78"/>
+          <w:lang w:eastAsia="zh-CN"/>
+        </w:rPr>
+        <w:t>经验判断</w:t>
+      </w:r>
+      <w:r>
+        <w:rPr>
+          <w:rFonts w:ascii="Calibri" w:hAnsi="Calibri"/>
+          <w:b/>
+          <w:color w:val="1F4D78"/>
+          <w:lang w:eastAsia="zh-CN"/>
+        </w:rPr>
+        <w:t>”</w:t>
+      </w:r>
+      <w:r>
+        <w:rPr>
+          <w:rFonts w:ascii="Calibri" w:hAnsi="Calibri"/>
+          <w:b/>
+          <w:color w:val="1F4D78"/>
+          <w:lang w:eastAsia="zh-CN"/>
+        </w:rPr>
+        <w:t>走向</w:t>
+      </w:r>
+      <w:r>
+        <w:rPr>
+          <w:rFonts w:ascii="Calibri" w:hAnsi="Calibri"/>
+          <w:b/>
+          <w:color w:val="1F4D78"/>
+          <w:lang w:eastAsia="zh-CN"/>
+        </w:rPr>
+        <w:t xml:space="preserve">“AI </w:t>
+      </w:r>
+      <w:r>
+        <w:rPr>
+          <w:rFonts w:ascii="Calibri" w:hAnsi="Calibri"/>
+          <w:b/>
+          <w:color w:val="1F4D78"/>
+          <w:lang w:eastAsia="zh-CN"/>
+        </w:rPr>
+        <w:t>自主文献推理</w:t>
+      </w:r>
+      <w:r>
+        <w:rPr>
+          <w:rFonts w:ascii="Calibri" w:hAnsi="Calibri"/>
+          <w:b/>
+          <w:color w:val="1F4D78"/>
+          <w:lang w:eastAsia="zh-CN"/>
+        </w:rPr>
+        <w:t xml:space="preserve"> + </w:t>
+      </w:r>
+      <w:r>
+        <w:rPr>
+          <w:rFonts w:ascii="Calibri" w:hAnsi="Calibri"/>
+          <w:b/>
+          <w:color w:val="1F4D78"/>
+          <w:lang w:eastAsia="zh-CN"/>
+        </w:rPr>
+        <w:t>可验证发现</w:t>
+      </w:r>
+      <w:r>
+        <w:rPr>
+          <w:rFonts w:ascii="Calibri" w:hAnsi="Calibri"/>
+          <w:b/>
+          <w:color w:val="1F4D78"/>
+          <w:lang w:eastAsia="zh-CN"/>
+        </w:rPr>
+        <w:t>”</w:t>
+      </w:r>
+      <w:r>
+        <w:rPr>
+          <w:rFonts w:ascii="Calibri" w:hAnsi="Calibri"/>
+          <w:b/>
+          <w:color w:val="1F4D78"/>
+          <w:lang w:eastAsia="zh-CN"/>
+        </w:rPr>
+        <w:t>，为</w:t>
+      </w:r>
+      <w:r>
+        <w:rPr>
+          <w:rFonts w:ascii="Calibri" w:hAnsi="Calibri"/>
+          <w:b/>
+          <w:color w:val="1F4D78"/>
+          <w:lang w:eastAsia="zh-CN"/>
+        </w:rPr>
+        <w:t xml:space="preserve">“AI </w:t>
+      </w:r>
+      <w:r>
+        <w:rPr>
+          <w:rFonts w:ascii="Calibri" w:hAnsi="Calibri"/>
+          <w:b/>
+          <w:color w:val="1F4D78"/>
+          <w:lang w:eastAsia="zh-CN"/>
+        </w:rPr>
+        <w:t>发现</w:t>
+      </w:r>
+      <w:r>
+        <w:rPr>
+          <w:rFonts w:ascii="Calibri" w:hAnsi="Calibri"/>
+          <w:b/>
+          <w:color w:val="1F4D78"/>
+          <w:lang w:eastAsia="zh-CN"/>
+        </w:rPr>
+        <w:t xml:space="preserve"> → </w:t>
+      </w:r>
+      <w:r>
+        <w:rPr>
+          <w:rFonts w:ascii="Calibri" w:hAnsi="Calibri"/>
+          <w:b/>
+          <w:color w:val="1F4D78"/>
+          <w:lang w:eastAsia="zh-CN"/>
+        </w:rPr>
+        <w:t>计算</w:t>
+      </w:r>
+      <w:r>
+        <w:rPr>
+          <w:rFonts w:ascii="Calibri" w:hAnsi="Calibri"/>
+          <w:b/>
+          <w:color w:val="1F4D78"/>
+          <w:lang w:eastAsia="zh-CN"/>
+        </w:rPr>
+        <w:t>/</w:t>
+      </w:r>
+      <w:r>
+        <w:rPr>
+          <w:rFonts w:ascii="Calibri" w:hAnsi="Calibri"/>
+          <w:b/>
+          <w:color w:val="1F4D78"/>
+          <w:lang w:eastAsia="zh-CN"/>
+        </w:rPr>
+        <w:t>实验验证</w:t>
+      </w:r>
+      <w:r>
+        <w:rPr>
+          <w:rFonts w:ascii="Calibri" w:hAnsi="Calibri"/>
+          <w:b/>
+          <w:color w:val="1F4D78"/>
+          <w:lang w:eastAsia="zh-CN"/>
+        </w:rPr>
+        <w:t>”</w:t>
+      </w:r>
+      <w:r>
+        <w:rPr>
+          <w:rFonts w:ascii="Calibri" w:hAnsi="Calibri"/>
+          <w:b/>
+          <w:color w:val="1F4D78"/>
+          <w:lang w:eastAsia="zh-CN"/>
+        </w:rPr>
+        <w:t>的科研闭环提供可复用范式。文献驱动的科学发现是一条</w:t>
+      </w:r>
+      <w:r>
+        <w:rPr>
+          <w:rFonts w:ascii="Calibri" w:hAnsi="Calibri"/>
+          <w:b/>
+          <w:color w:val="1F4D78"/>
+          <w:lang w:eastAsia="zh-CN"/>
+        </w:rPr>
+        <w:t>“</w:t>
+      </w:r>
+      <w:r>
+        <w:rPr>
+          <w:rFonts w:ascii="Calibri" w:hAnsi="Calibri"/>
+          <w:b/>
+          <w:color w:val="1F4D78"/>
+          <w:lang w:eastAsia="zh-CN"/>
+        </w:rPr>
+        <w:t>检索</w:t>
+      </w:r>
+      <w:r>
+        <w:rPr>
+          <w:rFonts w:ascii="Calibri" w:hAnsi="Calibri"/>
+          <w:b/>
+          <w:color w:val="1F4D78"/>
+          <w:lang w:eastAsia="zh-CN"/>
+        </w:rPr>
+        <w:t>—</w:t>
+      </w:r>
+      <w:r>
+        <w:rPr>
+          <w:rFonts w:ascii="Calibri" w:hAnsi="Calibri"/>
+          <w:b/>
+          <w:color w:val="1F4D78"/>
+          <w:lang w:eastAsia="zh-CN"/>
+        </w:rPr>
+        <w:t>阅读</w:t>
+      </w:r>
+      <w:r>
+        <w:rPr>
+          <w:rFonts w:ascii="Calibri" w:hAnsi="Calibri"/>
+          <w:b/>
+          <w:color w:val="1F4D78"/>
+          <w:lang w:eastAsia="zh-CN"/>
+        </w:rPr>
+        <w:t>—</w:t>
+      </w:r>
+      <w:r>
+        <w:rPr>
+          <w:rFonts w:ascii="Calibri" w:hAnsi="Calibri"/>
+          <w:b/>
+          <w:color w:val="1F4D78"/>
+          <w:lang w:eastAsia="zh-CN"/>
+        </w:rPr>
+        <w:t>抽取</w:t>
+      </w:r>
+      <w:r>
+        <w:rPr>
+          <w:rFonts w:ascii="Calibri" w:hAnsi="Calibri"/>
+          <w:b/>
+          <w:color w:val="1F4D78"/>
+          <w:lang w:eastAsia="zh-CN"/>
+        </w:rPr>
+        <w:t>—</w:t>
+      </w:r>
+      <w:r>
+        <w:rPr>
+          <w:rFonts w:ascii="Calibri" w:hAnsi="Calibri"/>
+          <w:b/>
+          <w:color w:val="1F4D78"/>
+          <w:lang w:eastAsia="zh-CN"/>
+        </w:rPr>
+        <w:t>组织</w:t>
+      </w:r>
+      <w:r>
+        <w:rPr>
+          <w:rFonts w:ascii="Calibri" w:hAnsi="Calibri"/>
+          <w:b/>
+          <w:color w:val="1F4D78"/>
+          <w:lang w:eastAsia="zh-CN"/>
+        </w:rPr>
+        <w:t>—</w:t>
+      </w:r>
+      <w:r>
+        <w:rPr>
+          <w:rFonts w:ascii="Calibri" w:hAnsi="Calibri"/>
+          <w:b/>
+          <w:color w:val="1F4D78"/>
+          <w:lang w:eastAsia="zh-CN"/>
+        </w:rPr>
+        <w:t>推理</w:t>
+      </w:r>
+      <w:r>
+        <w:rPr>
+          <w:rFonts w:ascii="Calibri" w:hAnsi="Calibri"/>
+          <w:b/>
+          <w:color w:val="1F4D78"/>
+          <w:lang w:eastAsia="zh-CN"/>
+        </w:rPr>
+        <w:t>—</w:t>
+      </w:r>
+      <w:r>
+        <w:rPr>
+          <w:rFonts w:ascii="Calibri" w:hAnsi="Calibri"/>
+          <w:b/>
+          <w:color w:val="1F4D78"/>
+          <w:lang w:eastAsia="zh-CN"/>
+        </w:rPr>
+        <w:t>验证</w:t>
+      </w:r>
+      <w:r>
+        <w:rPr>
+          <w:rFonts w:ascii="Calibri" w:hAnsi="Calibri"/>
+          <w:b/>
+          <w:color w:val="1F4D78"/>
+          <w:lang w:eastAsia="zh-CN"/>
+        </w:rPr>
+        <w:t>”</w:t>
+      </w:r>
+      <w:r>
+        <w:rPr>
+          <w:rFonts w:ascii="Calibri" w:hAnsi="Calibri"/>
+          <w:b/>
+          <w:color w:val="1F4D78"/>
+          <w:lang w:eastAsia="zh-CN"/>
+        </w:rPr>
+        <w:t>的流水线，本项目证明该流水线可被</w:t>
+      </w:r>
+      <w:r>
+        <w:rPr>
+          <w:rFonts w:ascii="Calibri" w:hAnsi="Calibri"/>
+          <w:b/>
+          <w:color w:val="1F4D78"/>
+          <w:lang w:eastAsia="zh-CN"/>
+        </w:rPr>
+        <w:t xml:space="preserve"> LLM Agent </w:t>
+      </w:r>
+      <w:r>
+        <w:rPr>
+          <w:rFonts w:ascii="Calibri" w:hAnsi="Calibri"/>
+          <w:b/>
+          <w:color w:val="1F4D78"/>
+          <w:lang w:eastAsia="zh-CN"/>
+        </w:rPr>
+        <w:t>端到端接管。本项目还提供了两项真实性证据：一是被工具验证的数据缺口（如钙钛矿带隙漂移速率的定量数据稀缺，</w:t>
+      </w:r>
+      <w:r>
+        <w:rPr>
+          <w:rFonts w:ascii="Calibri" w:hAnsi="Calibri"/>
+          <w:b/>
+          <w:color w:val="1F4D78"/>
+          <w:lang w:eastAsia="zh-CN"/>
+        </w:rPr>
+        <w:t xml:space="preserve">Slack </w:t>
+      </w:r>
+      <w:r>
+        <w:rPr>
+          <w:rFonts w:ascii="Calibri" w:hAnsi="Calibri"/>
+          <w:b/>
+          <w:color w:val="1F4D78"/>
+          <w:lang w:eastAsia="zh-CN"/>
+        </w:rPr>
+        <w:t>经典模型对比因缺（</w:t>
+      </w:r>
+      <w:proofErr w:type="gramStart"/>
+      <w:r>
+        <w:rPr>
+          <w:rFonts w:ascii="Calibri" w:hAnsi="Calibri"/>
+          <w:b/>
+          <w:color w:val="1F4D78"/>
+          <w:lang w:eastAsia="zh-CN"/>
+        </w:rPr>
+        <w:t>温度</w:t>
+      </w:r>
+      <w:r>
+        <w:rPr>
+          <w:rFonts w:ascii="Calibri" w:hAnsi="Calibri"/>
+          <w:b/>
+          <w:color w:val="1F4D78"/>
+          <w:lang w:eastAsia="zh-CN"/>
+        </w:rPr>
+        <w:t>,</w:t>
+      </w:r>
+      <w:proofErr w:type="gramEnd"/>
+      <w:r>
+        <w:rPr>
+          <w:rFonts w:ascii="Calibri" w:hAnsi="Calibri"/>
+          <w:b/>
+          <w:color w:val="1F4D78"/>
+          <w:lang w:eastAsia="zh-CN"/>
+        </w:rPr>
+        <w:t xml:space="preserve"> </w:t>
+      </w:r>
+      <w:r>
+        <w:rPr>
+          <w:rFonts w:ascii="Calibri" w:hAnsi="Calibri"/>
+          <w:b/>
+          <w:color w:val="1F4D78"/>
+          <w:lang w:eastAsia="zh-CN"/>
+        </w:rPr>
+        <w:t>带隙）配对数据判定</w:t>
+      </w:r>
+      <w:r>
+        <w:rPr>
+          <w:rFonts w:ascii="Calibri" w:hAnsi="Calibri"/>
+          <w:b/>
+          <w:color w:val="1F4D78"/>
+          <w:lang w:eastAsia="zh-CN"/>
+        </w:rPr>
+        <w:t>“</w:t>
+      </w:r>
+      <w:r>
+        <w:rPr>
+          <w:rFonts w:ascii="Calibri" w:hAnsi="Calibri"/>
+          <w:b/>
+          <w:color w:val="1F4D78"/>
+          <w:lang w:eastAsia="zh-CN"/>
+        </w:rPr>
+        <w:t>数据不足</w:t>
+      </w:r>
+      <w:r>
+        <w:rPr>
+          <w:rFonts w:ascii="Calibri" w:hAnsi="Calibri"/>
+          <w:b/>
+          <w:color w:val="1F4D78"/>
+          <w:lang w:eastAsia="zh-CN"/>
+        </w:rPr>
+        <w:t>”</w:t>
+      </w:r>
+      <w:r>
+        <w:rPr>
+          <w:rFonts w:ascii="Calibri" w:hAnsi="Calibri"/>
+          <w:b/>
+          <w:color w:val="1F4D78"/>
+          <w:lang w:eastAsia="zh-CN"/>
+        </w:rPr>
+        <w:t>，该缺口本身就是</w:t>
+      </w:r>
+      <w:r>
+        <w:rPr>
+          <w:rFonts w:ascii="Calibri" w:hAnsi="Calibri"/>
+          <w:b/>
+          <w:color w:val="1F4D78"/>
+          <w:lang w:eastAsia="zh-CN"/>
+        </w:rPr>
+        <w:t xml:space="preserve"> Gap </w:t>
+      </w:r>
+      <w:r>
+        <w:rPr>
+          <w:rFonts w:ascii="Calibri" w:hAnsi="Calibri"/>
+          <w:b/>
+          <w:color w:val="1F4D78"/>
+          <w:lang w:eastAsia="zh-CN"/>
+        </w:rPr>
+        <w:t>识别真实性的证据）；二是四个性质类型完全不同的主题一次跑通，表明方法具有领域通用性，可作为材料领域通用的研究基础设施而非一次性脚本。</w:t>
+      </w:r>
+    </w:p>
+    <w:p>
+      <w:pPr>
+        <w:pStyle w:val="1"/>
+        <w:rPr>
+          <w:lang w:eastAsia="zh-CN"/>
+        </w:rPr>
+      </w:pPr>
+      <w:r>
+        <w:rPr>
+          <w:lang w:eastAsia="zh-CN"/>
+        </w:rPr>
+        <w:t>三、技术方案与预期方法路线</w:t>
       </w:r>
     </w:p>
     <w:p>
@@ -134,16 +1947,19 @@
         <w:pStyle w:val="21"/>
       </w:pPr>
       <w:r>
-        <w:t xml:space="preserve">1.3 </w:t>
-      </w:r>
-      <w:r>
-        <w:t>方案概述</w:t>
-      </w:r>
+        <w:t xml:space="preserve">3.1 </w:t>
+      </w:r>
+      <w:proofErr w:type="spellStart"/>
+      <w:r>
+        <w:t>技术方案</w:t>
+      </w:r>
+      <w:proofErr w:type="spellEnd"/>
     </w:p>
     <w:p>
       <w:pPr>
         <w:spacing w:after="100"/>
         <w:ind w:left="173"/>
+        <w:jc w:val="both"/>
         <w:rPr>
           <w:rFonts w:hint="eastAsia"/>
         </w:rPr>
@@ -153,40 +1969,467 @@
           <w:rFonts w:ascii="Calibri" w:hAnsi="Calibri"/>
           <w:b/>
           <w:color w:val="1F4D78"/>
-        </w:rPr>
-        <w:rPr>
-          <w:rFonts w:ascii="Calibri" w:hAnsi="Calibri"/>
-          <w:b/>
-          <w:color w:val="1F4D78"/>
-        </w:rPr>
-        <w:t>本项目构建了一个以 LLM 为核心、端到端自主运行、主题无关的文献驱动科学发现智能体（Prospector）。在有限时间预算内，Agent 自主完成“文献检索 → 知识抽取 → 知识图谱撰写 → Research Gap 识别 → 构效关系假设生成 → 系统性新颖性核查 → 贝叶斯优化/MCTS × LLM 融合搜索 → 双轨验证 → 模型统计对比 → 报告沉淀”全流程，全程无需人工干预。主案例为 MOF 材料用于 CO₂ 捕获（180 篇论文、10 项 Gap、8 条假设全部获得文献证据链验证），另在卤化物钙钛矿带隙、热电 ZT、锂电正极三个独立主题完成端到端验证，证明系统非单主题定制。核心设计：不构建 JSON 知识图谱（由 Agent 以 Markdown 自主撰写，LLM 从自然语言推理更可靠）；搜索打分由文献数值确定性计算、LLM 深度参与搜索回路；双轨验证（无机数据库 / 文献证据链）；证据链四层可追溯、零虚假引用。系统采用“增量优先”的迭代策略：跨轮记忆与反思使多轮运行间继承结论，主案例已从首轮 120 篇扩展至深化轮 180 篇；全部结论均可在证据目录中逐条追溯。</w:t>
-      </w:r>
-    </w:p>
-    <w:p>
-      <w:pPr>
-        <w:pStyle w:val="1"/>
-      </w:pPr>
-      <w:r>
-        <w:t>二、科学问题理解</w:t>
-      </w:r>
-    </w:p>
-    <w:p>
-      <w:pPr>
-        <w:pStyle w:val="21"/>
-      </w:pPr>
-      <w:r>
-        <w:t xml:space="preserve">2.1 </w:t>
-      </w:r>
-      <w:r>
-        <w:t>科学问题与研究对象</w:t>
+          <w:lang w:eastAsia="zh-CN"/>
+        </w:rPr>
+        <w:tab/>
+      </w:r>
+      <w:proofErr w:type="spellStart"/>
+      <w:r>
+        <w:rPr>
+          <w:rFonts w:ascii="Calibri" w:hAnsi="Calibri"/>
+          <w:b/>
+          <w:color w:val="1F4D78"/>
+        </w:rPr>
+        <w:t>系统分层设计：入口层</w:t>
+      </w:r>
+      <w:proofErr w:type="spellEnd"/>
+      <w:r>
+        <w:rPr>
+          <w:rFonts w:ascii="Calibri" w:hAnsi="Calibri"/>
+          <w:b/>
+          <w:color w:val="1F4D78"/>
+        </w:rPr>
+        <w:t xml:space="preserve"> main.py </w:t>
+      </w:r>
+      <w:proofErr w:type="spellStart"/>
+      <w:r>
+        <w:rPr>
+          <w:rFonts w:ascii="Calibri" w:hAnsi="Calibri"/>
+          <w:b/>
+          <w:color w:val="1F4D78"/>
+        </w:rPr>
+        <w:t>负责参数解析与时间预算控制；决策核心</w:t>
+      </w:r>
+      <w:proofErr w:type="spellEnd"/>
+      <w:r>
+        <w:rPr>
+          <w:rFonts w:ascii="Calibri" w:hAnsi="Calibri"/>
+          <w:b/>
+          <w:color w:val="1F4D78"/>
+        </w:rPr>
+        <w:t xml:space="preserve"> prospector/agent.py </w:t>
+      </w:r>
+      <w:proofErr w:type="spellStart"/>
+      <w:r>
+        <w:rPr>
+          <w:rFonts w:ascii="Calibri" w:hAnsi="Calibri"/>
+          <w:b/>
+          <w:color w:val="1F4D78"/>
+        </w:rPr>
+        <w:t>实现</w:t>
+      </w:r>
+      <w:proofErr w:type="spellEnd"/>
+      <w:r>
+        <w:rPr>
+          <w:rFonts w:ascii="Calibri" w:hAnsi="Calibri"/>
+          <w:b/>
+          <w:color w:val="1F4D78"/>
+        </w:rPr>
+        <w:t xml:space="preserve"> </w:t>
+      </w:r>
+      <w:proofErr w:type="spellStart"/>
+      <w:r>
+        <w:rPr>
+          <w:rFonts w:ascii="Calibri" w:hAnsi="Calibri"/>
+          <w:b/>
+          <w:color w:val="1F4D78"/>
+        </w:rPr>
+        <w:t>ReAct</w:t>
+      </w:r>
+      <w:proofErr w:type="spellEnd"/>
+      <w:r>
+        <w:rPr>
+          <w:rFonts w:ascii="Calibri" w:hAnsi="Calibri"/>
+          <w:b/>
+          <w:color w:val="1F4D78"/>
+        </w:rPr>
+        <w:t xml:space="preserve"> </w:t>
+      </w:r>
+      <w:proofErr w:type="spellStart"/>
+      <w:r>
+        <w:rPr>
+          <w:rFonts w:ascii="Calibri" w:hAnsi="Calibri"/>
+          <w:b/>
+          <w:color w:val="1F4D78"/>
+        </w:rPr>
+        <w:t>主循环、事件驱动、状态机与会话</w:t>
+      </w:r>
+      <w:proofErr w:type="spellEnd"/>
+      <w:r>
+        <w:rPr>
+          <w:rFonts w:ascii="Calibri" w:hAnsi="Calibri"/>
+          <w:b/>
+          <w:color w:val="1F4D78"/>
+        </w:rPr>
+        <w:t xml:space="preserve"> </w:t>
+      </w:r>
+      <w:proofErr w:type="spellStart"/>
+      <w:r>
+        <w:rPr>
+          <w:rFonts w:ascii="Calibri" w:hAnsi="Calibri"/>
+          <w:b/>
+          <w:color w:val="1F4D78"/>
+        </w:rPr>
+        <w:t>checkpoint</w:t>
+      </w:r>
+      <w:r>
+        <w:rPr>
+          <w:rFonts w:ascii="Calibri" w:hAnsi="Calibri"/>
+          <w:b/>
+          <w:color w:val="1F4D78"/>
+        </w:rPr>
+        <w:t>；</w:t>
+      </w:r>
+      <w:r>
+        <w:rPr>
+          <w:rFonts w:ascii="Calibri" w:hAnsi="Calibri"/>
+          <w:b/>
+          <w:color w:val="1F4D78"/>
+        </w:rPr>
+        <w:t>LLM</w:t>
+      </w:r>
+      <w:proofErr w:type="spellEnd"/>
+      <w:r>
+        <w:rPr>
+          <w:rFonts w:ascii="Calibri" w:hAnsi="Calibri"/>
+          <w:b/>
+          <w:color w:val="1F4D78"/>
+        </w:rPr>
+        <w:t xml:space="preserve"> </w:t>
+      </w:r>
+      <w:r>
+        <w:rPr>
+          <w:rFonts w:ascii="Calibri" w:hAnsi="Calibri"/>
+          <w:b/>
+          <w:color w:val="1F4D78"/>
+        </w:rPr>
+        <w:t>层</w:t>
+      </w:r>
+      <w:r>
+        <w:rPr>
+          <w:rFonts w:ascii="Calibri" w:hAnsi="Calibri"/>
+          <w:b/>
+          <w:color w:val="1F4D78"/>
+        </w:rPr>
+        <w:t xml:space="preserve"> prospector/llm.py </w:t>
+      </w:r>
+      <w:proofErr w:type="spellStart"/>
+      <w:r>
+        <w:rPr>
+          <w:rFonts w:ascii="Calibri" w:hAnsi="Calibri"/>
+          <w:b/>
+          <w:color w:val="1F4D78"/>
+        </w:rPr>
+        <w:t>封装</w:t>
+      </w:r>
+      <w:proofErr w:type="spellEnd"/>
+      <w:r>
+        <w:rPr>
+          <w:rFonts w:ascii="Calibri" w:hAnsi="Calibri"/>
+          <w:b/>
+          <w:color w:val="1F4D78"/>
+        </w:rPr>
+        <w:t xml:space="preserve"> </w:t>
+      </w:r>
+      <w:proofErr w:type="spellStart"/>
+      <w:r>
+        <w:rPr>
+          <w:rFonts w:ascii="Calibri" w:hAnsi="Calibri"/>
+          <w:b/>
+          <w:color w:val="1F4D78"/>
+        </w:rPr>
+        <w:t>DeepSeek</w:t>
+      </w:r>
+      <w:r>
+        <w:rPr>
+          <w:rFonts w:ascii="Calibri" w:hAnsi="Calibri"/>
+          <w:b/>
+          <w:color w:val="1F4D78"/>
+        </w:rPr>
+        <w:t>（</w:t>
+      </w:r>
+      <w:r>
+        <w:rPr>
+          <w:rFonts w:ascii="Calibri" w:hAnsi="Calibri"/>
+          <w:b/>
+          <w:color w:val="1F4D78"/>
+        </w:rPr>
+        <w:t>OpenAI</w:t>
+      </w:r>
+      <w:proofErr w:type="spellEnd"/>
+      <w:r>
+        <w:rPr>
+          <w:rFonts w:ascii="Calibri" w:hAnsi="Calibri"/>
+          <w:b/>
+          <w:color w:val="1F4D78"/>
+        </w:rPr>
+        <w:t xml:space="preserve"> </w:t>
+      </w:r>
+      <w:proofErr w:type="spellStart"/>
+      <w:r>
+        <w:rPr>
+          <w:rFonts w:ascii="Calibri" w:hAnsi="Calibri"/>
+          <w:b/>
+          <w:color w:val="1F4D78"/>
+        </w:rPr>
+        <w:t>兼容接口，可替换任意兼容端点）并提供</w:t>
+      </w:r>
+      <w:proofErr w:type="spellEnd"/>
+      <w:r>
+        <w:rPr>
+          <w:rFonts w:ascii="Calibri" w:hAnsi="Calibri"/>
+          <w:b/>
+          <w:color w:val="1F4D78"/>
+        </w:rPr>
+        <w:t xml:space="preserve"> 24 </w:t>
+      </w:r>
+      <w:proofErr w:type="spellStart"/>
+      <w:r>
+        <w:rPr>
+          <w:rFonts w:ascii="Calibri" w:hAnsi="Calibri"/>
+          <w:b/>
+          <w:color w:val="1F4D78"/>
+        </w:rPr>
+        <w:t>个工具</w:t>
+      </w:r>
+      <w:proofErr w:type="spellEnd"/>
+      <w:r>
+        <w:rPr>
+          <w:rFonts w:ascii="Calibri" w:hAnsi="Calibri"/>
+          <w:b/>
+          <w:color w:val="1F4D78"/>
+        </w:rPr>
+        <w:t xml:space="preserve"> </w:t>
+      </w:r>
+      <w:proofErr w:type="spellStart"/>
+      <w:r>
+        <w:rPr>
+          <w:rFonts w:ascii="Calibri" w:hAnsi="Calibri"/>
+          <w:b/>
+          <w:color w:val="1F4D78"/>
+        </w:rPr>
+        <w:t>schema</w:t>
+      </w:r>
+      <w:r>
+        <w:rPr>
+          <w:rFonts w:ascii="Calibri" w:hAnsi="Calibri"/>
+          <w:b/>
+          <w:color w:val="1F4D78"/>
+        </w:rPr>
+        <w:t>；工具层实现</w:t>
+      </w:r>
+      <w:proofErr w:type="spellEnd"/>
+      <w:r>
+        <w:rPr>
+          <w:rFonts w:ascii="Calibri" w:hAnsi="Calibri"/>
+          <w:b/>
+          <w:color w:val="1F4D78"/>
+        </w:rPr>
+        <w:t xml:space="preserve"> 24 </w:t>
+      </w:r>
+      <w:proofErr w:type="spellStart"/>
+      <w:r>
+        <w:rPr>
+          <w:rFonts w:ascii="Calibri" w:hAnsi="Calibri"/>
+          <w:b/>
+          <w:color w:val="1F4D78"/>
+        </w:rPr>
+        <w:t>个工具（通用</w:t>
+      </w:r>
+      <w:proofErr w:type="spellEnd"/>
+      <w:r>
+        <w:rPr>
+          <w:rFonts w:ascii="Calibri" w:hAnsi="Calibri"/>
+          <w:b/>
+          <w:color w:val="1F4D78"/>
+        </w:rPr>
+        <w:t xml:space="preserve"> 10 </w:t>
+      </w:r>
+      <w:proofErr w:type="spellStart"/>
+      <w:r>
+        <w:rPr>
+          <w:rFonts w:ascii="Calibri" w:hAnsi="Calibri"/>
+          <w:b/>
+          <w:color w:val="1F4D78"/>
+        </w:rPr>
+        <w:t>个、文献调研</w:t>
+      </w:r>
+      <w:proofErr w:type="spellEnd"/>
+      <w:r>
+        <w:rPr>
+          <w:rFonts w:ascii="Calibri" w:hAnsi="Calibri"/>
+          <w:b/>
+          <w:color w:val="1F4D78"/>
+        </w:rPr>
+        <w:t xml:space="preserve"> 8 </w:t>
+      </w:r>
+      <w:proofErr w:type="spellStart"/>
+      <w:r>
+        <w:rPr>
+          <w:rFonts w:ascii="Calibri" w:hAnsi="Calibri"/>
+          <w:b/>
+          <w:color w:val="1F4D78"/>
+        </w:rPr>
+        <w:t>个、发现</w:t>
+      </w:r>
+      <w:proofErr w:type="spellEnd"/>
+      <w:r>
+        <w:rPr>
+          <w:rFonts w:ascii="Calibri" w:hAnsi="Calibri"/>
+          <w:b/>
+          <w:color w:val="1F4D78"/>
+        </w:rPr>
+        <w:t xml:space="preserve"> 6 </w:t>
+      </w:r>
+      <w:r>
+        <w:rPr>
+          <w:rFonts w:ascii="Calibri" w:hAnsi="Calibri"/>
+          <w:b/>
+          <w:color w:val="1F4D78"/>
+        </w:rPr>
+        <w:t>个）；</w:t>
+      </w:r>
+      <w:proofErr w:type="spellStart"/>
+      <w:r>
+        <w:rPr>
+          <w:rFonts w:ascii="Calibri" w:hAnsi="Calibri"/>
+          <w:b/>
+          <w:color w:val="1F4D78"/>
+        </w:rPr>
+        <w:t>领域工具链</w:t>
+      </w:r>
+      <w:proofErr w:type="spellEnd"/>
+      <w:r>
+        <w:rPr>
+          <w:rFonts w:ascii="Calibri" w:hAnsi="Calibri"/>
+          <w:b/>
+          <w:color w:val="1F4D78"/>
+        </w:rPr>
+        <w:t xml:space="preserve"> </w:t>
+      </w:r>
+      <w:proofErr w:type="spellStart"/>
+      <w:r>
+        <w:rPr>
+          <w:rFonts w:ascii="Calibri" w:hAnsi="Calibri"/>
+          <w:b/>
+          <w:color w:val="1F4D78"/>
+        </w:rPr>
+        <w:t>literature_agent</w:t>
+      </w:r>
+      <w:proofErr w:type="spellEnd"/>
+      <w:r>
+        <w:rPr>
+          <w:rFonts w:ascii="Calibri" w:hAnsi="Calibri"/>
+          <w:b/>
+          <w:color w:val="1F4D78"/>
+        </w:rPr>
+        <w:t xml:space="preserve"> </w:t>
+      </w:r>
+      <w:proofErr w:type="spellStart"/>
+      <w:r>
+        <w:rPr>
+          <w:rFonts w:ascii="Calibri" w:hAnsi="Calibri"/>
+          <w:b/>
+          <w:color w:val="1F4D78"/>
+        </w:rPr>
+        <w:t>提供多源检索、文档解析、知识抽取与构效关系发现；本地解析</w:t>
+      </w:r>
+      <w:proofErr w:type="spellEnd"/>
+      <w:r>
+        <w:rPr>
+          <w:rFonts w:ascii="Calibri" w:hAnsi="Calibri"/>
+          <w:b/>
+          <w:color w:val="1F4D78"/>
+        </w:rPr>
+        <w:t xml:space="preserve"> </w:t>
+      </w:r>
+      <w:proofErr w:type="spellStart"/>
+      <w:r>
+        <w:rPr>
+          <w:rFonts w:ascii="Calibri" w:hAnsi="Calibri"/>
+          <w:b/>
+          <w:color w:val="1F4D78"/>
+        </w:rPr>
+        <w:t>markitdown_utils</w:t>
+      </w:r>
+      <w:proofErr w:type="spellEnd"/>
+      <w:r>
+        <w:rPr>
+          <w:rFonts w:ascii="Calibri" w:hAnsi="Calibri"/>
+          <w:b/>
+          <w:color w:val="1F4D78"/>
+        </w:rPr>
+        <w:t xml:space="preserve"> </w:t>
+      </w:r>
+      <w:proofErr w:type="spellStart"/>
+      <w:r>
+        <w:rPr>
+          <w:rFonts w:ascii="Calibri" w:hAnsi="Calibri"/>
+          <w:b/>
+          <w:color w:val="1F4D78"/>
+        </w:rPr>
+        <w:t>为微软</w:t>
+      </w:r>
+      <w:proofErr w:type="spellEnd"/>
+      <w:r>
+        <w:rPr>
+          <w:rFonts w:ascii="Calibri" w:hAnsi="Calibri"/>
+          <w:b/>
+          <w:color w:val="1F4D78"/>
+        </w:rPr>
+        <w:t xml:space="preserve"> </w:t>
+      </w:r>
+      <w:proofErr w:type="spellStart"/>
+      <w:r>
+        <w:rPr>
+          <w:rFonts w:ascii="Calibri" w:hAnsi="Calibri"/>
+          <w:b/>
+          <w:color w:val="1F4D78"/>
+        </w:rPr>
+        <w:t>markitdown</w:t>
+      </w:r>
+      <w:r>
+        <w:rPr>
+          <w:rFonts w:ascii="Calibri" w:hAnsi="Calibri"/>
+          <w:b/>
+          <w:color w:val="1F4D78"/>
+        </w:rPr>
+        <w:t>（</w:t>
+      </w:r>
+      <w:r>
+        <w:rPr>
+          <w:rFonts w:ascii="Calibri" w:hAnsi="Calibri"/>
+          <w:b/>
+          <w:color w:val="1F4D78"/>
+        </w:rPr>
+        <w:t>MIT</w:t>
+      </w:r>
+      <w:r>
+        <w:rPr>
+          <w:rFonts w:ascii="Calibri" w:hAnsi="Calibri"/>
+          <w:b/>
+          <w:color w:val="1F4D78"/>
+        </w:rPr>
+        <w:t>）裁剪版</w:t>
+      </w:r>
+      <w:proofErr w:type="spellEnd"/>
+      <w:r>
+        <w:rPr>
+          <w:rFonts w:ascii="Calibri" w:hAnsi="Calibri"/>
+          <w:b/>
+          <w:color w:val="1F4D78"/>
+        </w:rPr>
+        <w:t>。</w:t>
       </w:r>
     </w:p>
     <w:p>
       <w:pPr>
         <w:spacing w:after="100"/>
         <w:ind w:left="173"/>
+        <w:jc w:val="both"/>
         <w:rPr>
           <w:rFonts w:hint="eastAsia"/>
+          <w:lang w:eastAsia="zh-CN"/>
         </w:rPr>
       </w:pPr>
       <w:r>
@@ -194,21 +2437,311 @@
           <w:rFonts w:ascii="Calibri" w:hAnsi="Calibri"/>
           <w:b/>
           <w:color w:val="1F4D78"/>
-        </w:rPr>
-        <w:rPr>
-          <w:rFonts w:ascii="Calibri" w:hAnsi="Calibri"/>
-          <w:b/>
-          <w:color w:val="1F4D78"/>
-        </w:rPr>
-        <w:t>材料科学知识高度沉淀于非结构化文献，组分、结构、工艺与性能之间的关联散落在数十年论文中，人工阅读的覆盖能力与大模型时代的文献规模形成根本落差。本项目的科学问题是：能否让一个 Agent 从文献出发，自主完成“检索—抽取—Gap 识别—假设—搜索—验证—报告”闭环，并产出可证伪、可追溯、可统计验证的构效关系发现？</w:t>
+          <w:lang w:eastAsia="zh-CN"/>
+        </w:rPr>
+        <w:tab/>
+      </w:r>
+      <w:r>
+        <w:rPr>
+          <w:rFonts w:ascii="Calibri" w:hAnsi="Calibri"/>
+          <w:b/>
+          <w:color w:val="1F4D78"/>
+          <w:lang w:eastAsia="zh-CN"/>
+        </w:rPr>
+        <w:t>关键机制：时间预算分级提醒与耗尽强制收尾；跨轮记忆（</w:t>
+      </w:r>
+      <w:r>
+        <w:rPr>
+          <w:rFonts w:ascii="Calibri" w:hAnsi="Calibri"/>
+          <w:b/>
+          <w:color w:val="1F4D78"/>
+          <w:lang w:eastAsia="zh-CN"/>
+        </w:rPr>
+        <w:t xml:space="preserve">MEMORY.md </w:t>
+      </w:r>
+      <w:r>
+        <w:rPr>
+          <w:rFonts w:ascii="Calibri" w:hAnsi="Calibri"/>
+          <w:b/>
+          <w:color w:val="1F4D78"/>
+          <w:lang w:eastAsia="zh-CN"/>
+        </w:rPr>
+        <w:t>索引</w:t>
+      </w:r>
+      <w:r>
+        <w:rPr>
+          <w:rFonts w:ascii="Calibri" w:hAnsi="Calibri"/>
+          <w:b/>
+          <w:color w:val="1F4D78"/>
+          <w:lang w:eastAsia="zh-CN"/>
+        </w:rPr>
+        <w:t xml:space="preserve"> + </w:t>
+      </w:r>
+      <w:r>
+        <w:rPr>
+          <w:rFonts w:ascii="Calibri" w:hAnsi="Calibri"/>
+          <w:b/>
+          <w:color w:val="1F4D78"/>
+          <w:lang w:eastAsia="zh-CN"/>
+        </w:rPr>
+        <w:t>单轮总结</w:t>
+      </w:r>
+      <w:r>
+        <w:rPr>
+          <w:rFonts w:ascii="Calibri" w:hAnsi="Calibri"/>
+          <w:b/>
+          <w:color w:val="1F4D78"/>
+          <w:lang w:eastAsia="zh-CN"/>
+        </w:rPr>
+        <w:t xml:space="preserve"> + </w:t>
+      </w:r>
+      <w:r>
+        <w:rPr>
+          <w:rFonts w:ascii="Calibri" w:hAnsi="Calibri"/>
+          <w:b/>
+          <w:color w:val="1F4D78"/>
+          <w:lang w:eastAsia="zh-CN"/>
+        </w:rPr>
+        <w:t>反思日志）驱动增量迭代；上下文自动压缩；知识图谱审计（数值冲突、重复写法、溯源缺失检测，冲突直接成为矛盾型</w:t>
+      </w:r>
+      <w:r>
+        <w:rPr>
+          <w:rFonts w:ascii="Calibri" w:hAnsi="Calibri"/>
+          <w:b/>
+          <w:color w:val="1F4D78"/>
+          <w:lang w:eastAsia="zh-CN"/>
+        </w:rPr>
+        <w:t xml:space="preserve"> Gap </w:t>
+      </w:r>
+      <w:r>
+        <w:rPr>
+          <w:rFonts w:ascii="Calibri" w:hAnsi="Calibri"/>
+          <w:b/>
+          <w:color w:val="1F4D78"/>
+          <w:lang w:eastAsia="zh-CN"/>
+        </w:rPr>
+        <w:t>候选）；检索覆盖审计（唯一论文数、边际收益、建议补充检索词）；系统性新颖性核查（反查文献库判定</w:t>
+      </w:r>
+      <w:r>
+        <w:rPr>
+          <w:rFonts w:ascii="Calibri" w:hAnsi="Calibri"/>
+          <w:b/>
+          <w:color w:val="1F4D78"/>
+          <w:lang w:eastAsia="zh-CN"/>
+        </w:rPr>
+        <w:t xml:space="preserve"> known/partial/new</w:t>
+      </w:r>
+      <w:r>
+        <w:rPr>
+          <w:rFonts w:ascii="Calibri" w:hAnsi="Calibri"/>
+          <w:b/>
+          <w:color w:val="1F4D78"/>
+          <w:lang w:eastAsia="zh-CN"/>
+        </w:rPr>
+        <w:t>，不采信</w:t>
+      </w:r>
+      <w:r>
+        <w:rPr>
+          <w:rFonts w:ascii="Calibri" w:hAnsi="Calibri"/>
+          <w:b/>
+          <w:color w:val="1F4D78"/>
+          <w:lang w:eastAsia="zh-CN"/>
+        </w:rPr>
+        <w:t xml:space="preserve"> LLM </w:t>
+      </w:r>
+      <w:r>
+        <w:rPr>
+          <w:rFonts w:ascii="Calibri" w:hAnsi="Calibri"/>
+          <w:b/>
+          <w:color w:val="1F4D78"/>
+          <w:lang w:eastAsia="zh-CN"/>
+        </w:rPr>
+        <w:t>自评）；验证统一走工具（</w:t>
+      </w:r>
+      <w:proofErr w:type="spellStart"/>
+      <w:r>
+        <w:rPr>
+          <w:rFonts w:ascii="Calibri" w:hAnsi="Calibri"/>
+          <w:b/>
+          <w:color w:val="1F4D78"/>
+          <w:lang w:eastAsia="zh-CN"/>
+        </w:rPr>
+        <w:t>validate_discovery</w:t>
+      </w:r>
+      <w:proofErr w:type="spellEnd"/>
+      <w:r>
+        <w:rPr>
+          <w:rFonts w:ascii="Calibri" w:hAnsi="Calibri"/>
+          <w:b/>
+          <w:color w:val="1F4D78"/>
+          <w:lang w:eastAsia="zh-CN"/>
+        </w:rPr>
+        <w:t xml:space="preserve"> </w:t>
+      </w:r>
+      <w:r>
+        <w:rPr>
+          <w:rFonts w:ascii="Calibri" w:hAnsi="Calibri"/>
+          <w:b/>
+          <w:color w:val="1F4D78"/>
+          <w:lang w:eastAsia="zh-CN"/>
+        </w:rPr>
+        <w:t>批量写回可审计验证记录）。工具按职责划分为：通用工具</w:t>
+      </w:r>
+      <w:r>
+        <w:rPr>
+          <w:rFonts w:ascii="Calibri" w:hAnsi="Calibri"/>
+          <w:b/>
+          <w:color w:val="1F4D78"/>
+          <w:lang w:eastAsia="zh-CN"/>
+        </w:rPr>
+        <w:t xml:space="preserve"> 10 </w:t>
+      </w:r>
+      <w:r>
+        <w:rPr>
+          <w:rFonts w:ascii="Calibri" w:hAnsi="Calibri"/>
+          <w:b/>
+          <w:color w:val="1F4D78"/>
+          <w:lang w:eastAsia="zh-CN"/>
+        </w:rPr>
+        <w:t>个（</w:t>
+      </w:r>
+      <w:r>
+        <w:rPr>
+          <w:rFonts w:ascii="Calibri" w:hAnsi="Calibri"/>
+          <w:b/>
+          <w:color w:val="1F4D78"/>
+          <w:lang w:eastAsia="zh-CN"/>
+        </w:rPr>
+        <w:t>think</w:t>
+      </w:r>
+      <w:r>
+        <w:rPr>
+          <w:rFonts w:ascii="Calibri" w:hAnsi="Calibri"/>
+          <w:b/>
+          <w:color w:val="1F4D78"/>
+          <w:lang w:eastAsia="zh-CN"/>
+        </w:rPr>
+        <w:t>、文件读写、</w:t>
+      </w:r>
+      <w:r>
+        <w:rPr>
+          <w:rFonts w:ascii="Calibri" w:hAnsi="Calibri"/>
+          <w:b/>
+          <w:color w:val="1F4D78"/>
+          <w:lang w:eastAsia="zh-CN"/>
+        </w:rPr>
+        <w:t xml:space="preserve">Shell </w:t>
+      </w:r>
+      <w:r>
+        <w:rPr>
+          <w:rFonts w:ascii="Calibri" w:hAnsi="Calibri"/>
+          <w:b/>
+          <w:color w:val="1F4D78"/>
+          <w:lang w:eastAsia="zh-CN"/>
+        </w:rPr>
+        <w:t>执行、进程管理、</w:t>
+      </w:r>
+      <w:r>
+        <w:rPr>
+          <w:rFonts w:ascii="Calibri" w:hAnsi="Calibri"/>
+          <w:b/>
+          <w:color w:val="1F4D78"/>
+          <w:lang w:eastAsia="zh-CN"/>
+        </w:rPr>
+        <w:t>stop</w:t>
+      </w:r>
+      <w:r>
+        <w:rPr>
+          <w:rFonts w:ascii="Calibri" w:hAnsi="Calibri"/>
+          <w:b/>
+          <w:color w:val="1F4D78"/>
+          <w:lang w:eastAsia="zh-CN"/>
+        </w:rPr>
+        <w:t>），文献调研工具</w:t>
+      </w:r>
+      <w:r>
+        <w:rPr>
+          <w:rFonts w:ascii="Calibri" w:hAnsi="Calibri"/>
+          <w:b/>
+          <w:color w:val="1F4D78"/>
+          <w:lang w:eastAsia="zh-CN"/>
+        </w:rPr>
+        <w:t xml:space="preserve"> 8 </w:t>
+      </w:r>
+      <w:r>
+        <w:rPr>
+          <w:rFonts w:ascii="Calibri" w:hAnsi="Calibri"/>
+          <w:b/>
+          <w:color w:val="1F4D78"/>
+          <w:lang w:eastAsia="zh-CN"/>
+        </w:rPr>
+        <w:t>个（检索、覆盖审计、解析、全文获取、摘要整理、</w:t>
+      </w:r>
+      <w:r>
+        <w:rPr>
+          <w:rFonts w:ascii="Calibri" w:hAnsi="Calibri"/>
+          <w:b/>
+          <w:color w:val="1F4D78"/>
+          <w:lang w:eastAsia="zh-CN"/>
+        </w:rPr>
+        <w:t xml:space="preserve">Gap </w:t>
+      </w:r>
+      <w:r>
+        <w:rPr>
+          <w:rFonts w:ascii="Calibri" w:hAnsi="Calibri"/>
+          <w:b/>
+          <w:color w:val="1F4D78"/>
+          <w:lang w:eastAsia="zh-CN"/>
+        </w:rPr>
+        <w:t>分析、图谱审计、报告生成），发现工具</w:t>
+      </w:r>
+      <w:r>
+        <w:rPr>
+          <w:rFonts w:ascii="Calibri" w:hAnsi="Calibri"/>
+          <w:b/>
+          <w:color w:val="1F4D78"/>
+          <w:lang w:eastAsia="zh-CN"/>
+        </w:rPr>
+        <w:t xml:space="preserve"> 6 </w:t>
+      </w:r>
+      <w:r>
+        <w:rPr>
+          <w:rFonts w:ascii="Calibri" w:hAnsi="Calibri"/>
+          <w:b/>
+          <w:color w:val="1F4D78"/>
+          <w:lang w:eastAsia="zh-CN"/>
+        </w:rPr>
+        <w:t>个（假设生成、新颖性核查、发现搜索、双轨验证、模型对比、发现报告）。</w:t>
+      </w:r>
+    </w:p>
+    <w:p>
+      <w:pPr>
+        <w:pStyle w:val="21"/>
+        <w:rPr>
+          <w:lang w:eastAsia="zh-CN"/>
+        </w:rPr>
+      </w:pPr>
+      <w:r>
+        <w:rPr>
+          <w:lang w:eastAsia="zh-CN"/>
+        </w:rPr>
+        <w:t xml:space="preserve">3.2 </w:t>
+      </w:r>
+      <w:r>
+        <w:rPr>
+          <w:lang w:eastAsia="zh-CN"/>
+        </w:rPr>
+        <w:t>预期方法路线</w:t>
       </w:r>
     </w:p>
     <w:p>
       <w:pPr>
         <w:spacing w:after="100"/>
         <w:ind w:left="173"/>
+        <w:jc w:val="both"/>
         <w:rPr>
           <w:rFonts w:hint="eastAsia"/>
+          <w:lang w:eastAsia="zh-CN"/>
         </w:rPr>
       </w:pPr>
       <w:r>
@@ -216,37 +2749,746 @@
           <w:rFonts w:ascii="Calibri" w:hAnsi="Calibri"/>
           <w:b/>
           <w:color w:val="1F4D78"/>
-        </w:rPr>
-        <w:rPr>
-          <w:rFonts w:ascii="Calibri" w:hAnsi="Calibri"/>
-          <w:b/>
-          <w:color w:val="1F4D78"/>
-        </w:rPr>
-        <w:rPr>
-          <w:rFonts w:ascii="Calibri" w:hAnsi="Calibri"/>
-          <w:b/>
-          <w:color w:val="1F4D78"/>
-        </w:rPr>
-        <w:t>以主案例 MOF/CO₂ 为例，领域存在三个结构性痛点：其一，知识碎片化——吸附容量、选择性、吸附热等关键性能分散于上千篇论文；其二，结论矛盾——同一材料不同合成路线性能差异巨大（如 MOF-74(Ni) 的 CO₂ 容量报道值横跨 3.0–8.3 mmol/g，水对 CO₂ 捕获的作用方向亦存在矛盾结论）；其三，权衡关系未被刻画——容量-选择性-再生能耗的 Pareto 前沿无定量结论。研究对象不限定于单一体系：主案例为 MOF/CO₂，另以卤化物钙钛矿带隙、热电 ZT、锂电正极三个性质类型不同的主题验证通用性。切片选择上，本项目不试图解决“设计下一代 CO₂ 捕获材料”这一终极问题，而是聚焦比赛周期内可探索、可验证的局部：让 Agent 在有限预算内自主完成闭环并产出可被领域专家理解、可追溯证据的发现信号，既保留真实科学问题的核心矛盾，又限定在可完成、可检查的范围内。</w:t>
+          <w:lang w:eastAsia="zh-CN"/>
+        </w:rPr>
+        <w:tab/>
+        <w:t>1</w:t>
+      </w:r>
+      <w:r>
+        <w:rPr>
+          <w:rFonts w:ascii="Calibri" w:hAnsi="Calibri"/>
+          <w:b/>
+          <w:color w:val="1F4D78"/>
+          <w:lang w:eastAsia="zh-CN"/>
+        </w:rPr>
+        <w:t>）多源检索（</w:t>
+      </w:r>
+      <w:proofErr w:type="spellStart"/>
+      <w:r>
+        <w:rPr>
+          <w:rFonts w:ascii="Calibri" w:hAnsi="Calibri"/>
+          <w:b/>
+          <w:color w:val="1F4D78"/>
+          <w:lang w:eastAsia="zh-CN"/>
+        </w:rPr>
+        <w:t>arXiv</w:t>
+      </w:r>
+      <w:proofErr w:type="spellEnd"/>
+      <w:r>
+        <w:rPr>
+          <w:rFonts w:ascii="Calibri" w:hAnsi="Calibri"/>
+          <w:b/>
+          <w:color w:val="1F4D78"/>
+          <w:lang w:eastAsia="zh-CN"/>
+        </w:rPr>
+        <w:t xml:space="preserve"> + </w:t>
+      </w:r>
+      <w:proofErr w:type="spellStart"/>
+      <w:r>
+        <w:rPr>
+          <w:rFonts w:ascii="Calibri" w:hAnsi="Calibri"/>
+          <w:b/>
+          <w:color w:val="1F4D78"/>
+          <w:lang w:eastAsia="zh-CN"/>
+        </w:rPr>
+        <w:t>Sciverse</w:t>
+      </w:r>
+      <w:proofErr w:type="spellEnd"/>
+      <w:r>
+        <w:rPr>
+          <w:rFonts w:ascii="Calibri" w:hAnsi="Calibri"/>
+          <w:b/>
+          <w:color w:val="1F4D78"/>
+          <w:lang w:eastAsia="zh-CN"/>
+        </w:rPr>
+        <w:t>）与覆盖审计；</w:t>
+      </w:r>
+      <w:r>
+        <w:rPr>
+          <w:rFonts w:ascii="Calibri" w:hAnsi="Calibri"/>
+          <w:b/>
+          <w:color w:val="1F4D78"/>
+          <w:lang w:eastAsia="zh-CN"/>
+        </w:rPr>
+        <w:t>2</w:t>
+      </w:r>
+      <w:r>
+        <w:rPr>
+          <w:rFonts w:ascii="Calibri" w:hAnsi="Calibri"/>
+          <w:b/>
+          <w:color w:val="1F4D78"/>
+          <w:lang w:eastAsia="zh-CN"/>
+        </w:rPr>
+        <w:t>）摘要整理与关键论文深度阅读（</w:t>
+      </w:r>
+      <w:proofErr w:type="spellStart"/>
+      <w:r>
+        <w:rPr>
+          <w:rFonts w:ascii="Calibri" w:hAnsi="Calibri"/>
+          <w:b/>
+          <w:color w:val="1F4D78"/>
+          <w:lang w:eastAsia="zh-CN"/>
+        </w:rPr>
+        <w:t>Sciverse</w:t>
+      </w:r>
+      <w:proofErr w:type="spellEnd"/>
+      <w:r>
+        <w:rPr>
+          <w:rFonts w:ascii="Calibri" w:hAnsi="Calibri"/>
+          <w:b/>
+          <w:color w:val="1F4D78"/>
+          <w:lang w:eastAsia="zh-CN"/>
+        </w:rPr>
+        <w:t xml:space="preserve"> </w:t>
+      </w:r>
+      <w:r>
+        <w:rPr>
+          <w:rFonts w:ascii="Calibri" w:hAnsi="Calibri"/>
+          <w:b/>
+          <w:color w:val="1F4D78"/>
+          <w:lang w:eastAsia="zh-CN"/>
+        </w:rPr>
+        <w:t>全文片段</w:t>
+      </w:r>
+      <w:r>
+        <w:rPr>
+          <w:rFonts w:ascii="Calibri" w:hAnsi="Calibri"/>
+          <w:b/>
+          <w:color w:val="1F4D78"/>
+          <w:lang w:eastAsia="zh-CN"/>
+        </w:rPr>
+        <w:t xml:space="preserve"> / PDF </w:t>
+      </w:r>
+      <w:r>
+        <w:rPr>
+          <w:rFonts w:ascii="Calibri" w:hAnsi="Calibri"/>
+          <w:b/>
+          <w:color w:val="1F4D78"/>
+          <w:lang w:eastAsia="zh-CN"/>
+        </w:rPr>
+        <w:t>下载解析</w:t>
+      </w:r>
+      <w:r>
+        <w:rPr>
+          <w:rFonts w:ascii="Calibri" w:hAnsi="Calibri"/>
+          <w:b/>
+          <w:color w:val="1F4D78"/>
+          <w:lang w:eastAsia="zh-CN"/>
+        </w:rPr>
+        <w:t xml:space="preserve"> / </w:t>
+      </w:r>
+      <w:proofErr w:type="spellStart"/>
+      <w:r>
+        <w:rPr>
+          <w:rFonts w:ascii="Calibri" w:hAnsi="Calibri"/>
+          <w:b/>
+          <w:color w:val="1F4D78"/>
+          <w:lang w:eastAsia="zh-CN"/>
+        </w:rPr>
+        <w:t>arXiv</w:t>
+      </w:r>
+      <w:proofErr w:type="spellEnd"/>
+      <w:r>
+        <w:rPr>
+          <w:rFonts w:ascii="Calibri" w:hAnsi="Calibri"/>
+          <w:b/>
+          <w:color w:val="1F4D78"/>
+          <w:lang w:eastAsia="zh-CN"/>
+        </w:rPr>
+        <w:t xml:space="preserve"> </w:t>
+      </w:r>
+      <w:r>
+        <w:rPr>
+          <w:rFonts w:ascii="Calibri" w:hAnsi="Calibri"/>
+          <w:b/>
+          <w:color w:val="1F4D78"/>
+          <w:lang w:eastAsia="zh-CN"/>
+        </w:rPr>
+        <w:t>标题回退，实际运行中已成功解析两篇完整</w:t>
+      </w:r>
+      <w:r>
+        <w:rPr>
+          <w:rFonts w:ascii="Calibri" w:hAnsi="Calibri"/>
+          <w:b/>
+          <w:color w:val="1F4D78"/>
+          <w:lang w:eastAsia="zh-CN"/>
+        </w:rPr>
+        <w:t xml:space="preserve"> PDF </w:t>
+      </w:r>
+      <w:r>
+        <w:rPr>
+          <w:rFonts w:ascii="Calibri" w:hAnsi="Calibri"/>
+          <w:b/>
+          <w:color w:val="1F4D78"/>
+          <w:lang w:eastAsia="zh-CN"/>
+        </w:rPr>
+        <w:t>全文）；</w:t>
+      </w:r>
+      <w:r>
+        <w:rPr>
+          <w:rFonts w:ascii="Calibri" w:hAnsi="Calibri"/>
+          <w:b/>
+          <w:color w:val="1F4D78"/>
+          <w:lang w:eastAsia="zh-CN"/>
+        </w:rPr>
+        <w:t>3</w:t>
+      </w:r>
+      <w:r>
+        <w:rPr>
+          <w:rFonts w:ascii="Calibri" w:hAnsi="Calibri"/>
+          <w:b/>
+          <w:color w:val="1F4D78"/>
+          <w:lang w:eastAsia="zh-CN"/>
+        </w:rPr>
+        <w:t>）</w:t>
+      </w:r>
+      <w:r>
+        <w:rPr>
+          <w:rFonts w:ascii="Calibri" w:hAnsi="Calibri"/>
+          <w:b/>
+          <w:color w:val="1F4D78"/>
+          <w:lang w:eastAsia="zh-CN"/>
+        </w:rPr>
+        <w:t xml:space="preserve">Agent </w:t>
+      </w:r>
+      <w:r>
+        <w:rPr>
+          <w:rFonts w:ascii="Calibri" w:hAnsi="Calibri"/>
+          <w:b/>
+          <w:color w:val="1F4D78"/>
+          <w:lang w:eastAsia="zh-CN"/>
+        </w:rPr>
+        <w:t>撰写</w:t>
+      </w:r>
+      <w:r>
+        <w:rPr>
+          <w:rFonts w:ascii="Calibri" w:hAnsi="Calibri"/>
+          <w:b/>
+          <w:color w:val="1F4D78"/>
+          <w:lang w:eastAsia="zh-CN"/>
+        </w:rPr>
+        <w:t xml:space="preserve"> Markdown </w:t>
+      </w:r>
+      <w:r>
+        <w:rPr>
+          <w:rFonts w:ascii="Calibri" w:hAnsi="Calibri"/>
+          <w:b/>
+          <w:color w:val="1F4D78"/>
+          <w:lang w:eastAsia="zh-CN"/>
+        </w:rPr>
+        <w:t>知</w:t>
+      </w:r>
+      <w:r>
+        <w:rPr>
+          <w:rFonts w:ascii="Calibri" w:hAnsi="Calibri"/>
+          <w:b/>
+          <w:color w:val="1F4D78"/>
+          <w:lang w:eastAsia="zh-CN"/>
+        </w:rPr>
+        <w:lastRenderedPageBreak/>
+        <w:t>识图谱并执行图谱审计；</w:t>
+      </w:r>
+      <w:r>
+        <w:rPr>
+          <w:rFonts w:ascii="Calibri" w:hAnsi="Calibri"/>
+          <w:b/>
+          <w:color w:val="1F4D78"/>
+          <w:lang w:eastAsia="zh-CN"/>
+        </w:rPr>
+        <w:t>4</w:t>
+      </w:r>
+      <w:r>
+        <w:rPr>
+          <w:rFonts w:ascii="Calibri" w:hAnsi="Calibri"/>
+          <w:b/>
+          <w:color w:val="1F4D78"/>
+          <w:lang w:eastAsia="zh-CN"/>
+        </w:rPr>
+        <w:t>）</w:t>
+      </w:r>
+      <w:r>
+        <w:rPr>
+          <w:rFonts w:ascii="Calibri" w:hAnsi="Calibri"/>
+          <w:b/>
+          <w:color w:val="1F4D78"/>
+          <w:lang w:eastAsia="zh-CN"/>
+        </w:rPr>
+        <w:t xml:space="preserve">Research Gap </w:t>
+      </w:r>
+      <w:r>
+        <w:rPr>
+          <w:rFonts w:ascii="Calibri" w:hAnsi="Calibri"/>
+          <w:b/>
+          <w:color w:val="1F4D78"/>
+          <w:lang w:eastAsia="zh-CN"/>
+        </w:rPr>
+        <w:t>识别（矛盾</w:t>
+      </w:r>
+      <w:r>
+        <w:rPr>
+          <w:rFonts w:ascii="Calibri" w:hAnsi="Calibri"/>
+          <w:b/>
+          <w:color w:val="1F4D78"/>
+          <w:lang w:eastAsia="zh-CN"/>
+        </w:rPr>
+        <w:t xml:space="preserve"> / </w:t>
+      </w:r>
+      <w:r>
+        <w:rPr>
+          <w:rFonts w:ascii="Calibri" w:hAnsi="Calibri"/>
+          <w:b/>
+          <w:color w:val="1F4D78"/>
+          <w:lang w:eastAsia="zh-CN"/>
+        </w:rPr>
+        <w:t>缺失连接</w:t>
+      </w:r>
+      <w:r>
+        <w:rPr>
+          <w:rFonts w:ascii="Calibri" w:hAnsi="Calibri"/>
+          <w:b/>
+          <w:color w:val="1F4D78"/>
+          <w:lang w:eastAsia="zh-CN"/>
+        </w:rPr>
+        <w:t xml:space="preserve"> / </w:t>
+      </w:r>
+      <w:r>
+        <w:rPr>
+          <w:rFonts w:ascii="Calibri" w:hAnsi="Calibri"/>
+          <w:b/>
+          <w:color w:val="1F4D78"/>
+          <w:lang w:eastAsia="zh-CN"/>
+        </w:rPr>
+        <w:t>未探索，附证据链与验证方案）；</w:t>
+      </w:r>
+      <w:r>
+        <w:rPr>
+          <w:rFonts w:ascii="Calibri" w:hAnsi="Calibri"/>
+          <w:b/>
+          <w:color w:val="1F4D78"/>
+          <w:lang w:eastAsia="zh-CN"/>
+        </w:rPr>
+        <w:t>5</w:t>
+      </w:r>
+      <w:r>
+        <w:rPr>
+          <w:rFonts w:ascii="Calibri" w:hAnsi="Calibri"/>
+          <w:b/>
+          <w:color w:val="1F4D78"/>
+          <w:lang w:eastAsia="zh-CN"/>
+        </w:rPr>
+        <w:t>）</w:t>
+      </w:r>
+      <w:r>
+        <w:rPr>
+          <w:rFonts w:ascii="Calibri" w:hAnsi="Calibri"/>
+          <w:b/>
+          <w:color w:val="1F4D78"/>
+          <w:lang w:eastAsia="zh-CN"/>
+        </w:rPr>
+        <w:t xml:space="preserve">LLM </w:t>
+      </w:r>
+      <w:r>
+        <w:rPr>
+          <w:rFonts w:ascii="Calibri" w:hAnsi="Calibri"/>
+          <w:b/>
+          <w:color w:val="1F4D78"/>
+          <w:lang w:eastAsia="zh-CN"/>
+        </w:rPr>
+        <w:t>生成假设</w:t>
+      </w:r>
+      <w:r>
+        <w:rPr>
+          <w:rFonts w:ascii="Calibri" w:hAnsi="Calibri"/>
+          <w:b/>
+          <w:color w:val="1F4D78"/>
+          <w:lang w:eastAsia="zh-CN"/>
+        </w:rPr>
+        <w:t xml:space="preserve"> → </w:t>
+      </w:r>
+      <w:proofErr w:type="spellStart"/>
+      <w:r>
+        <w:rPr>
+          <w:rFonts w:ascii="Calibri" w:hAnsi="Calibri"/>
+          <w:b/>
+          <w:color w:val="1F4D78"/>
+          <w:lang w:eastAsia="zh-CN"/>
+        </w:rPr>
+        <w:t>check_novelty</w:t>
+      </w:r>
+      <w:proofErr w:type="spellEnd"/>
+      <w:r>
+        <w:rPr>
+          <w:rFonts w:ascii="Calibri" w:hAnsi="Calibri"/>
+          <w:b/>
+          <w:color w:val="1F4D78"/>
+          <w:lang w:eastAsia="zh-CN"/>
+        </w:rPr>
+        <w:t xml:space="preserve"> </w:t>
+      </w:r>
+      <w:r>
+        <w:rPr>
+          <w:rFonts w:ascii="Calibri" w:hAnsi="Calibri"/>
+          <w:b/>
+          <w:color w:val="1F4D78"/>
+          <w:lang w:eastAsia="zh-CN"/>
+        </w:rPr>
+        <w:t>系统性新颖性核查；</w:t>
+      </w:r>
+      <w:r>
+        <w:rPr>
+          <w:rFonts w:ascii="Calibri" w:hAnsi="Calibri"/>
+          <w:b/>
+          <w:color w:val="1F4D78"/>
+          <w:lang w:eastAsia="zh-CN"/>
+        </w:rPr>
+        <w:t>6</w:t>
+      </w:r>
+      <w:r>
+        <w:rPr>
+          <w:rFonts w:ascii="Calibri" w:hAnsi="Calibri"/>
+          <w:b/>
+          <w:color w:val="1F4D78"/>
+          <w:lang w:eastAsia="zh-CN"/>
+        </w:rPr>
+        <w:t>）贝叶斯优化（加权</w:t>
+      </w:r>
+      <w:r>
+        <w:rPr>
+          <w:rFonts w:ascii="Calibri" w:hAnsi="Calibri"/>
+          <w:b/>
+          <w:color w:val="1F4D78"/>
+          <w:lang w:eastAsia="zh-CN"/>
+        </w:rPr>
+        <w:t xml:space="preserve"> k-NN </w:t>
+      </w:r>
+      <w:r>
+        <w:rPr>
+          <w:rFonts w:ascii="Calibri" w:hAnsi="Calibri"/>
+          <w:b/>
+          <w:color w:val="1F4D78"/>
+          <w:lang w:eastAsia="zh-CN"/>
+        </w:rPr>
+        <w:t>代理</w:t>
+      </w:r>
+      <w:r>
+        <w:rPr>
+          <w:rFonts w:ascii="Calibri" w:hAnsi="Calibri"/>
+          <w:b/>
+          <w:color w:val="1F4D78"/>
+          <w:lang w:eastAsia="zh-CN"/>
+        </w:rPr>
+        <w:t xml:space="preserve"> + UCB </w:t>
+      </w:r>
+      <w:r>
+        <w:rPr>
+          <w:rFonts w:ascii="Calibri" w:hAnsi="Calibri"/>
+          <w:b/>
+          <w:color w:val="1F4D78"/>
+          <w:lang w:eastAsia="zh-CN"/>
+        </w:rPr>
+        <w:t>采集）</w:t>
+      </w:r>
+      <w:r>
+        <w:rPr>
+          <w:rFonts w:ascii="Calibri" w:hAnsi="Calibri"/>
+          <w:b/>
+          <w:color w:val="1F4D78"/>
+          <w:lang w:eastAsia="zh-CN"/>
+        </w:rPr>
+        <w:t xml:space="preserve">/ MCTS </w:t>
+      </w:r>
+      <w:r>
+        <w:rPr>
+          <w:rFonts w:ascii="Calibri" w:hAnsi="Calibri"/>
+          <w:b/>
+          <w:color w:val="1F4D78"/>
+          <w:lang w:eastAsia="zh-CN"/>
+        </w:rPr>
+        <w:t>搜索，</w:t>
+      </w:r>
+      <w:r>
+        <w:rPr>
+          <w:rFonts w:ascii="Calibri" w:hAnsi="Calibri"/>
+          <w:b/>
+          <w:color w:val="1F4D78"/>
+          <w:lang w:eastAsia="zh-CN"/>
+        </w:rPr>
+        <w:t xml:space="preserve">LLM </w:t>
+      </w:r>
+      <w:r>
+        <w:rPr>
+          <w:rFonts w:ascii="Calibri" w:hAnsi="Calibri"/>
+          <w:b/>
+          <w:color w:val="1F4D78"/>
+          <w:lang w:eastAsia="zh-CN"/>
+        </w:rPr>
+        <w:t>评估中间候选的科学合理性并引导剪枝聚焦（评估次数落盘可审计；实测明显不合理的候选被</w:t>
+      </w:r>
+      <w:r>
+        <w:rPr>
+          <w:rFonts w:ascii="Calibri" w:hAnsi="Calibri"/>
+          <w:b/>
+          <w:color w:val="1F4D78"/>
+          <w:lang w:eastAsia="zh-CN"/>
+        </w:rPr>
+        <w:t xml:space="preserve"> LLM </w:t>
+      </w:r>
+      <w:r>
+        <w:rPr>
+          <w:rFonts w:ascii="Calibri" w:hAnsi="Calibri"/>
+          <w:b/>
+          <w:color w:val="1F4D78"/>
+          <w:lang w:eastAsia="zh-CN"/>
+        </w:rPr>
+        <w:t>判定</w:t>
+      </w:r>
+      <w:r>
+        <w:rPr>
+          <w:rFonts w:ascii="Calibri" w:hAnsi="Calibri"/>
+          <w:b/>
+          <w:color w:val="1F4D78"/>
+          <w:lang w:eastAsia="zh-CN"/>
+        </w:rPr>
+        <w:t xml:space="preserve"> 0 </w:t>
+      </w:r>
+      <w:r>
+        <w:rPr>
+          <w:rFonts w:ascii="Calibri" w:hAnsi="Calibri"/>
+          <w:b/>
+          <w:color w:val="1F4D78"/>
+          <w:lang w:eastAsia="zh-CN"/>
+        </w:rPr>
+        <w:t>分，跨主题共记录</w:t>
+      </w:r>
+      <w:r>
+        <w:rPr>
+          <w:rFonts w:ascii="Calibri" w:hAnsi="Calibri"/>
+          <w:b/>
+          <w:color w:val="1F4D78"/>
+          <w:lang w:eastAsia="zh-CN"/>
+        </w:rPr>
+        <w:t xml:space="preserve"> 12/4 </w:t>
+      </w:r>
+      <w:r>
+        <w:rPr>
+          <w:rFonts w:ascii="Calibri" w:hAnsi="Calibri"/>
+          <w:b/>
+          <w:color w:val="1F4D78"/>
+          <w:lang w:eastAsia="zh-CN"/>
+        </w:rPr>
+        <w:t>次引导评估）；</w:t>
+      </w:r>
+      <w:r>
+        <w:rPr>
+          <w:rFonts w:ascii="Calibri" w:hAnsi="Calibri"/>
+          <w:b/>
+          <w:color w:val="1F4D78"/>
+          <w:lang w:eastAsia="zh-CN"/>
+        </w:rPr>
+        <w:t>7</w:t>
+      </w:r>
+      <w:r>
+        <w:rPr>
+          <w:rFonts w:ascii="Calibri" w:hAnsi="Calibri"/>
+          <w:b/>
+          <w:color w:val="1F4D78"/>
+          <w:lang w:eastAsia="zh-CN"/>
+        </w:rPr>
+        <w:t>）双轨验证（无机材料走</w:t>
+      </w:r>
+      <w:r>
+        <w:rPr>
+          <w:rFonts w:ascii="Calibri" w:hAnsi="Calibri"/>
+          <w:b/>
+          <w:color w:val="1F4D78"/>
+          <w:lang w:eastAsia="zh-CN"/>
+        </w:rPr>
+        <w:t xml:space="preserve"> MP/NOMAD/OQMD </w:t>
+      </w:r>
+      <w:r>
+        <w:rPr>
+          <w:rFonts w:ascii="Calibri" w:hAnsi="Calibri"/>
+          <w:b/>
+          <w:color w:val="1F4D78"/>
+          <w:lang w:eastAsia="zh-CN"/>
+        </w:rPr>
+        <w:t>数据库，有机</w:t>
+      </w:r>
+      <w:r>
+        <w:rPr>
+          <w:rFonts w:ascii="Calibri" w:hAnsi="Calibri"/>
+          <w:b/>
+          <w:color w:val="1F4D78"/>
+          <w:lang w:eastAsia="zh-CN"/>
+        </w:rPr>
+        <w:t>/</w:t>
+      </w:r>
+      <w:r>
+        <w:rPr>
+          <w:rFonts w:ascii="Calibri" w:hAnsi="Calibri"/>
+          <w:b/>
+          <w:color w:val="1F4D78"/>
+          <w:lang w:eastAsia="zh-CN"/>
+        </w:rPr>
+        <w:t>框架材料走文献证据链）；</w:t>
+      </w:r>
+      <w:r>
+        <w:rPr>
+          <w:rFonts w:ascii="Calibri" w:hAnsi="Calibri"/>
+          <w:b/>
+          <w:color w:val="1F4D78"/>
+          <w:lang w:eastAsia="zh-CN"/>
+        </w:rPr>
+        <w:t>8</w:t>
+      </w:r>
+      <w:r>
+        <w:rPr>
+          <w:rFonts w:ascii="Calibri" w:hAnsi="Calibri"/>
+          <w:b/>
+          <w:color w:val="1F4D78"/>
+          <w:lang w:eastAsia="zh-CN"/>
+        </w:rPr>
+        <w:t>）模型统计对比（均值</w:t>
+      </w:r>
+      <w:r>
+        <w:rPr>
+          <w:rFonts w:ascii="Calibri" w:hAnsi="Calibri"/>
+          <w:b/>
+          <w:color w:val="1F4D78"/>
+          <w:lang w:eastAsia="zh-CN"/>
+        </w:rPr>
+        <w:t>/</w:t>
+      </w:r>
+      <w:r>
+        <w:rPr>
+          <w:rFonts w:ascii="Calibri" w:hAnsi="Calibri"/>
+          <w:b/>
+          <w:color w:val="1F4D78"/>
+          <w:lang w:eastAsia="zh-CN"/>
+        </w:rPr>
+        <w:t>线性基线</w:t>
+      </w:r>
+      <w:r>
+        <w:rPr>
+          <w:rFonts w:ascii="Calibri" w:hAnsi="Calibri"/>
+          <w:b/>
+          <w:color w:val="1F4D78"/>
+          <w:lang w:eastAsia="zh-CN"/>
+        </w:rPr>
+        <w:t xml:space="preserve"> vs </w:t>
+      </w:r>
+      <w:r>
+        <w:rPr>
+          <w:rFonts w:ascii="Calibri" w:hAnsi="Calibri"/>
+          <w:b/>
+          <w:color w:val="1F4D78"/>
+          <w:lang w:eastAsia="zh-CN"/>
+        </w:rPr>
+        <w:t>二次</w:t>
+      </w:r>
+      <w:r>
+        <w:rPr>
+          <w:rFonts w:ascii="Calibri" w:hAnsi="Calibri"/>
+          <w:b/>
+          <w:color w:val="1F4D78"/>
+          <w:lang w:eastAsia="zh-CN"/>
+        </w:rPr>
+        <w:t>/</w:t>
+      </w:r>
+      <w:r>
+        <w:rPr>
+          <w:rFonts w:ascii="Calibri" w:hAnsi="Calibri"/>
+          <w:b/>
+          <w:color w:val="1F4D78"/>
+          <w:lang w:eastAsia="zh-CN"/>
+        </w:rPr>
+        <w:t>多特征候选，</w:t>
+      </w:r>
+      <w:r>
+        <w:rPr>
+          <w:rFonts w:ascii="Calibri" w:hAnsi="Calibri"/>
+          <w:b/>
+          <w:color w:val="1F4D78"/>
+          <w:lang w:eastAsia="zh-CN"/>
+        </w:rPr>
+        <w:t xml:space="preserve">R²/RMSE </w:t>
+      </w:r>
+      <w:r>
+        <w:rPr>
+          <w:rFonts w:ascii="Calibri" w:hAnsi="Calibri"/>
+          <w:b/>
+          <w:color w:val="1F4D78"/>
+          <w:lang w:eastAsia="zh-CN"/>
+        </w:rPr>
+        <w:t>同口径，含</w:t>
+      </w:r>
+      <w:r>
+        <w:rPr>
+          <w:rFonts w:ascii="Calibri" w:hAnsi="Calibri"/>
+          <w:b/>
+          <w:color w:val="1F4D78"/>
+          <w:lang w:eastAsia="zh-CN"/>
+        </w:rPr>
+        <w:t xml:space="preserve"> Slack </w:t>
+      </w:r>
+      <w:r>
+        <w:rPr>
+          <w:rFonts w:ascii="Calibri" w:hAnsi="Calibri"/>
+          <w:b/>
+          <w:color w:val="1F4D78"/>
+          <w:lang w:eastAsia="zh-CN"/>
+        </w:rPr>
+        <w:t>带隙</w:t>
+      </w:r>
+      <w:r>
+        <w:rPr>
+          <w:rFonts w:ascii="Calibri" w:hAnsi="Calibri"/>
+          <w:b/>
+          <w:color w:val="1F4D78"/>
+          <w:lang w:eastAsia="zh-CN"/>
+        </w:rPr>
+        <w:t>-</w:t>
+      </w:r>
+      <w:r>
+        <w:rPr>
+          <w:rFonts w:ascii="Calibri" w:hAnsi="Calibri"/>
+          <w:b/>
+          <w:color w:val="1F4D78"/>
+          <w:lang w:eastAsia="zh-CN"/>
+        </w:rPr>
+        <w:t>温度经典模型拟合器）与发现报告生成。</w:t>
       </w:r>
     </w:p>
     <w:p>
       <w:pPr>
         <w:pStyle w:val="21"/>
+        <w:rPr>
+          <w:lang w:eastAsia="zh-CN"/>
+        </w:rPr>
       </w:pPr>
       <w:r>
-        <w:t xml:space="preserve">2.2 </w:t>
-      </w:r>
-      <w:r>
-        <w:t>科学意义</w:t>
+        <w:rPr>
+          <w:lang w:eastAsia="zh-CN"/>
+        </w:rPr>
+        <w:t xml:space="preserve">3.3 </w:t>
+      </w:r>
+      <w:r>
+        <w:rPr>
+          <w:lang w:eastAsia="zh-CN"/>
+        </w:rPr>
+        <w:t>数据来源、依赖工具与运行流程</w:t>
       </w:r>
     </w:p>
     <w:p>
       <w:pPr>
         <w:spacing w:after="100"/>
         <w:ind w:left="173"/>
-        <w:rPr>
-          <w:rFonts w:hint="eastAsia"/>
+        <w:jc w:val="both"/>
+        <w:rPr>
+          <w:rFonts w:ascii="Calibri" w:hAnsi="Calibri"/>
+          <w:b/>
+          <w:color w:val="1F4D78"/>
+          <w:lang w:eastAsia="zh-CN"/>
         </w:rPr>
       </w:pPr>
       <w:r>
@@ -254,51 +3496,583 @@
           <w:rFonts w:ascii="Calibri" w:hAnsi="Calibri"/>
           <w:b/>
           <w:color w:val="1F4D78"/>
-        </w:rPr>
-        <w:rPr>
-          <w:rFonts w:ascii="Calibri" w:hAnsi="Calibri"/>
-          <w:b/>
-          <w:color w:val="1F4D78"/>
-        </w:rPr>
-        <w:t>若上述闭环成立，材料领域的知识生产将从“人工阅读 + 经验判断”走向“AI 自主文献推理 + 可验证发现”，为“AI 发现 → 计算/实验验证”的科研闭环提供可复用范式。文献驱动的科学发现是一条“检索—阅读—抽取—组织—推理—验证”的流水线，本项目证明该流水线可被 LLM Agent 端到端接管。本项目还提供了两项真实性证据：一是被工具验证的数据缺口（如钙钛矿带隙漂移速率的定量数据稀缺，Slack 经典模型对比因缺（温度, 带隙）配对数据判定“数据不足”，该缺口本身就是 Gap 识别真实性的证据）；二是四个性质类型完全不同的主题一次跑通，表明方法具有领域通用性，可作为材料领域通用的研究基础设施而非一次性脚本。</w:t>
-      </w:r>
-    </w:p>
-    <w:p>
-      <w:pPr>
-        <w:rPr>
-          <w:rFonts w:hint="eastAsia"/>
-        </w:rPr>
-      </w:pPr>
-      <w:r>
-        <w:br w:type="page"/>
+          <w:lang w:eastAsia="zh-CN"/>
+        </w:rPr>
+        <w:tab/>
+      </w:r>
+      <w:proofErr w:type="spellStart"/>
+      <w:r>
+        <w:rPr>
+          <w:rFonts w:ascii="Calibri" w:hAnsi="Calibri"/>
+          <w:b/>
+          <w:color w:val="1F4D78"/>
+        </w:rPr>
+        <w:t>数据来源：</w:t>
+      </w:r>
+      <w:r>
+        <w:rPr>
+          <w:rFonts w:ascii="Calibri" w:hAnsi="Calibri"/>
+          <w:b/>
+          <w:color w:val="1F4D78"/>
+        </w:rPr>
+        <w:t>arXiv</w:t>
+      </w:r>
+      <w:r>
+        <w:rPr>
+          <w:rFonts w:ascii="Calibri" w:hAnsi="Calibri"/>
+          <w:b/>
+          <w:color w:val="1F4D78"/>
+        </w:rPr>
+        <w:t>（开放获取</w:t>
+      </w:r>
+      <w:proofErr w:type="spellEnd"/>
+      <w:r>
+        <w:rPr>
+          <w:rFonts w:ascii="Calibri" w:hAnsi="Calibri"/>
+          <w:b/>
+          <w:color w:val="1F4D78"/>
+        </w:rPr>
+        <w:t>）、</w:t>
+      </w:r>
+      <w:proofErr w:type="spellStart"/>
+      <w:r>
+        <w:rPr>
+          <w:rFonts w:ascii="Calibri" w:hAnsi="Calibri"/>
+          <w:b/>
+          <w:color w:val="1F4D78"/>
+        </w:rPr>
+        <w:t>Sciverse</w:t>
+      </w:r>
+      <w:r>
+        <w:rPr>
+          <w:rFonts w:ascii="Calibri" w:hAnsi="Calibri"/>
+          <w:b/>
+          <w:color w:val="1F4D78"/>
+        </w:rPr>
+        <w:t>（标题</w:t>
+      </w:r>
+      <w:proofErr w:type="spellEnd"/>
+      <w:r>
+        <w:rPr>
+          <w:rFonts w:ascii="Calibri" w:hAnsi="Calibri"/>
+          <w:b/>
+          <w:color w:val="1F4D78"/>
+        </w:rPr>
+        <w:t xml:space="preserve"> + </w:t>
+      </w:r>
+      <w:proofErr w:type="spellStart"/>
+      <w:r>
+        <w:rPr>
+          <w:rFonts w:ascii="Calibri" w:hAnsi="Calibri"/>
+          <w:b/>
+          <w:color w:val="1F4D78"/>
+        </w:rPr>
+        <w:t>摘要，仅内部调研，不对外再分发</w:t>
+      </w:r>
+      <w:proofErr w:type="spellEnd"/>
+      <w:r>
+        <w:rPr>
+          <w:rFonts w:ascii="Calibri" w:hAnsi="Calibri"/>
+          <w:b/>
+          <w:color w:val="1F4D78"/>
+        </w:rPr>
+        <w:t>）、</w:t>
+      </w:r>
+      <w:r>
+        <w:rPr>
+          <w:rFonts w:ascii="Calibri" w:hAnsi="Calibri"/>
+          <w:b/>
+          <w:color w:val="1F4D78"/>
+        </w:rPr>
+        <w:t xml:space="preserve">Materials Project / </w:t>
+      </w:r>
+      <w:proofErr w:type="spellStart"/>
+      <w:r>
+        <w:rPr>
+          <w:rFonts w:ascii="Calibri" w:hAnsi="Calibri"/>
+          <w:b/>
+          <w:color w:val="1F4D78"/>
+        </w:rPr>
+        <w:t>NOMAD</w:t>
+      </w:r>
+      <w:r>
+        <w:rPr>
+          <w:rFonts w:ascii="Calibri" w:hAnsi="Calibri"/>
+          <w:b/>
+          <w:color w:val="1F4D78"/>
+        </w:rPr>
+        <w:t>（外部验证，仅查询</w:t>
+      </w:r>
+      <w:proofErr w:type="spellEnd"/>
+      <w:r>
+        <w:rPr>
+          <w:rFonts w:ascii="Calibri" w:hAnsi="Calibri"/>
+          <w:b/>
+          <w:color w:val="1F4D78"/>
+        </w:rPr>
+        <w:t>）。</w:t>
+      </w:r>
+      <w:proofErr w:type="spellStart"/>
+      <w:r>
+        <w:rPr>
+          <w:rFonts w:ascii="Calibri" w:hAnsi="Calibri"/>
+          <w:b/>
+          <w:color w:val="1F4D78"/>
+        </w:rPr>
+        <w:t>依赖工具：</w:t>
+      </w:r>
+      <w:r>
+        <w:rPr>
+          <w:rFonts w:ascii="Calibri" w:hAnsi="Calibri"/>
+          <w:b/>
+          <w:color w:val="1F4D78"/>
+        </w:rPr>
+        <w:t>DeepSeek</w:t>
+      </w:r>
+      <w:r>
+        <w:rPr>
+          <w:rFonts w:ascii="Calibri" w:hAnsi="Calibri"/>
+          <w:b/>
+          <w:color w:val="1F4D78"/>
+        </w:rPr>
+        <w:t>（推理大模型</w:t>
+      </w:r>
+      <w:proofErr w:type="spellEnd"/>
+      <w:r>
+        <w:rPr>
+          <w:rFonts w:ascii="Calibri" w:hAnsi="Calibri"/>
+          <w:b/>
+          <w:color w:val="1F4D78"/>
+        </w:rPr>
+        <w:t>）、</w:t>
+      </w:r>
+      <w:proofErr w:type="spellStart"/>
+      <w:r>
+        <w:rPr>
+          <w:rFonts w:ascii="Calibri" w:hAnsi="Calibri"/>
+          <w:b/>
+          <w:color w:val="1F4D78"/>
+        </w:rPr>
+        <w:t>Sciverse</w:t>
+      </w:r>
+      <w:r>
+        <w:rPr>
+          <w:rFonts w:ascii="Calibri" w:hAnsi="Calibri"/>
+          <w:b/>
+          <w:color w:val="1F4D78"/>
+        </w:rPr>
+        <w:t>（文献检索</w:t>
+      </w:r>
+      <w:proofErr w:type="spellEnd"/>
+      <w:r>
+        <w:rPr>
+          <w:rFonts w:ascii="Calibri" w:hAnsi="Calibri"/>
+          <w:b/>
+          <w:color w:val="1F4D78"/>
+        </w:rPr>
+        <w:t>）、</w:t>
+      </w:r>
+      <w:proofErr w:type="spellStart"/>
+      <w:r>
+        <w:rPr>
+          <w:rFonts w:ascii="Calibri" w:hAnsi="Calibri"/>
+          <w:b/>
+          <w:color w:val="1F4D78"/>
+        </w:rPr>
+        <w:t>MinerU</w:t>
+      </w:r>
+      <w:r>
+        <w:rPr>
+          <w:rFonts w:ascii="Calibri" w:hAnsi="Calibri"/>
+          <w:b/>
+          <w:color w:val="1F4D78"/>
+        </w:rPr>
+        <w:t>（可选云端</w:t>
+      </w:r>
+      <w:proofErr w:type="spellEnd"/>
+      <w:r>
+        <w:rPr>
+          <w:rFonts w:ascii="Calibri" w:hAnsi="Calibri"/>
+          <w:b/>
+          <w:color w:val="1F4D78"/>
+        </w:rPr>
+        <w:t xml:space="preserve"> PDF </w:t>
+      </w:r>
+      <w:proofErr w:type="spellStart"/>
+      <w:r>
+        <w:rPr>
+          <w:rFonts w:ascii="Calibri" w:hAnsi="Calibri"/>
+          <w:b/>
+          <w:color w:val="1F4D78"/>
+        </w:rPr>
+        <w:t>解析，缺失时回退本地</w:t>
+      </w:r>
+      <w:proofErr w:type="spellEnd"/>
+      <w:r>
+        <w:rPr>
+          <w:rFonts w:ascii="Calibri" w:hAnsi="Calibri"/>
+          <w:b/>
+          <w:color w:val="1F4D78"/>
+        </w:rPr>
+        <w:t xml:space="preserve"> </w:t>
+      </w:r>
+      <w:proofErr w:type="spellStart"/>
+      <w:r>
+        <w:rPr>
+          <w:rFonts w:ascii="Calibri" w:hAnsi="Calibri"/>
+          <w:b/>
+          <w:color w:val="1F4D78"/>
+        </w:rPr>
+        <w:t>markitdown_utils</w:t>
+      </w:r>
+      <w:proofErr w:type="spellEnd"/>
+      <w:r>
+        <w:rPr>
+          <w:rFonts w:ascii="Calibri" w:hAnsi="Calibri"/>
+          <w:b/>
+          <w:color w:val="1F4D78"/>
+        </w:rPr>
+        <w:t>）、</w:t>
+      </w:r>
+      <w:r>
+        <w:rPr>
+          <w:rFonts w:ascii="Calibri" w:hAnsi="Calibri"/>
+          <w:b/>
+          <w:color w:val="1F4D78"/>
+        </w:rPr>
+        <w:t xml:space="preserve">Git </w:t>
+      </w:r>
+      <w:proofErr w:type="spellStart"/>
+      <w:r>
+        <w:rPr>
+          <w:rFonts w:ascii="Calibri" w:hAnsi="Calibri"/>
+          <w:b/>
+          <w:color w:val="1F4D78"/>
+        </w:rPr>
+        <w:t>Bash</w:t>
+      </w:r>
+      <w:r>
+        <w:rPr>
+          <w:rFonts w:ascii="Calibri" w:hAnsi="Calibri"/>
+          <w:b/>
+          <w:color w:val="1F4D78"/>
+        </w:rPr>
+        <w:t>（</w:t>
+      </w:r>
+      <w:r>
+        <w:rPr>
+          <w:rFonts w:ascii="Calibri" w:hAnsi="Calibri"/>
+          <w:b/>
+          <w:color w:val="1F4D78"/>
+        </w:rPr>
+        <w:t>Windows</w:t>
+      </w:r>
+      <w:proofErr w:type="spellEnd"/>
+      <w:r>
+        <w:rPr>
+          <w:rFonts w:ascii="Calibri" w:hAnsi="Calibri"/>
+          <w:b/>
+          <w:color w:val="1F4D78"/>
+        </w:rPr>
+        <w:t xml:space="preserve"> </w:t>
+      </w:r>
+      <w:proofErr w:type="spellStart"/>
+      <w:r>
+        <w:rPr>
+          <w:rFonts w:ascii="Calibri" w:hAnsi="Calibri"/>
+          <w:b/>
+          <w:color w:val="1F4D78"/>
+        </w:rPr>
+        <w:t>兼容运行环境</w:t>
+      </w:r>
+      <w:proofErr w:type="spellEnd"/>
+      <w:r>
+        <w:rPr>
+          <w:rFonts w:ascii="Calibri" w:hAnsi="Calibri"/>
+          <w:b/>
+          <w:color w:val="1F4D78"/>
+        </w:rPr>
+        <w:t>）。</w:t>
+      </w:r>
+      <w:proofErr w:type="spellStart"/>
+      <w:r>
+        <w:rPr>
+          <w:rFonts w:ascii="Calibri" w:hAnsi="Calibri"/>
+          <w:b/>
+          <w:color w:val="1F4D78"/>
+        </w:rPr>
+        <w:t>运行流程：</w:t>
+      </w:r>
+      <w:proofErr w:type="gramStart"/>
+      <w:r>
+        <w:rPr>
+          <w:rFonts w:ascii="Calibri" w:hAnsi="Calibri"/>
+          <w:b/>
+          <w:color w:val="1F4D78"/>
+        </w:rPr>
+        <w:t>配置</w:t>
+      </w:r>
+      <w:proofErr w:type="spellEnd"/>
+      <w:r>
+        <w:rPr>
+          <w:rFonts w:ascii="Calibri" w:hAnsi="Calibri"/>
+          <w:b/>
+          <w:color w:val="1F4D78"/>
+        </w:rPr>
+        <w:t xml:space="preserve"> .</w:t>
+      </w:r>
+      <w:proofErr w:type="spellStart"/>
+      <w:r>
+        <w:rPr>
+          <w:rFonts w:ascii="Calibri" w:hAnsi="Calibri"/>
+          <w:b/>
+          <w:color w:val="1F4D78"/>
+        </w:rPr>
+        <w:t>api</w:t>
+      </w:r>
+      <w:proofErr w:type="gramEnd"/>
+      <w:r>
+        <w:rPr>
+          <w:rFonts w:ascii="Calibri" w:hAnsi="Calibri"/>
+          <w:b/>
+          <w:color w:val="1F4D78"/>
+        </w:rPr>
+        <w:t>_key</w:t>
+      </w:r>
+      <w:r>
+        <w:rPr>
+          <w:rFonts w:ascii="Calibri" w:hAnsi="Calibri"/>
+          <w:b/>
+          <w:color w:val="1F4D78"/>
+        </w:rPr>
+        <w:t>（</w:t>
+      </w:r>
+      <w:r>
+        <w:rPr>
+          <w:rFonts w:ascii="Calibri" w:hAnsi="Calibri"/>
+          <w:b/>
+          <w:color w:val="1F4D78"/>
+        </w:rPr>
+        <w:t>DEEPSEEK_API_KEY</w:t>
+      </w:r>
+      <w:proofErr w:type="spellEnd"/>
+      <w:r>
+        <w:rPr>
+          <w:rFonts w:ascii="Calibri" w:hAnsi="Calibri"/>
+          <w:b/>
+          <w:color w:val="1F4D78"/>
+        </w:rPr>
+        <w:t xml:space="preserve"> </w:t>
+      </w:r>
+      <w:proofErr w:type="spellStart"/>
+      <w:r>
+        <w:rPr>
+          <w:rFonts w:ascii="Calibri" w:hAnsi="Calibri"/>
+          <w:b/>
+          <w:color w:val="1F4D78"/>
+        </w:rPr>
+        <w:t>必需；</w:t>
+      </w:r>
+      <w:r>
+        <w:rPr>
+          <w:rFonts w:ascii="Calibri" w:hAnsi="Calibri"/>
+          <w:b/>
+          <w:color w:val="1F4D78"/>
+        </w:rPr>
+        <w:t>SCIVERSE_API_KEY</w:t>
+      </w:r>
+      <w:proofErr w:type="spellEnd"/>
+      <w:r>
+        <w:rPr>
+          <w:rFonts w:ascii="Calibri" w:hAnsi="Calibri"/>
+          <w:b/>
+          <w:color w:val="1F4D78"/>
+        </w:rPr>
+        <w:t xml:space="preserve"> / MATERIALS_PROJECT_API_KEY / MINERU_API_KEY </w:t>
+      </w:r>
+      <w:proofErr w:type="spellStart"/>
+      <w:r>
+        <w:rPr>
+          <w:rFonts w:ascii="Calibri" w:hAnsi="Calibri"/>
+          <w:b/>
+          <w:color w:val="1F4D78"/>
+        </w:rPr>
+        <w:t>可选）后执行</w:t>
+      </w:r>
+      <w:proofErr w:type="spellEnd"/>
+      <w:r>
+        <w:rPr>
+          <w:rFonts w:ascii="Calibri" w:hAnsi="Calibri"/>
+          <w:b/>
+          <w:color w:val="1F4D78"/>
+        </w:rPr>
+        <w:t xml:space="preserve"> python main.py --topic “&lt;</w:t>
+      </w:r>
+      <w:proofErr w:type="spellStart"/>
+      <w:r>
+        <w:rPr>
+          <w:rFonts w:ascii="Calibri" w:hAnsi="Calibri"/>
+          <w:b/>
+          <w:color w:val="1F4D78"/>
+        </w:rPr>
+        <w:t>任意材料主题</w:t>
+      </w:r>
+      <w:proofErr w:type="spellEnd"/>
+      <w:r>
+        <w:rPr>
+          <w:rFonts w:ascii="Calibri" w:hAnsi="Calibri"/>
+          <w:b/>
+          <w:color w:val="1F4D78"/>
+        </w:rPr>
+        <w:t>&gt;” --budget 1800</w:t>
+      </w:r>
+      <w:r>
+        <w:rPr>
+          <w:rFonts w:ascii="Calibri" w:hAnsi="Calibri"/>
+          <w:b/>
+          <w:color w:val="1F4D78"/>
+        </w:rPr>
+        <w:t>；输出位于</w:t>
+      </w:r>
+      <w:r>
+        <w:rPr>
+          <w:rFonts w:ascii="Calibri" w:hAnsi="Calibri"/>
+          <w:b/>
+          <w:color w:val="1F4D78"/>
+        </w:rPr>
+        <w:t xml:space="preserve"> workspace/outputs/</w:t>
+      </w:r>
+      <w:proofErr w:type="spellStart"/>
+      <w:r>
+        <w:rPr>
+          <w:rFonts w:ascii="Calibri" w:hAnsi="Calibri"/>
+          <w:b/>
+          <w:color w:val="1F4D78"/>
+        </w:rPr>
+        <w:t>literature_survey</w:t>
+      </w:r>
+      <w:proofErr w:type="spellEnd"/>
+      <w:r>
+        <w:rPr>
+          <w:rFonts w:ascii="Calibri" w:hAnsi="Calibri"/>
+          <w:b/>
+          <w:color w:val="1F4D78"/>
+        </w:rPr>
+        <w:t>/</w:t>
+      </w:r>
+      <w:r>
+        <w:rPr>
+          <w:rFonts w:ascii="Calibri" w:hAnsi="Calibri"/>
+          <w:b/>
+          <w:color w:val="1F4D78"/>
+        </w:rPr>
+        <w:t>（</w:t>
+      </w:r>
+      <w:proofErr w:type="spellStart"/>
+      <w:r>
+        <w:rPr>
+          <w:rFonts w:ascii="Calibri" w:hAnsi="Calibri"/>
+          <w:b/>
+          <w:color w:val="1F4D78"/>
+        </w:rPr>
+        <w:t>五件套</w:t>
+      </w:r>
+      <w:proofErr w:type="spellEnd"/>
+      <w:r>
+        <w:rPr>
+          <w:rFonts w:ascii="Calibri" w:hAnsi="Calibri"/>
+          <w:b/>
+          <w:color w:val="1F4D78"/>
+        </w:rPr>
+        <w:t xml:space="preserve"> + discovery/</w:t>
+      </w:r>
+      <w:r>
+        <w:rPr>
+          <w:rFonts w:ascii="Calibri" w:hAnsi="Calibri"/>
+          <w:b/>
+          <w:color w:val="1F4D78"/>
+        </w:rPr>
+        <w:t>），</w:t>
+      </w:r>
+      <w:proofErr w:type="spellStart"/>
+      <w:r>
+        <w:rPr>
+          <w:rFonts w:ascii="Calibri" w:hAnsi="Calibri"/>
+          <w:b/>
+          <w:color w:val="1F4D78"/>
+        </w:rPr>
+        <w:t>运行轨迹记录于</w:t>
+      </w:r>
+      <w:proofErr w:type="spellEnd"/>
+      <w:r>
+        <w:rPr>
+          <w:rFonts w:ascii="Calibri" w:hAnsi="Calibri"/>
+          <w:b/>
+          <w:color w:val="1F4D78"/>
+        </w:rPr>
+        <w:t xml:space="preserve"> workspace/logs/</w:t>
+      </w:r>
+      <w:proofErr w:type="spellStart"/>
+      <w:r>
+        <w:rPr>
+          <w:rFonts w:ascii="Calibri" w:hAnsi="Calibri"/>
+          <w:b/>
+          <w:color w:val="1F4D78"/>
+        </w:rPr>
+        <w:t>trajectory_survey.json</w:t>
+      </w:r>
+      <w:proofErr w:type="spellEnd"/>
+      <w:r>
+        <w:rPr>
+          <w:rFonts w:ascii="Calibri" w:hAnsi="Calibri"/>
+          <w:b/>
+          <w:color w:val="1F4D78"/>
+        </w:rPr>
+        <w:t>。</w:t>
       </w:r>
     </w:p>
     <w:p>
       <w:pPr>
         <w:pStyle w:val="1"/>
+        <w:rPr>
+          <w:lang w:eastAsia="zh-CN"/>
+        </w:rPr>
       </w:pPr>
       <w:r>
-        <w:lastRenderedPageBreak/>
-        <w:t>三、技术方案与预期方法路线</w:t>
+        <w:rPr>
+          <w:lang w:eastAsia="zh-CN"/>
+        </w:rPr>
+        <w:t>四、阶段性实验结果或可行性验证</w:t>
       </w:r>
     </w:p>
     <w:p>
       <w:pPr>
         <w:pStyle w:val="21"/>
+        <w:rPr>
+          <w:lang w:eastAsia="zh-CN"/>
+        </w:rPr>
       </w:pPr>
       <w:r>
-        <w:t xml:space="preserve">3.1 </w:t>
-      </w:r>
-      <w:r>
-        <w:t>技术方案</w:t>
+        <w:rPr>
+          <w:lang w:eastAsia="zh-CN"/>
+        </w:rPr>
+        <w:t xml:space="preserve">4.1 </w:t>
+      </w:r>
+      <w:r>
+        <w:rPr>
+          <w:lang w:eastAsia="zh-CN"/>
+        </w:rPr>
+        <w:t>阶段性实验或可行性验证</w:t>
       </w:r>
     </w:p>
     <w:p>
       <w:pPr>
         <w:spacing w:after="100"/>
         <w:ind w:left="173"/>
+        <w:jc w:val="both"/>
         <w:rPr>
           <w:rFonts w:hint="eastAsia"/>
+          <w:lang w:eastAsia="zh-CN"/>
         </w:rPr>
       </w:pPr>
       <w:r>
@@ -306,21 +4080,372 @@
           <w:rFonts w:ascii="Calibri" w:hAnsi="Calibri"/>
           <w:b/>
           <w:color w:val="1F4D78"/>
-        </w:rPr>
-        <w:rPr>
-          <w:rFonts w:ascii="Calibri" w:hAnsi="Calibri"/>
-          <w:b/>
-          <w:color w:val="1F4D78"/>
-        </w:rPr>
-        <w:t>系统分层设计：入口层 main.py 负责参数解析与时间预算控制；决策核心 prospector/agent.py 实现 ReAct 主循环、事件驱动、状态机与会话 checkpoint；LLM 层 prospector/llm.py 封装 DeepSeek（OpenAI 兼容接口，可替换任意兼容端点）并提供 24 个工具 schema；工具层实现 24 个工具（通用 10 个、文献调研 8 个、发现 6 个）；领域工具链 literature_agent 提供多源检索、文档解析、知识抽取与构效关系发现；本地解析 markitdown_utils 为微软 markitdown（MIT）裁剪版。</w:t>
+          <w:lang w:eastAsia="zh-CN"/>
+        </w:rPr>
+        <w:tab/>
+      </w:r>
+      <w:r>
+        <w:rPr>
+          <w:rFonts w:ascii="Calibri" w:hAnsi="Calibri"/>
+          <w:b/>
+          <w:color w:val="1F4D78"/>
+          <w:lang w:eastAsia="zh-CN"/>
+        </w:rPr>
+        <w:t>已完成四个主题的端到端运行验证：</w:t>
+      </w:r>
+      <w:r>
+        <w:rPr>
+          <w:rFonts w:ascii="Calibri" w:hAnsi="Calibri"/>
+          <w:b/>
+          <w:color w:val="1F4D78"/>
+          <w:lang w:eastAsia="zh-CN"/>
+        </w:rPr>
+        <w:t xml:space="preserve">MOF/CO₂ </w:t>
+      </w:r>
+      <w:r>
+        <w:rPr>
+          <w:rFonts w:ascii="Calibri" w:hAnsi="Calibri"/>
+          <w:b/>
+          <w:color w:val="1F4D78"/>
+          <w:lang w:eastAsia="zh-CN"/>
+        </w:rPr>
+        <w:t>捕获（两轮迭代，</w:t>
+      </w:r>
+      <w:r>
+        <w:rPr>
+          <w:rFonts w:ascii="Calibri" w:hAnsi="Calibri"/>
+          <w:b/>
+          <w:color w:val="1F4D78"/>
+          <w:lang w:eastAsia="zh-CN"/>
+        </w:rPr>
+        <w:t xml:space="preserve">180 </w:t>
+      </w:r>
+      <w:r>
+        <w:rPr>
+          <w:rFonts w:ascii="Calibri" w:hAnsi="Calibri"/>
+          <w:b/>
+          <w:color w:val="1F4D78"/>
+          <w:lang w:eastAsia="zh-CN"/>
+        </w:rPr>
+        <w:t>篇唯一论文）、卤化物钙钛矿带隙稳定性（</w:t>
+      </w:r>
+      <w:r>
+        <w:rPr>
+          <w:rFonts w:ascii="Calibri" w:hAnsi="Calibri"/>
+          <w:b/>
+          <w:color w:val="1F4D78"/>
+          <w:lang w:eastAsia="zh-CN"/>
+        </w:rPr>
+        <w:t xml:space="preserve">96 </w:t>
+      </w:r>
+      <w:r>
+        <w:rPr>
+          <w:rFonts w:ascii="Calibri" w:hAnsi="Calibri"/>
+          <w:b/>
+          <w:color w:val="1F4D78"/>
+          <w:lang w:eastAsia="zh-CN"/>
+        </w:rPr>
+        <w:t>篇）、热电材料</w:t>
+      </w:r>
+      <w:r>
+        <w:rPr>
+          <w:rFonts w:ascii="Calibri" w:hAnsi="Calibri"/>
+          <w:b/>
+          <w:color w:val="1F4D78"/>
+          <w:lang w:eastAsia="zh-CN"/>
+        </w:rPr>
+        <w:t xml:space="preserve"> ZT </w:t>
+      </w:r>
+      <w:r>
+        <w:rPr>
+          <w:rFonts w:ascii="Calibri" w:hAnsi="Calibri"/>
+          <w:b/>
+          <w:color w:val="1F4D78"/>
+          <w:lang w:eastAsia="zh-CN"/>
+        </w:rPr>
+        <w:t>优化（</w:t>
+      </w:r>
+      <w:r>
+        <w:rPr>
+          <w:rFonts w:ascii="Calibri" w:hAnsi="Calibri"/>
+          <w:b/>
+          <w:color w:val="1F4D78"/>
+          <w:lang w:eastAsia="zh-CN"/>
+        </w:rPr>
+        <w:t xml:space="preserve">140 </w:t>
+      </w:r>
+      <w:r>
+        <w:rPr>
+          <w:rFonts w:ascii="Calibri" w:hAnsi="Calibri"/>
+          <w:b/>
+          <w:color w:val="1F4D78"/>
+          <w:lang w:eastAsia="zh-CN"/>
+        </w:rPr>
+        <w:t>篇）、锂电高镍正极容量保持率（</w:t>
+      </w:r>
+      <w:r>
+        <w:rPr>
+          <w:rFonts w:ascii="Calibri" w:hAnsi="Calibri"/>
+          <w:b/>
+          <w:color w:val="1F4D78"/>
+          <w:lang w:eastAsia="zh-CN"/>
+        </w:rPr>
+        <w:t xml:space="preserve">174 </w:t>
+      </w:r>
+      <w:r>
+        <w:rPr>
+          <w:rFonts w:ascii="Calibri" w:hAnsi="Calibri"/>
+          <w:b/>
+          <w:color w:val="1F4D78"/>
+          <w:lang w:eastAsia="zh-CN"/>
+        </w:rPr>
+        <w:t>篇），合计检索</w:t>
+      </w:r>
+      <w:r>
+        <w:rPr>
+          <w:rFonts w:ascii="Calibri" w:hAnsi="Calibri"/>
+          <w:b/>
+          <w:color w:val="1F4D78"/>
+          <w:lang w:eastAsia="zh-CN"/>
+        </w:rPr>
+        <w:t xml:space="preserve"> 590 </w:t>
+      </w:r>
+      <w:r>
+        <w:rPr>
+          <w:rFonts w:ascii="Calibri" w:hAnsi="Calibri"/>
+          <w:b/>
+          <w:color w:val="1F4D78"/>
+          <w:lang w:eastAsia="zh-CN"/>
+        </w:rPr>
+        <w:t>篇唯一论文。每轮运行均独立完成检索</w:t>
+      </w:r>
+      <w:r>
+        <w:rPr>
+          <w:rFonts w:ascii="Calibri" w:hAnsi="Calibri"/>
+          <w:b/>
+          <w:color w:val="1F4D78"/>
+          <w:lang w:eastAsia="zh-CN"/>
+        </w:rPr>
+        <w:t xml:space="preserve"> → </w:t>
+      </w:r>
+      <w:r>
+        <w:rPr>
+          <w:rFonts w:ascii="Calibri" w:hAnsi="Calibri"/>
+          <w:b/>
+          <w:color w:val="1F4D78"/>
+          <w:lang w:eastAsia="zh-CN"/>
+        </w:rPr>
+        <w:t>覆盖审计</w:t>
+      </w:r>
+      <w:r>
+        <w:rPr>
+          <w:rFonts w:ascii="Calibri" w:hAnsi="Calibri"/>
+          <w:b/>
+          <w:color w:val="1F4D78"/>
+          <w:lang w:eastAsia="zh-CN"/>
+        </w:rPr>
+        <w:t xml:space="preserve"> → </w:t>
+      </w:r>
+      <w:r>
+        <w:rPr>
+          <w:rFonts w:ascii="Calibri" w:hAnsi="Calibri"/>
+          <w:b/>
+          <w:color w:val="1F4D78"/>
+          <w:lang w:eastAsia="zh-CN"/>
+        </w:rPr>
+        <w:t>深度阅读</w:t>
+      </w:r>
+      <w:r>
+        <w:rPr>
+          <w:rFonts w:ascii="Calibri" w:hAnsi="Calibri"/>
+          <w:b/>
+          <w:color w:val="1F4D78"/>
+          <w:lang w:eastAsia="zh-CN"/>
+        </w:rPr>
+        <w:t xml:space="preserve"> → </w:t>
+      </w:r>
+      <w:r>
+        <w:rPr>
+          <w:rFonts w:ascii="Calibri" w:hAnsi="Calibri"/>
+          <w:b/>
+          <w:color w:val="1F4D78"/>
+          <w:lang w:eastAsia="zh-CN"/>
+        </w:rPr>
+        <w:t>知识图谱</w:t>
+      </w:r>
+      <w:r>
+        <w:rPr>
+          <w:rFonts w:ascii="Calibri" w:hAnsi="Calibri"/>
+          <w:b/>
+          <w:color w:val="1F4D78"/>
+          <w:lang w:eastAsia="zh-CN"/>
+        </w:rPr>
+        <w:t xml:space="preserve"> + </w:t>
+      </w:r>
+      <w:r>
+        <w:rPr>
+          <w:rFonts w:ascii="Calibri" w:hAnsi="Calibri"/>
+          <w:b/>
+          <w:color w:val="1F4D78"/>
+          <w:lang w:eastAsia="zh-CN"/>
+        </w:rPr>
+        <w:t>审计</w:t>
+      </w:r>
+      <w:r>
+        <w:rPr>
+          <w:rFonts w:ascii="Calibri" w:hAnsi="Calibri"/>
+          <w:b/>
+          <w:color w:val="1F4D78"/>
+          <w:lang w:eastAsia="zh-CN"/>
+        </w:rPr>
+        <w:t xml:space="preserve"> → Gap </w:t>
+      </w:r>
+      <w:r>
+        <w:rPr>
+          <w:rFonts w:ascii="Calibri" w:hAnsi="Calibri"/>
+          <w:b/>
+          <w:color w:val="1F4D78"/>
+          <w:lang w:eastAsia="zh-CN"/>
+        </w:rPr>
+        <w:t>识别</w:t>
+      </w:r>
+      <w:r>
+        <w:rPr>
+          <w:rFonts w:ascii="Calibri" w:hAnsi="Calibri"/>
+          <w:b/>
+          <w:color w:val="1F4D78"/>
+          <w:lang w:eastAsia="zh-CN"/>
+        </w:rPr>
+        <w:t xml:space="preserve"> → </w:t>
+      </w:r>
+      <w:r>
+        <w:rPr>
+          <w:rFonts w:ascii="Calibri" w:hAnsi="Calibri"/>
+          <w:b/>
+          <w:color w:val="1F4D78"/>
+          <w:lang w:eastAsia="zh-CN"/>
+        </w:rPr>
+        <w:t>假设生成</w:t>
+      </w:r>
+      <w:r>
+        <w:rPr>
+          <w:rFonts w:ascii="Calibri" w:hAnsi="Calibri"/>
+          <w:b/>
+          <w:color w:val="1F4D78"/>
+          <w:lang w:eastAsia="zh-CN"/>
+        </w:rPr>
+        <w:t xml:space="preserve"> → </w:t>
+      </w:r>
+      <w:r>
+        <w:rPr>
+          <w:rFonts w:ascii="Calibri" w:hAnsi="Calibri"/>
+          <w:b/>
+          <w:color w:val="1F4D78"/>
+          <w:lang w:eastAsia="zh-CN"/>
+        </w:rPr>
+        <w:t>新颖性核查</w:t>
+      </w:r>
+      <w:r>
+        <w:rPr>
+          <w:rFonts w:ascii="Calibri" w:hAnsi="Calibri"/>
+          <w:b/>
+          <w:color w:val="1F4D78"/>
+          <w:lang w:eastAsia="zh-CN"/>
+        </w:rPr>
+        <w:t xml:space="preserve"> → LLM×</w:t>
+      </w:r>
+      <w:r>
+        <w:rPr>
+          <w:rFonts w:ascii="Calibri" w:hAnsi="Calibri"/>
+          <w:b/>
+          <w:color w:val="1F4D78"/>
+          <w:lang w:eastAsia="zh-CN"/>
+        </w:rPr>
+        <w:t>搜索融合</w:t>
+      </w:r>
+      <w:r>
+        <w:rPr>
+          <w:rFonts w:ascii="Calibri" w:hAnsi="Calibri"/>
+          <w:b/>
+          <w:color w:val="1F4D78"/>
+          <w:lang w:eastAsia="zh-CN"/>
+        </w:rPr>
+        <w:t xml:space="preserve"> → </w:t>
+      </w:r>
+      <w:r>
+        <w:rPr>
+          <w:rFonts w:ascii="Calibri" w:hAnsi="Calibri"/>
+          <w:b/>
+          <w:color w:val="1F4D78"/>
+          <w:lang w:eastAsia="zh-CN"/>
+        </w:rPr>
+        <w:t>批量双轨验证</w:t>
+      </w:r>
+      <w:r>
+        <w:rPr>
+          <w:rFonts w:ascii="Calibri" w:hAnsi="Calibri"/>
+          <w:b/>
+          <w:color w:val="1F4D78"/>
+          <w:lang w:eastAsia="zh-CN"/>
+        </w:rPr>
+        <w:t xml:space="preserve"> → </w:t>
+      </w:r>
+      <w:r>
+        <w:rPr>
+          <w:rFonts w:ascii="Calibri" w:hAnsi="Calibri"/>
+          <w:b/>
+          <w:color w:val="1F4D78"/>
+          <w:lang w:eastAsia="zh-CN"/>
+        </w:rPr>
+        <w:t>发现报告</w:t>
+      </w:r>
+      <w:r>
+        <w:rPr>
+          <w:rFonts w:ascii="Calibri" w:hAnsi="Calibri"/>
+          <w:b/>
+          <w:color w:val="1F4D78"/>
+          <w:lang w:eastAsia="zh-CN"/>
+        </w:rPr>
+        <w:t xml:space="preserve"> → </w:t>
+      </w:r>
+      <w:r>
+        <w:rPr>
+          <w:rFonts w:ascii="Calibri" w:hAnsi="Calibri"/>
+          <w:b/>
+          <w:color w:val="1F4D78"/>
+          <w:lang w:eastAsia="zh-CN"/>
+        </w:rPr>
+        <w:t>记忆收尾的完整闭环；检索查询、来源、结果数与耗时均记录于检索日志，可逐条核验检索策略的自主决策过程。</w:t>
+      </w:r>
+    </w:p>
+    <w:p>
+      <w:pPr>
+        <w:pStyle w:val="21"/>
+        <w:rPr>
+          <w:lang w:eastAsia="zh-CN"/>
+        </w:rPr>
+      </w:pPr>
+      <w:r>
+        <w:rPr>
+          <w:lang w:eastAsia="zh-CN"/>
+        </w:rPr>
+        <w:t xml:space="preserve">4.2 </w:t>
+      </w:r>
+      <w:r>
+        <w:rPr>
+          <w:lang w:eastAsia="zh-CN"/>
+        </w:rPr>
+        <w:t>当前结果</w:t>
       </w:r>
     </w:p>
     <w:p>
       <w:pPr>
         <w:spacing w:after="100"/>
         <w:ind w:left="173"/>
+        <w:jc w:val="both"/>
         <w:rPr>
           <w:rFonts w:hint="eastAsia"/>
+          <w:lang w:eastAsia="zh-CN"/>
         </w:rPr>
       </w:pPr>
       <w:r>
@@ -328,193 +4453,480 @@
           <w:rFonts w:ascii="Calibri" w:hAnsi="Calibri"/>
           <w:b/>
           <w:color w:val="1F4D78"/>
-        </w:rPr>
-        <w:rPr>
-          <w:rFonts w:ascii="Calibri" w:hAnsi="Calibri"/>
-          <w:b/>
-          <w:color w:val="1F4D78"/>
-        </w:rPr>
-        <w:rPr>
-          <w:rFonts w:ascii="Calibri" w:hAnsi="Calibri"/>
-          <w:b/>
-          <w:color w:val="1F4D78"/>
-        </w:rPr>
-        <w:t>关键机制：时间预算分级提醒与耗尽强制收尾；跨轮记忆（MEMORY.md 索引 + 单轮总结 + 反思日志）驱动增量迭代；上下文自动压缩；知识图谱审计（数值冲突、重复写法、溯源缺失检测，冲突直接成为矛盾型 Gap 候选）；检索覆盖审计（唯一论文数、边际收益、建议补充检索词）；系统性新颖性核查（反查文献库判定 known/partial/new，不采信 LLM 自评）；验证统一走工具（validate_discovery 批量写回可审计验证记录）。工具按职责划分为：通用工具 10 个（think、文件读写、Shell 执行、进程管理、stop），文献调研工具 8 个（检索、覆盖审计、解析、全文获取、摘要整理、Gap 分析、图谱审计、报告生成），发现工具 6 个（假设生成、新颖性核查、发现搜索、双轨验证、模型对比、发现报告）。</w:t>
-      </w:r>
-    </w:p>
-    <w:p>
-      <w:pPr>
-        <w:pStyle w:val="21"/>
-      </w:pPr>
-      <w:r>
-        <w:t xml:space="preserve">3.2 </w:t>
-      </w:r>
-      <w:r>
-        <w:t>预期方法路线</w:t>
-      </w:r>
-    </w:p>
-    <w:p>
-      <w:pPr>
-        <w:spacing w:after="100"/>
-        <w:ind w:left="173"/>
-        <w:rPr>
-          <w:rFonts w:hint="eastAsia"/>
-        </w:rPr>
-      </w:pPr>
-      <w:r>
-        <w:rPr>
-          <w:rFonts w:ascii="Calibri" w:hAnsi="Calibri"/>
-          <w:b/>
-          <w:color w:val="1F4D78"/>
-        </w:rPr>
-        <w:rPr>
-          <w:rFonts w:ascii="Calibri" w:hAnsi="Calibri"/>
-          <w:b/>
-          <w:color w:val="1F4D78"/>
-        </w:rPr>
-        <w:t>1）多源检索（arXiv + Sciverse）与覆盖审计；2）摘要整理与关键论文深度阅读（Sciverse 全文片段 / PDF 下载解析 / arXiv 标题回退，实际运行中已成功解析两篇完整 PDF 全文，分别约 86k 与 61k 字符）；3）Agent 撰写 Markdown 知识图谱并执行图谱审计；4）Research Gap 识别（矛盾 / 缺失连接 / 未探索，附证据链与验证方案）；5）LLM 生成假设 → check_novelty 系统性新颖性核查；6）贝叶斯优化（加权 k-NN 代理 + UCB 采集）/ MCTS 搜索，LLM 评估中间候选的科学合理性并引导剪枝聚焦（评估次数落盘可审计；实测明显不合理的候选被 LLM 判定 0 分，跨主题共记录 12/4 次引导评估）；7）双轨验证（无机材料走 MP/NOMAD/OQMD 数据库，有机/框架材料走文献证据链）；8）模型统计对比（均值/线性基线 vs 二次/多特征候选，R²/RMSE 同口径，含 Slack 带隙-温度经典模型拟合器）与发现报告生成。</w:t>
-      </w:r>
-    </w:p>
-    <w:p>
-      <w:pPr>
-        <w:pStyle w:val="21"/>
-      </w:pPr>
-      <w:r>
-        <w:t xml:space="preserve">3.3 </w:t>
-      </w:r>
-      <w:r>
-        <w:t>数据来源、依赖工具与运行流程</w:t>
-      </w:r>
-    </w:p>
-    <w:p>
-      <w:pPr>
-        <w:spacing w:after="100"/>
-        <w:ind w:left="173"/>
-        <w:rPr>
-          <w:rFonts w:hint="eastAsia"/>
-        </w:rPr>
-      </w:pPr>
-      <w:r>
-        <w:rPr>
-          <w:rFonts w:ascii="Calibri" w:hAnsi="Calibri"/>
-          <w:b/>
-          <w:color w:val="1F4D78"/>
-        </w:rPr>
-        <w:rPr>
-          <w:rFonts w:ascii="Calibri" w:hAnsi="Calibri"/>
-          <w:b/>
-          <w:color w:val="1F4D78"/>
-        </w:rPr>
-        <w:t>数据来源：arXiv（开放获取）、Sciverse（标题 + 摘要，仅内部调研，不对外再分发）、Materials Project / NOMAD（外部验证，仅查询）。依赖工具：DeepSeek（推理大模型）、Sciverse（文献检索）、MinerU（可选云端 PDF 解析，缺失时回退本地 markitdown_utils）、Git Bash（Windows 兼容运行环境）。运行流程：配置 .api_key（DEEPSEEK_API_KEY 必需；SCIVERSE_API_KEY / MATERIALS_PROJECT_API_KEY / MINERU_API_KEY 可选）后执行 python main.py --topic “&lt;任意材料主题&gt;” --budget 1800；输出位于 workspace/outputs/literature_survey/（五件套 + discovery/），运行轨迹记录于 workspace/logs/trajectory_survey.json。</w:t>
-      </w:r>
-    </w:p>
-    <w:p>
-      <w:pPr>
-        <w:pStyle w:val="1"/>
-      </w:pPr>
-      <w:r>
-        <w:t>四、阶段性实验结果或可行性验证</w:t>
-      </w:r>
-    </w:p>
-    <w:p>
-      <w:pPr>
-        <w:pStyle w:val="21"/>
-      </w:pPr>
-      <w:r>
-        <w:t xml:space="preserve">4.1 </w:t>
-      </w:r>
-      <w:r>
-        <w:t>阶段性实验或可行性验证</w:t>
-      </w:r>
-    </w:p>
-    <w:p>
-      <w:pPr>
-        <w:spacing w:after="100"/>
-        <w:ind w:left="173"/>
-        <w:rPr>
-          <w:rFonts w:hint="eastAsia"/>
-        </w:rPr>
-      </w:pPr>
-      <w:r>
-        <w:rPr>
-          <w:rFonts w:ascii="Calibri" w:hAnsi="Calibri"/>
-          <w:b/>
-          <w:color w:val="1F4D78"/>
-        </w:rPr>
-        <w:rPr>
-          <w:rFonts w:ascii="Calibri" w:hAnsi="Calibri"/>
-          <w:b/>
-          <w:color w:val="1F4D78"/>
-        </w:rPr>
-        <w:t>已完成四个主题的端到端运行验证：MOF/CO₂ 捕获（两轮迭代，180 篇唯一论文）、卤化物钙钛矿带隙稳定性（96 篇）、热电材料 ZT 优化（140 篇）、锂电高镍正极容量保持率（174 篇），合计检索 590 篇唯一论文。每轮运行均独立完成检索 → 覆盖审计 → 深度阅读 → 知识图谱 + 审计 → Gap 识别 → 假设生成 → 新颖性核查 → LLM×搜索融合 → 批量双轨验证 → 发现报告 → 记忆收尾的完整闭环；检索查询、来源、结果数与耗时均记录于检索日志，可逐条核验检索策略的自主决策过程。</w:t>
-      </w:r>
-    </w:p>
-    <w:p>
-      <w:pPr>
-        <w:pStyle w:val="21"/>
-      </w:pPr>
-      <w:r>
-        <w:t xml:space="preserve">4.2 </w:t>
-      </w:r>
-      <w:r>
-        <w:t>当前结果</w:t>
-      </w:r>
-    </w:p>
-    <w:p>
-      <w:pPr>
-        <w:spacing w:after="100"/>
-        <w:ind w:left="173"/>
-        <w:rPr>
-          <w:rFonts w:hint="eastAsia"/>
-        </w:rPr>
-      </w:pPr>
-      <w:r>
-        <w:rPr>
-          <w:rFonts w:ascii="Calibri" w:hAnsi="Calibri"/>
-          <w:b/>
-          <w:color w:val="1F4D78"/>
-        </w:rPr>
-        <w:rPr>
-          <w:rFonts w:ascii="Calibri" w:hAnsi="Calibri"/>
-          <w:b/>
-          <w:color w:val="1F4D78"/>
-        </w:rPr>
-        <w:t>主案例（MOF/CO₂）关键结果：知识图谱含 40 种材料、87 条性质记录、14 条跨体系构效关系；识别 10 项 Research Gap（含类型、严重度、置信度、证据链与验证方案）；生成 8 条构效关系假设，全部获得文献证据链验证（置信度 0.75–0.99）；贝叶斯搜索探索 328 个候选点（主案例另完成 LLM 引导复跑，共 16 次引导评估）；两条假设的候选模型显著优于线性基线（R² 提升 +0.567 / +0.632）；完成 2 项定量元分析（孔径-压力窗口 r=0.690；水效应湿/干比 0.87 vs 1.25 符号翻转）。核心发现附机制解释：缺陷类型二象性——甲酸盐缺陷占据开放金属位点抑制吸附，配体缺失缺陷制造介孔提升容量约 50%，统一两篇矛盾文献；水效应二象性——物理吸附 MOF 中水竞争吸附位点（负效应），胺化化学吸附 MOF 中水促进碳酸氢盐路径（正效应）。</w:t>
+          <w:lang w:eastAsia="zh-CN"/>
+        </w:rPr>
+        <w:tab/>
+      </w:r>
+      <w:r>
+        <w:rPr>
+          <w:rFonts w:ascii="Calibri" w:hAnsi="Calibri"/>
+          <w:b/>
+          <w:color w:val="1F4D78"/>
+          <w:lang w:eastAsia="zh-CN"/>
+        </w:rPr>
+        <w:t>主案例（</w:t>
+      </w:r>
+      <w:r>
+        <w:rPr>
+          <w:rFonts w:ascii="Calibri" w:hAnsi="Calibri"/>
+          <w:b/>
+          <w:color w:val="1F4D78"/>
+          <w:lang w:eastAsia="zh-CN"/>
+        </w:rPr>
+        <w:t>MOF/CO₂</w:t>
+      </w:r>
+      <w:r>
+        <w:rPr>
+          <w:rFonts w:ascii="Calibri" w:hAnsi="Calibri"/>
+          <w:b/>
+          <w:color w:val="1F4D78"/>
+          <w:lang w:eastAsia="zh-CN"/>
+        </w:rPr>
+        <w:t>）关键结果：知识图谱含</w:t>
+      </w:r>
+      <w:r>
+        <w:rPr>
+          <w:rFonts w:ascii="Calibri" w:hAnsi="Calibri"/>
+          <w:b/>
+          <w:color w:val="1F4D78"/>
+          <w:lang w:eastAsia="zh-CN"/>
+        </w:rPr>
+        <w:t xml:space="preserve"> 40 </w:t>
+      </w:r>
+      <w:r>
+        <w:rPr>
+          <w:rFonts w:ascii="Calibri" w:hAnsi="Calibri"/>
+          <w:b/>
+          <w:color w:val="1F4D78"/>
+          <w:lang w:eastAsia="zh-CN"/>
+        </w:rPr>
+        <w:t>种材料、</w:t>
+      </w:r>
+      <w:r>
+        <w:rPr>
+          <w:rFonts w:ascii="Calibri" w:hAnsi="Calibri"/>
+          <w:b/>
+          <w:color w:val="1F4D78"/>
+          <w:lang w:eastAsia="zh-CN"/>
+        </w:rPr>
+        <w:t xml:space="preserve">87 </w:t>
+      </w:r>
+      <w:r>
+        <w:rPr>
+          <w:rFonts w:ascii="Calibri" w:hAnsi="Calibri"/>
+          <w:b/>
+          <w:color w:val="1F4D78"/>
+          <w:lang w:eastAsia="zh-CN"/>
+        </w:rPr>
+        <w:t>条性质记录、</w:t>
+      </w:r>
+      <w:r>
+        <w:rPr>
+          <w:rFonts w:ascii="Calibri" w:hAnsi="Calibri"/>
+          <w:b/>
+          <w:color w:val="1F4D78"/>
+          <w:lang w:eastAsia="zh-CN"/>
+        </w:rPr>
+        <w:t xml:space="preserve">14 </w:t>
+      </w:r>
+      <w:r>
+        <w:rPr>
+          <w:rFonts w:ascii="Calibri" w:hAnsi="Calibri"/>
+          <w:b/>
+          <w:color w:val="1F4D78"/>
+          <w:lang w:eastAsia="zh-CN"/>
+        </w:rPr>
+        <w:t>条跨体系构效关系；识别</w:t>
+      </w:r>
+      <w:r>
+        <w:rPr>
+          <w:rFonts w:ascii="Calibri" w:hAnsi="Calibri"/>
+          <w:b/>
+          <w:color w:val="1F4D78"/>
+          <w:lang w:eastAsia="zh-CN"/>
+        </w:rPr>
+        <w:t xml:space="preserve"> 10 </w:t>
+      </w:r>
+      <w:r>
+        <w:rPr>
+          <w:rFonts w:ascii="Calibri" w:hAnsi="Calibri"/>
+          <w:b/>
+          <w:color w:val="1F4D78"/>
+          <w:lang w:eastAsia="zh-CN"/>
+        </w:rPr>
+        <w:t>项</w:t>
+      </w:r>
+      <w:r>
+        <w:rPr>
+          <w:rFonts w:ascii="Calibri" w:hAnsi="Calibri"/>
+          <w:b/>
+          <w:color w:val="1F4D78"/>
+          <w:lang w:eastAsia="zh-CN"/>
+        </w:rPr>
+        <w:t xml:space="preserve"> Research Gap</w:t>
+      </w:r>
+      <w:r>
+        <w:rPr>
+          <w:rFonts w:ascii="Calibri" w:hAnsi="Calibri"/>
+          <w:b/>
+          <w:color w:val="1F4D78"/>
+          <w:lang w:eastAsia="zh-CN"/>
+        </w:rPr>
+        <w:t>（含类型、严重度、置信度、证据链与验证方案）；生成</w:t>
+      </w:r>
+      <w:r>
+        <w:rPr>
+          <w:rFonts w:ascii="Calibri" w:hAnsi="Calibri"/>
+          <w:b/>
+          <w:color w:val="1F4D78"/>
+          <w:lang w:eastAsia="zh-CN"/>
+        </w:rPr>
+        <w:t xml:space="preserve"> 8 </w:t>
+      </w:r>
+      <w:r>
+        <w:rPr>
+          <w:rFonts w:ascii="Calibri" w:hAnsi="Calibri"/>
+          <w:b/>
+          <w:color w:val="1F4D78"/>
+          <w:lang w:eastAsia="zh-CN"/>
+        </w:rPr>
+        <w:t>条构效关系假设，全部获得文献证据链验证（置信度</w:t>
+      </w:r>
+      <w:r>
+        <w:rPr>
+          <w:rFonts w:ascii="Calibri" w:hAnsi="Calibri"/>
+          <w:b/>
+          <w:color w:val="1F4D78"/>
+          <w:lang w:eastAsia="zh-CN"/>
+        </w:rPr>
+        <w:t xml:space="preserve"> 0.75–0.99</w:t>
+      </w:r>
+      <w:r>
+        <w:rPr>
+          <w:rFonts w:ascii="Calibri" w:hAnsi="Calibri"/>
+          <w:b/>
+          <w:color w:val="1F4D78"/>
+          <w:lang w:eastAsia="zh-CN"/>
+        </w:rPr>
+        <w:t>）；贝叶斯搜索探索</w:t>
+      </w:r>
+      <w:r>
+        <w:rPr>
+          <w:rFonts w:ascii="Calibri" w:hAnsi="Calibri"/>
+          <w:b/>
+          <w:color w:val="1F4D78"/>
+          <w:lang w:eastAsia="zh-CN"/>
+        </w:rPr>
+        <w:t xml:space="preserve"> 328 </w:t>
+      </w:r>
+      <w:r>
+        <w:rPr>
+          <w:rFonts w:ascii="Calibri" w:hAnsi="Calibri"/>
+          <w:b/>
+          <w:color w:val="1F4D78"/>
+          <w:lang w:eastAsia="zh-CN"/>
+        </w:rPr>
+        <w:t>个候选点（主案例另完成</w:t>
+      </w:r>
+      <w:r>
+        <w:rPr>
+          <w:rFonts w:ascii="Calibri" w:hAnsi="Calibri"/>
+          <w:b/>
+          <w:color w:val="1F4D78"/>
+          <w:lang w:eastAsia="zh-CN"/>
+        </w:rPr>
+        <w:t xml:space="preserve"> LLM </w:t>
+      </w:r>
+      <w:r>
+        <w:rPr>
+          <w:rFonts w:ascii="Calibri" w:hAnsi="Calibri"/>
+          <w:b/>
+          <w:color w:val="1F4D78"/>
+          <w:lang w:eastAsia="zh-CN"/>
+        </w:rPr>
+        <w:t>引导复跑，共</w:t>
+      </w:r>
+      <w:r>
+        <w:rPr>
+          <w:rFonts w:ascii="Calibri" w:hAnsi="Calibri"/>
+          <w:b/>
+          <w:color w:val="1F4D78"/>
+          <w:lang w:eastAsia="zh-CN"/>
+        </w:rPr>
+        <w:t xml:space="preserve"> 16 </w:t>
+      </w:r>
+      <w:r>
+        <w:rPr>
+          <w:rFonts w:ascii="Calibri" w:hAnsi="Calibri"/>
+          <w:b/>
+          <w:color w:val="1F4D78"/>
+          <w:lang w:eastAsia="zh-CN"/>
+        </w:rPr>
+        <w:t>次引导评估）；两条假设的候选模型显著优于线性基线（</w:t>
+      </w:r>
+      <w:r>
+        <w:rPr>
+          <w:rFonts w:ascii="Calibri" w:hAnsi="Calibri"/>
+          <w:b/>
+          <w:color w:val="1F4D78"/>
+          <w:lang w:eastAsia="zh-CN"/>
+        </w:rPr>
+        <w:t xml:space="preserve">R² </w:t>
+      </w:r>
+      <w:r>
+        <w:rPr>
+          <w:rFonts w:ascii="Calibri" w:hAnsi="Calibri"/>
+          <w:b/>
+          <w:color w:val="1F4D78"/>
+          <w:lang w:eastAsia="zh-CN"/>
+        </w:rPr>
+        <w:t>提升</w:t>
+      </w:r>
+      <w:r>
+        <w:rPr>
+          <w:rFonts w:ascii="Calibri" w:hAnsi="Calibri"/>
+          <w:b/>
+          <w:color w:val="1F4D78"/>
+          <w:lang w:eastAsia="zh-CN"/>
+        </w:rPr>
+        <w:t xml:space="preserve"> +0.567 / +0.632</w:t>
+      </w:r>
+      <w:r>
+        <w:rPr>
+          <w:rFonts w:ascii="Calibri" w:hAnsi="Calibri"/>
+          <w:b/>
+          <w:color w:val="1F4D78"/>
+          <w:lang w:eastAsia="zh-CN"/>
+        </w:rPr>
+        <w:t>）；完成</w:t>
+      </w:r>
+      <w:r>
+        <w:rPr>
+          <w:rFonts w:ascii="Calibri" w:hAnsi="Calibri"/>
+          <w:b/>
+          <w:color w:val="1F4D78"/>
+          <w:lang w:eastAsia="zh-CN"/>
+        </w:rPr>
+        <w:t xml:space="preserve"> 2 </w:t>
+      </w:r>
+      <w:r>
+        <w:rPr>
+          <w:rFonts w:ascii="Calibri" w:hAnsi="Calibri"/>
+          <w:b/>
+          <w:color w:val="1F4D78"/>
+          <w:lang w:eastAsia="zh-CN"/>
+        </w:rPr>
+        <w:t>项定量元分析（孔径</w:t>
+      </w:r>
+      <w:r>
+        <w:rPr>
+          <w:rFonts w:ascii="Calibri" w:hAnsi="Calibri"/>
+          <w:b/>
+          <w:color w:val="1F4D78"/>
+          <w:lang w:eastAsia="zh-CN"/>
+        </w:rPr>
+        <w:t>-</w:t>
+      </w:r>
+      <w:r>
+        <w:rPr>
+          <w:rFonts w:ascii="Calibri" w:hAnsi="Calibri"/>
+          <w:b/>
+          <w:color w:val="1F4D78"/>
+          <w:lang w:eastAsia="zh-CN"/>
+        </w:rPr>
+        <w:t>压力窗口</w:t>
+      </w:r>
+      <w:r>
+        <w:rPr>
+          <w:rFonts w:ascii="Calibri" w:hAnsi="Calibri"/>
+          <w:b/>
+          <w:color w:val="1F4D78"/>
+          <w:lang w:eastAsia="zh-CN"/>
+        </w:rPr>
+        <w:t xml:space="preserve"> r=0.690</w:t>
+      </w:r>
+      <w:r>
+        <w:rPr>
+          <w:rFonts w:ascii="Calibri" w:hAnsi="Calibri"/>
+          <w:b/>
+          <w:color w:val="1F4D78"/>
+          <w:lang w:eastAsia="zh-CN"/>
+        </w:rPr>
+        <w:t>；水效应湿</w:t>
+      </w:r>
+      <w:r>
+        <w:rPr>
+          <w:rFonts w:ascii="Calibri" w:hAnsi="Calibri"/>
+          <w:b/>
+          <w:color w:val="1F4D78"/>
+          <w:lang w:eastAsia="zh-CN"/>
+        </w:rPr>
+        <w:t>/</w:t>
+      </w:r>
+      <w:r>
+        <w:rPr>
+          <w:rFonts w:ascii="Calibri" w:hAnsi="Calibri"/>
+          <w:b/>
+          <w:color w:val="1F4D78"/>
+          <w:lang w:eastAsia="zh-CN"/>
+        </w:rPr>
+        <w:t>干比</w:t>
+      </w:r>
+      <w:r>
+        <w:rPr>
+          <w:rFonts w:ascii="Calibri" w:hAnsi="Calibri"/>
+          <w:b/>
+          <w:color w:val="1F4D78"/>
+          <w:lang w:eastAsia="zh-CN"/>
+        </w:rPr>
+        <w:t xml:space="preserve"> 0.87 vs 1.25 </w:t>
+      </w:r>
+      <w:r>
+        <w:rPr>
+          <w:rFonts w:ascii="Calibri" w:hAnsi="Calibri"/>
+          <w:b/>
+          <w:color w:val="1F4D78"/>
+          <w:lang w:eastAsia="zh-CN"/>
+        </w:rPr>
+        <w:t>符号翻转）。核心发现附机制解释：缺陷类型二象性</w:t>
+      </w:r>
+      <w:r>
+        <w:rPr>
+          <w:rFonts w:ascii="Calibri" w:hAnsi="Calibri"/>
+          <w:b/>
+          <w:color w:val="1F4D78"/>
+          <w:lang w:eastAsia="zh-CN"/>
+        </w:rPr>
+        <w:t>——</w:t>
+      </w:r>
+      <w:r>
+        <w:rPr>
+          <w:rFonts w:ascii="Calibri" w:hAnsi="Calibri"/>
+          <w:b/>
+          <w:color w:val="1F4D78"/>
+          <w:lang w:eastAsia="zh-CN"/>
+        </w:rPr>
+        <w:t>甲酸盐缺陷占据开放金属位点抑制吸附，配体缺失缺陷制造介孔提升容量约</w:t>
+      </w:r>
+      <w:r>
+        <w:rPr>
+          <w:rFonts w:ascii="Calibri" w:hAnsi="Calibri"/>
+          <w:b/>
+          <w:color w:val="1F4D78"/>
+          <w:lang w:eastAsia="zh-CN"/>
+        </w:rPr>
+        <w:t xml:space="preserve"> 50%</w:t>
+      </w:r>
+      <w:r>
+        <w:rPr>
+          <w:rFonts w:ascii="Calibri" w:hAnsi="Calibri"/>
+          <w:b/>
+          <w:color w:val="1F4D78"/>
+          <w:lang w:eastAsia="zh-CN"/>
+        </w:rPr>
+        <w:t>，统一两篇矛盾文献；水效应二象性</w:t>
+      </w:r>
+      <w:r>
+        <w:rPr>
+          <w:rFonts w:ascii="Calibri" w:hAnsi="Calibri"/>
+          <w:b/>
+          <w:color w:val="1F4D78"/>
+          <w:lang w:eastAsia="zh-CN"/>
+        </w:rPr>
+        <w:t>——</w:t>
+      </w:r>
+      <w:r>
+        <w:rPr>
+          <w:rFonts w:ascii="Calibri" w:hAnsi="Calibri"/>
+          <w:b/>
+          <w:color w:val="1F4D78"/>
+          <w:lang w:eastAsia="zh-CN"/>
+        </w:rPr>
+        <w:t>物理吸附</w:t>
+      </w:r>
+      <w:r>
+        <w:rPr>
+          <w:rFonts w:ascii="Calibri" w:hAnsi="Calibri"/>
+          <w:b/>
+          <w:color w:val="1F4D78"/>
+          <w:lang w:eastAsia="zh-CN"/>
+        </w:rPr>
+        <w:t xml:space="preserve"> MOF </w:t>
+      </w:r>
+      <w:r>
+        <w:rPr>
+          <w:rFonts w:ascii="Calibri" w:hAnsi="Calibri"/>
+          <w:b/>
+          <w:color w:val="1F4D78"/>
+          <w:lang w:eastAsia="zh-CN"/>
+        </w:rPr>
+        <w:t>中水竞争吸附位点（负效应），胺化化学吸附</w:t>
+      </w:r>
+      <w:r>
+        <w:rPr>
+          <w:rFonts w:ascii="Calibri" w:hAnsi="Calibri"/>
+          <w:b/>
+          <w:color w:val="1F4D78"/>
+          <w:lang w:eastAsia="zh-CN"/>
+        </w:rPr>
+        <w:t xml:space="preserve"> MOF </w:t>
+      </w:r>
+      <w:r>
+        <w:rPr>
+          <w:rFonts w:ascii="Calibri" w:hAnsi="Calibri"/>
+          <w:b/>
+          <w:color w:val="1F4D78"/>
+          <w:lang w:eastAsia="zh-CN"/>
+        </w:rPr>
+        <w:t>中水促进碳酸氢盐路径（正效应）。</w:t>
       </w:r>
     </w:p>
     <w:tbl>
       <w:tblPr>
         <w:tblStyle w:val="af4"/>
-        <w:tblW w:type="auto" w:w="0"/>
-        <w:jc w:val="left"/>
+        <w:tblW w:w="0" w:type="auto"/>
         <w:tblLayout w:type="fixed"/>
-        <w:tblLook w:firstColumn="1" w:firstRow="1" w:lastColumn="0" w:lastRow="0" w:noHBand="0" w:noVBand="1" w:val="04A0"/>
+        <w:tblLook w:val="04A0" w:firstRow="1" w:lastRow="0" w:firstColumn="1" w:lastColumn="0" w:noHBand="0" w:noVBand="1"/>
       </w:tblPr>
       <w:tblGrid>
-        <w:gridCol w:w="3293"/>
-        <w:gridCol w:w="3293"/>
-        <w:gridCol w:w="3293"/>
+        <w:gridCol w:w="1944"/>
+        <w:gridCol w:w="4392"/>
+        <w:gridCol w:w="3024"/>
       </w:tblGrid>
       <w:tr>
         <w:tc>
           <w:tcPr>
-            <w:tcW w:type="dxa" w:w="1944"/>
+            <w:tcW w:w="1944" w:type="dxa"/>
           </w:tcPr>
           <w:p>
+            <w:pPr>
+              <w:rPr>
+                <w:rFonts w:hint="eastAsia"/>
+              </w:rPr>
+            </w:pPr>
+            <w:proofErr w:type="spellStart"/>
             <w:r>
               <w:rPr>
                 <w:b/>
                 <w:sz w:val="20"/>
               </w:rPr>
+              <w:lastRenderedPageBreak/>
               <w:t>指标</w:t>
             </w:r>
+            <w:proofErr w:type="spellEnd"/>
           </w:p>
         </w:tc>
         <w:tc>
           <w:tcPr>
-            <w:tcW w:type="dxa" w:w="4392"/>
+            <w:tcW w:w="4392" w:type="dxa"/>
           </w:tcPr>
           <w:p>
+            <w:pPr>
+              <w:rPr>
+                <w:rFonts w:hint="eastAsia"/>
+              </w:rPr>
+            </w:pPr>
+            <w:proofErr w:type="spellStart"/>
             <w:r>
               <w:rPr>
                 <w:b/>
@@ -522,13 +4934,20 @@
               </w:rPr>
               <w:t>数值</w:t>
             </w:r>
+            <w:proofErr w:type="spellEnd"/>
           </w:p>
         </w:tc>
         <w:tc>
           <w:tcPr>
-            <w:tcW w:type="dxa" w:w="3024"/>
+            <w:tcW w:w="3024" w:type="dxa"/>
           </w:tcPr>
           <w:p>
+            <w:pPr>
+              <w:rPr>
+                <w:rFonts w:hint="eastAsia"/>
+              </w:rPr>
+            </w:pPr>
+            <w:proofErr w:type="spellStart"/>
             <w:r>
               <w:rPr>
                 <w:b/>
@@ -536,72 +4955,154 @@
               </w:rPr>
               <w:t>证据位置</w:t>
             </w:r>
+            <w:proofErr w:type="spellEnd"/>
           </w:p>
         </w:tc>
       </w:tr>
       <w:tr>
         <w:tc>
           <w:tcPr>
-            <w:tcW w:type="dxa" w:w="1944"/>
+            <w:tcW w:w="1944" w:type="dxa"/>
           </w:tcPr>
           <w:p>
+            <w:pPr>
+              <w:rPr>
+                <w:rFonts w:hint="eastAsia"/>
+              </w:rPr>
+            </w:pPr>
+            <w:proofErr w:type="spellStart"/>
             <w:r>
               <w:rPr>
                 <w:sz w:val="20"/>
               </w:rPr>
               <w:t>论文库</w:t>
             </w:r>
+            <w:proofErr w:type="spellEnd"/>
           </w:p>
         </w:tc>
         <w:tc>
           <w:tcPr>
-            <w:tcW w:type="dxa" w:w="4392"/>
+            <w:tcW w:w="4392" w:type="dxa"/>
           </w:tcPr>
           <w:p>
+            <w:pPr>
+              <w:rPr>
+                <w:rFonts w:hint="eastAsia"/>
+              </w:rPr>
+            </w:pPr>
             <w:r>
               <w:rPr>
                 <w:sz w:val="20"/>
               </w:rPr>
-              <w:t>180 篇唯一论文（arXiv 11 + Sciverse 169）</w:t>
+              <w:t xml:space="preserve">180 </w:t>
+            </w:r>
+            <w:proofErr w:type="spellStart"/>
+            <w:r>
+              <w:rPr>
+                <w:sz w:val="20"/>
+              </w:rPr>
+              <w:t>篇唯一论文（arXiv</w:t>
+            </w:r>
+            <w:proofErr w:type="spellEnd"/>
+            <w:r>
+              <w:rPr>
+                <w:sz w:val="20"/>
+              </w:rPr>
+              <w:t xml:space="preserve"> 11 + </w:t>
+            </w:r>
+            <w:proofErr w:type="spellStart"/>
+            <w:r>
+              <w:rPr>
+                <w:sz w:val="20"/>
+              </w:rPr>
+              <w:t>Sciverse</w:t>
+            </w:r>
+            <w:proofErr w:type="spellEnd"/>
+            <w:r>
+              <w:rPr>
+                <w:sz w:val="20"/>
+              </w:rPr>
+              <w:t xml:space="preserve"> 169）</w:t>
             </w:r>
           </w:p>
         </w:tc>
         <w:tc>
           <w:tcPr>
-            <w:tcW w:type="dxa" w:w="3024"/>
+            <w:tcW w:w="3024" w:type="dxa"/>
           </w:tcPr>
           <w:p>
+            <w:pPr>
+              <w:rPr>
+                <w:rFonts w:hint="eastAsia"/>
+              </w:rPr>
+            </w:pPr>
             <w:r>
               <w:rPr>
                 <w:sz w:val="20"/>
               </w:rPr>
-              <w:t>evidence/mof/papers.json</w:t>
+              <w:t>evidence/</w:t>
             </w:r>
+            <w:proofErr w:type="spellStart"/>
+            <w:r>
+              <w:rPr>
+                <w:sz w:val="20"/>
+              </w:rPr>
+              <w:t>mof</w:t>
+            </w:r>
+            <w:proofErr w:type="spellEnd"/>
+            <w:r>
+              <w:rPr>
+                <w:sz w:val="20"/>
+              </w:rPr>
+              <w:t>/</w:t>
+            </w:r>
+            <w:proofErr w:type="spellStart"/>
+            <w:r>
+              <w:rPr>
+                <w:sz w:val="20"/>
+              </w:rPr>
+              <w:t>papers.json</w:t>
+            </w:r>
+            <w:proofErr w:type="spellEnd"/>
           </w:p>
         </w:tc>
       </w:tr>
       <w:tr>
         <w:tc>
           <w:tcPr>
-            <w:tcW w:type="dxa" w:w="1944"/>
+            <w:tcW w:w="1944" w:type="dxa"/>
           </w:tcPr>
           <w:p>
+            <w:pPr>
+              <w:rPr>
+                <w:rFonts w:hint="eastAsia"/>
+              </w:rPr>
+            </w:pPr>
+            <w:proofErr w:type="spellStart"/>
             <w:r>
               <w:rPr>
                 <w:sz w:val="20"/>
               </w:rPr>
               <w:t>知识图谱</w:t>
             </w:r>
+            <w:proofErr w:type="spellEnd"/>
           </w:p>
         </w:tc>
         <w:tc>
           <w:tcPr>
-            <w:tcW w:type="dxa" w:w="4392"/>
+            <w:tcW w:w="4392" w:type="dxa"/>
           </w:tcPr>
           <w:p>
+            <w:pPr>
+              <w:rPr>
+                <w:rFonts w:hint="eastAsia"/>
+                <w:lang w:eastAsia="zh-CN"/>
+              </w:rPr>
+            </w:pPr>
             <w:r>
               <w:rPr>
                 <w:sz w:val="20"/>
+                <w:lang w:eastAsia="zh-CN"/>
               </w:rPr>
               <w:t>40 材料 / 87 性质记录 / 14 条构效关系</w:t>
             </w:r>
@@ -609,9 +5110,14 @@
         </w:tc>
         <w:tc>
           <w:tcPr>
-            <w:tcW w:type="dxa" w:w="3024"/>
+            <w:tcW w:w="3024" w:type="dxa"/>
           </w:tcPr>
           <w:p>
+            <w:pPr>
+              <w:rPr>
+                <w:rFonts w:hint="eastAsia"/>
+              </w:rPr>
+            </w:pPr>
             <w:r>
               <w:rPr>
                 <w:sz w:val="20"/>
@@ -624,9 +5130,14 @@
       <w:tr>
         <w:tc>
           <w:tcPr>
-            <w:tcW w:type="dxa" w:w="1944"/>
+            <w:tcW w:w="1944" w:type="dxa"/>
           </w:tcPr>
           <w:p>
+            <w:pPr>
+              <w:rPr>
+                <w:rFonts w:hint="eastAsia"/>
+              </w:rPr>
+            </w:pPr>
             <w:r>
               <w:rPr>
                 <w:sz w:val="20"/>
@@ -637,12 +5148,19 @@
         </w:tc>
         <w:tc>
           <w:tcPr>
-            <w:tcW w:type="dxa" w:w="4392"/>
+            <w:tcW w:w="4392" w:type="dxa"/>
           </w:tcPr>
           <w:p>
+            <w:pPr>
+              <w:rPr>
+                <w:rFonts w:hint="eastAsia"/>
+                <w:lang w:eastAsia="zh-CN"/>
+              </w:rPr>
+            </w:pPr>
             <w:r>
               <w:rPr>
                 <w:sz w:val="20"/>
+                <w:lang w:eastAsia="zh-CN"/>
               </w:rPr>
               <w:t>10 项（含类型/严重度/置信度/证据链/验证方案）</w:t>
             </w:r>
@@ -650,9 +5168,14 @@
         </w:tc>
         <w:tc>
           <w:tcPr>
-            <w:tcW w:type="dxa" w:w="3024"/>
+            <w:tcW w:w="3024" w:type="dxa"/>
           </w:tcPr>
           <w:p>
+            <w:pPr>
+              <w:rPr>
+                <w:rFonts w:hint="eastAsia"/>
+              </w:rPr>
+            </w:pPr>
             <w:r>
               <w:rPr>
                 <w:sz w:val="20"/>
@@ -665,35 +5188,80 @@
       <w:tr>
         <w:tc>
           <w:tcPr>
-            <w:tcW w:type="dxa" w:w="1944"/>
+            <w:tcW w:w="1944" w:type="dxa"/>
           </w:tcPr>
           <w:p>
+            <w:pPr>
+              <w:rPr>
+                <w:rFonts w:hint="eastAsia"/>
+              </w:rPr>
+            </w:pPr>
+            <w:proofErr w:type="spellStart"/>
             <w:r>
               <w:rPr>
                 <w:sz w:val="20"/>
               </w:rPr>
               <w:t>构效关系假设</w:t>
             </w:r>
+            <w:proofErr w:type="spellEnd"/>
           </w:p>
         </w:tc>
         <w:tc>
           <w:tcPr>
-            <w:tcW w:type="dxa" w:w="4392"/>
+            <w:tcW w:w="4392" w:type="dxa"/>
           </w:tcPr>
           <w:p>
+            <w:pPr>
+              <w:rPr>
+                <w:rFonts w:hint="eastAsia"/>
+              </w:rPr>
+            </w:pPr>
             <w:r>
               <w:rPr>
                 <w:sz w:val="20"/>
               </w:rPr>
-              <w:t>8 条全部 literature_supported（置信度 0.75–0.99）</w:t>
+              <w:t xml:space="preserve">8 </w:t>
+            </w:r>
+            <w:proofErr w:type="spellStart"/>
+            <w:r>
+              <w:rPr>
+                <w:sz w:val="20"/>
+              </w:rPr>
+              <w:t>条全部</w:t>
+            </w:r>
+            <w:proofErr w:type="spellEnd"/>
+            <w:r>
+              <w:rPr>
+                <w:sz w:val="20"/>
+              </w:rPr>
+              <w:t xml:space="preserve"> </w:t>
+            </w:r>
+            <w:proofErr w:type="spellStart"/>
+            <w:r>
+              <w:rPr>
+                <w:sz w:val="20"/>
+              </w:rPr>
+              <w:t>literature_supported（置信度</w:t>
+            </w:r>
+            <w:proofErr w:type="spellEnd"/>
+            <w:r>
+              <w:rPr>
+                <w:sz w:val="20"/>
+              </w:rPr>
+              <w:t xml:space="preserve"> 0.75–0.99）</w:t>
             </w:r>
           </w:p>
         </w:tc>
         <w:tc>
           <w:tcPr>
-            <w:tcW w:type="dxa" w:w="3024"/>
+            <w:tcW w:w="3024" w:type="dxa"/>
           </w:tcPr>
           <w:p>
+            <w:pPr>
+              <w:rPr>
+                <w:rFonts w:hint="eastAsia"/>
+              </w:rPr>
+            </w:pPr>
             <w:r>
               <w:rPr>
                 <w:sz w:val="20"/>
@@ -706,25 +5274,39 @@
       <w:tr>
         <w:tc>
           <w:tcPr>
-            <w:tcW w:type="dxa" w:w="1944"/>
+            <w:tcW w:w="1944" w:type="dxa"/>
           </w:tcPr>
           <w:p>
+            <w:pPr>
+              <w:rPr>
+                <w:rFonts w:hint="eastAsia"/>
+              </w:rPr>
+            </w:pPr>
+            <w:proofErr w:type="spellStart"/>
             <w:r>
               <w:rPr>
                 <w:sz w:val="20"/>
               </w:rPr>
               <w:t>模型统计对比</w:t>
             </w:r>
+            <w:proofErr w:type="spellEnd"/>
           </w:p>
         </w:tc>
         <w:tc>
           <w:tcPr>
-            <w:tcW w:type="dxa" w:w="4392"/>
+            <w:tcW w:w="4392" w:type="dxa"/>
           </w:tcPr>
           <w:p>
+            <w:pPr>
+              <w:rPr>
+                <w:rFonts w:hint="eastAsia"/>
+                <w:lang w:eastAsia="zh-CN"/>
+              </w:rPr>
+            </w:pPr>
             <w:r>
               <w:rPr>
                 <w:sz w:val="20"/>
+                <w:lang w:eastAsia="zh-CN"/>
               </w:rPr>
               <w:t>候选显著优于线性基线：R² +0.567 / +0.632</w:t>
             </w:r>
@@ -732,9 +5314,14 @@
         </w:tc>
         <w:tc>
           <w:tcPr>
-            <w:tcW w:type="dxa" w:w="3024"/>
+            <w:tcW w:w="3024" w:type="dxa"/>
           </w:tcPr>
           <w:p>
+            <w:pPr>
+              <w:rPr>
+                <w:rFonts w:hint="eastAsia"/>
+              </w:rPr>
+            </w:pPr>
             <w:r>
               <w:rPr>
                 <w:sz w:val="20"/>
@@ -749,8 +5336,10 @@
       <w:pPr>
         <w:spacing w:after="100"/>
         <w:ind w:left="173"/>
+        <w:jc w:val="both"/>
         <w:rPr>
           <w:rFonts w:hint="eastAsia"/>
+          <w:lang w:eastAsia="zh-CN"/>
         </w:rPr>
       </w:pPr>
       <w:r>
@@ -758,37 +5347,655 @@
           <w:rFonts w:ascii="Calibri" w:hAnsi="Calibri"/>
           <w:b/>
           <w:color w:val="1F4D78"/>
-        </w:rPr>
-        <w:rPr>
-          <w:rFonts w:ascii="Calibri" w:hAnsi="Calibri"/>
-          <w:b/>
-          <w:color w:val="1F4D78"/>
-        </w:rPr>
-        <w:rPr>
-          <w:rFonts w:ascii="Calibri" w:hAnsi="Calibri"/>
-          <w:b/>
-          <w:color w:val="1F4D78"/>
-        </w:rPr>
-        <w:t>跨主题验证：钙钛矿 5 条假设中 3 条验证通过（含 1 条 new）；热电 4 条假设中 3 条验证通过（含 2 条 new）；锂电 5 条假设全部验证通过（含 4 条 new）。负结果如实披露：无机数据库对 MOF 吸附零覆盖、部分轨迹因清理机制未留存（证据链完整）、Slack 对比因缺温度-带隙配对数据判定数据不足。</w:t>
-      </w:r>
-    </w:p>
-    <w:p>
-      <w:pPr>
-        <w:rPr>
-          <w:rFonts w:hint="eastAsia"/>
-        </w:rPr>
-      </w:pPr>
-      <w:r>
-        <w:br w:type="page"/>
+          <w:lang w:eastAsia="zh-CN"/>
+        </w:rPr>
+        <w:tab/>
+      </w:r>
+      <w:r>
+        <w:rPr>
+          <w:rFonts w:ascii="Calibri" w:hAnsi="Calibri"/>
+          <w:b/>
+          <w:color w:val="1F4D78"/>
+          <w:lang w:eastAsia="zh-CN"/>
+        </w:rPr>
+        <w:t>跨主题验证：钙钛矿</w:t>
+      </w:r>
+      <w:r>
+        <w:rPr>
+          <w:rFonts w:ascii="Calibri" w:hAnsi="Calibri"/>
+          <w:b/>
+          <w:color w:val="1F4D78"/>
+          <w:lang w:eastAsia="zh-CN"/>
+        </w:rPr>
+        <w:t xml:space="preserve"> 5 </w:t>
+      </w:r>
+      <w:r>
+        <w:rPr>
+          <w:rFonts w:ascii="Calibri" w:hAnsi="Calibri"/>
+          <w:b/>
+          <w:color w:val="1F4D78"/>
+          <w:lang w:eastAsia="zh-CN"/>
+        </w:rPr>
+        <w:t>条假设中</w:t>
+      </w:r>
+      <w:r>
+        <w:rPr>
+          <w:rFonts w:ascii="Calibri" w:hAnsi="Calibri"/>
+          <w:b/>
+          <w:color w:val="1F4D78"/>
+          <w:lang w:eastAsia="zh-CN"/>
+        </w:rPr>
+        <w:t xml:space="preserve"> 3 </w:t>
+      </w:r>
+      <w:r>
+        <w:rPr>
+          <w:rFonts w:ascii="Calibri" w:hAnsi="Calibri"/>
+          <w:b/>
+          <w:color w:val="1F4D78"/>
+          <w:lang w:eastAsia="zh-CN"/>
+        </w:rPr>
+        <w:t>条验证通过（含</w:t>
+      </w:r>
+      <w:r>
+        <w:rPr>
+          <w:rFonts w:ascii="Calibri" w:hAnsi="Calibri"/>
+          <w:b/>
+          <w:color w:val="1F4D78"/>
+          <w:lang w:eastAsia="zh-CN"/>
+        </w:rPr>
+        <w:t xml:space="preserve"> 1 </w:t>
+      </w:r>
+      <w:r>
+        <w:rPr>
+          <w:rFonts w:ascii="Calibri" w:hAnsi="Calibri"/>
+          <w:b/>
+          <w:color w:val="1F4D78"/>
+          <w:lang w:eastAsia="zh-CN"/>
+        </w:rPr>
+        <w:t>条</w:t>
+      </w:r>
+      <w:r>
+        <w:rPr>
+          <w:rFonts w:ascii="Calibri" w:hAnsi="Calibri"/>
+          <w:b/>
+          <w:color w:val="1F4D78"/>
+          <w:lang w:eastAsia="zh-CN"/>
+        </w:rPr>
+        <w:t xml:space="preserve"> new</w:t>
+      </w:r>
+      <w:r>
+        <w:rPr>
+          <w:rFonts w:ascii="Calibri" w:hAnsi="Calibri"/>
+          <w:b/>
+          <w:color w:val="1F4D78"/>
+          <w:lang w:eastAsia="zh-CN"/>
+        </w:rPr>
+        <w:t>）；热电</w:t>
+      </w:r>
+      <w:r>
+        <w:rPr>
+          <w:rFonts w:ascii="Calibri" w:hAnsi="Calibri"/>
+          <w:b/>
+          <w:color w:val="1F4D78"/>
+          <w:lang w:eastAsia="zh-CN"/>
+        </w:rPr>
+        <w:t xml:space="preserve"> 4 </w:t>
+      </w:r>
+      <w:r>
+        <w:rPr>
+          <w:rFonts w:ascii="Calibri" w:hAnsi="Calibri"/>
+          <w:b/>
+          <w:color w:val="1F4D78"/>
+          <w:lang w:eastAsia="zh-CN"/>
+        </w:rPr>
+        <w:t>条假设中</w:t>
+      </w:r>
+      <w:r>
+        <w:rPr>
+          <w:rFonts w:ascii="Calibri" w:hAnsi="Calibri"/>
+          <w:b/>
+          <w:color w:val="1F4D78"/>
+          <w:lang w:eastAsia="zh-CN"/>
+        </w:rPr>
+        <w:t xml:space="preserve"> 3 </w:t>
+      </w:r>
+      <w:r>
+        <w:rPr>
+          <w:rFonts w:ascii="Calibri" w:hAnsi="Calibri"/>
+          <w:b/>
+          <w:color w:val="1F4D78"/>
+          <w:lang w:eastAsia="zh-CN"/>
+        </w:rPr>
+        <w:t>条验证通过（含</w:t>
+      </w:r>
+      <w:r>
+        <w:rPr>
+          <w:rFonts w:ascii="Calibri" w:hAnsi="Calibri"/>
+          <w:b/>
+          <w:color w:val="1F4D78"/>
+          <w:lang w:eastAsia="zh-CN"/>
+        </w:rPr>
+        <w:t xml:space="preserve"> 2 </w:t>
+      </w:r>
+      <w:r>
+        <w:rPr>
+          <w:rFonts w:ascii="Calibri" w:hAnsi="Calibri"/>
+          <w:b/>
+          <w:color w:val="1F4D78"/>
+          <w:lang w:eastAsia="zh-CN"/>
+        </w:rPr>
+        <w:t>条</w:t>
+      </w:r>
+      <w:r>
+        <w:rPr>
+          <w:rFonts w:ascii="Calibri" w:hAnsi="Calibri"/>
+          <w:b/>
+          <w:color w:val="1F4D78"/>
+          <w:lang w:eastAsia="zh-CN"/>
+        </w:rPr>
+        <w:t xml:space="preserve"> new</w:t>
+      </w:r>
+      <w:r>
+        <w:rPr>
+          <w:rFonts w:ascii="Calibri" w:hAnsi="Calibri"/>
+          <w:b/>
+          <w:color w:val="1F4D78"/>
+          <w:lang w:eastAsia="zh-CN"/>
+        </w:rPr>
+        <w:t>）；锂电</w:t>
+      </w:r>
+      <w:r>
+        <w:rPr>
+          <w:rFonts w:ascii="Calibri" w:hAnsi="Calibri"/>
+          <w:b/>
+          <w:color w:val="1F4D78"/>
+          <w:lang w:eastAsia="zh-CN"/>
+        </w:rPr>
+        <w:t xml:space="preserve"> 5 </w:t>
+      </w:r>
+      <w:r>
+        <w:rPr>
+          <w:rFonts w:ascii="Calibri" w:hAnsi="Calibri"/>
+          <w:b/>
+          <w:color w:val="1F4D78"/>
+          <w:lang w:eastAsia="zh-CN"/>
+        </w:rPr>
+        <w:t>条假设全部验证通过（含</w:t>
+      </w:r>
+      <w:r>
+        <w:rPr>
+          <w:rFonts w:ascii="Calibri" w:hAnsi="Calibri"/>
+          <w:b/>
+          <w:color w:val="1F4D78"/>
+          <w:lang w:eastAsia="zh-CN"/>
+        </w:rPr>
+        <w:t xml:space="preserve"> 4 </w:t>
+      </w:r>
+      <w:r>
+        <w:rPr>
+          <w:rFonts w:ascii="Calibri" w:hAnsi="Calibri"/>
+          <w:b/>
+          <w:color w:val="1F4D78"/>
+          <w:lang w:eastAsia="zh-CN"/>
+        </w:rPr>
+        <w:t>条</w:t>
+      </w:r>
+      <w:r>
+        <w:rPr>
+          <w:rFonts w:ascii="Calibri" w:hAnsi="Calibri"/>
+          <w:b/>
+          <w:color w:val="1F4D78"/>
+          <w:lang w:eastAsia="zh-CN"/>
+        </w:rPr>
+        <w:t xml:space="preserve"> new</w:t>
+      </w:r>
+      <w:r>
+        <w:rPr>
+          <w:rFonts w:ascii="Calibri" w:hAnsi="Calibri"/>
+          <w:b/>
+          <w:color w:val="1F4D78"/>
+          <w:lang w:eastAsia="zh-CN"/>
+        </w:rPr>
+        <w:t>）。负结果如实披露：无机数据库对</w:t>
+      </w:r>
+      <w:r>
+        <w:rPr>
+          <w:rFonts w:ascii="Calibri" w:hAnsi="Calibri"/>
+          <w:b/>
+          <w:color w:val="1F4D78"/>
+          <w:lang w:eastAsia="zh-CN"/>
+        </w:rPr>
+        <w:t xml:space="preserve"> MOF </w:t>
+      </w:r>
+      <w:r>
+        <w:rPr>
+          <w:rFonts w:ascii="Calibri" w:hAnsi="Calibri"/>
+          <w:b/>
+          <w:color w:val="1F4D78"/>
+          <w:lang w:eastAsia="zh-CN"/>
+        </w:rPr>
+        <w:t>吸附零覆盖、部分轨迹因清理机制未留存（证据链完整）、</w:t>
+      </w:r>
+      <w:r>
+        <w:rPr>
+          <w:rFonts w:ascii="Calibri" w:hAnsi="Calibri"/>
+          <w:b/>
+          <w:color w:val="1F4D78"/>
+          <w:lang w:eastAsia="zh-CN"/>
+        </w:rPr>
+        <w:t xml:space="preserve">Slack </w:t>
+      </w:r>
+      <w:r>
+        <w:rPr>
+          <w:rFonts w:ascii="Calibri" w:hAnsi="Calibri"/>
+          <w:b/>
+          <w:color w:val="1F4D78"/>
+          <w:lang w:eastAsia="zh-CN"/>
+        </w:rPr>
+        <w:t>对比因缺温度</w:t>
+      </w:r>
+      <w:r>
+        <w:rPr>
+          <w:rFonts w:ascii="Calibri" w:hAnsi="Calibri"/>
+          <w:b/>
+          <w:color w:val="1F4D78"/>
+          <w:lang w:eastAsia="zh-CN"/>
+        </w:rPr>
+        <w:t>-</w:t>
+      </w:r>
+      <w:r>
+        <w:rPr>
+          <w:rFonts w:ascii="Calibri" w:hAnsi="Calibri"/>
+          <w:b/>
+          <w:color w:val="1F4D78"/>
+          <w:lang w:eastAsia="zh-CN"/>
+        </w:rPr>
+        <w:t>带隙配对数据判定数据不足。</w:t>
       </w:r>
     </w:p>
     <w:p>
       <w:pPr>
         <w:pStyle w:val="1"/>
+        <w:rPr>
+          <w:lang w:eastAsia="zh-CN"/>
+        </w:rPr>
       </w:pPr>
       <w:r>
-        <w:lastRenderedPageBreak/>
-        <w:t>五、复现与开放计划</w:t>
+        <w:rPr>
+          <w:lang w:eastAsia="zh-CN"/>
+        </w:rPr>
+        <w:t>五、</w:t>
+      </w:r>
+      <w:r>
+        <w:rPr>
+          <w:rFonts w:asciiTheme="majorEastAsia" w:hAnsiTheme="majorEastAsia"/>
+          <w:lang w:eastAsia="zh-CN"/>
+        </w:rPr>
+        <w:t>复</w:t>
+      </w:r>
+      <w:r>
+        <w:rPr>
+          <w:rFonts w:ascii="微软雅黑" w:eastAsia="微软雅黑" w:hAnsi="微软雅黑" w:cs="微软雅黑" w:hint="eastAsia"/>
+          <w:lang w:eastAsia="zh-CN"/>
+        </w:rPr>
+        <w:t>现</w:t>
+      </w:r>
+      <w:r>
+        <w:rPr>
+          <w:rFonts w:ascii="MS Gothic" w:eastAsia="MS Gothic" w:hAnsi="MS Gothic" w:cs="MS Gothic" w:hint="eastAsia"/>
+          <w:lang w:eastAsia="zh-CN"/>
+        </w:rPr>
+        <w:t>与开放</w:t>
+      </w:r>
+      <w:r>
+        <w:rPr>
+          <w:rFonts w:ascii="微软雅黑" w:eastAsia="微软雅黑" w:hAnsi="微软雅黑" w:cs="微软雅黑" w:hint="eastAsia"/>
+          <w:lang w:eastAsia="zh-CN"/>
+        </w:rPr>
+        <w:t>计</w:t>
+      </w:r>
+      <w:r>
+        <w:rPr>
+          <w:rFonts w:ascii="MS Gothic" w:eastAsia="MS Gothic" w:hAnsi="MS Gothic" w:cs="MS Gothic" w:hint="eastAsia"/>
+          <w:lang w:eastAsia="zh-CN"/>
+        </w:rPr>
+        <w:t>划</w:t>
+      </w:r>
+    </w:p>
+    <w:p>
+      <w:pPr>
+        <w:pStyle w:val="21"/>
+        <w:rPr>
+          <w:lang w:eastAsia="zh-CN"/>
+        </w:rPr>
+      </w:pPr>
+      <w:r>
+        <w:rPr>
+          <w:lang w:eastAsia="zh-CN"/>
+        </w:rPr>
+        <w:t xml:space="preserve">5.1 </w:t>
+      </w:r>
+      <w:r>
+        <w:rPr>
+          <w:lang w:eastAsia="zh-CN"/>
+        </w:rPr>
+        <w:t>复现方式</w:t>
+      </w:r>
+    </w:p>
+    <w:p>
+      <w:pPr>
+        <w:spacing w:after="100"/>
+        <w:ind w:left="173"/>
+        <w:jc w:val="both"/>
+        <w:rPr>
+          <w:rFonts w:hint="eastAsia"/>
+          <w:lang w:eastAsia="zh-CN"/>
+        </w:rPr>
+      </w:pPr>
+      <w:r>
+        <w:rPr>
+          <w:rFonts w:ascii="Calibri" w:hAnsi="Calibri"/>
+          <w:b/>
+          <w:color w:val="1F4D78"/>
+          <w:lang w:eastAsia="zh-CN"/>
+        </w:rPr>
+        <w:tab/>
+      </w:r>
+      <w:proofErr w:type="spellStart"/>
+      <w:r>
+        <w:rPr>
+          <w:rFonts w:ascii="Calibri" w:hAnsi="Calibri"/>
+          <w:b/>
+          <w:color w:val="1F4D78"/>
+        </w:rPr>
+        <w:t>复现命令：</w:t>
+      </w:r>
+      <w:r>
+        <w:rPr>
+          <w:rFonts w:ascii="Calibri" w:hAnsi="Calibri"/>
+          <w:b/>
+          <w:color w:val="1F4D78"/>
+        </w:rPr>
+        <w:t>pip</w:t>
+      </w:r>
+      <w:proofErr w:type="spellEnd"/>
+      <w:r>
+        <w:rPr>
+          <w:rFonts w:ascii="Calibri" w:hAnsi="Calibri"/>
+          <w:b/>
+          <w:color w:val="1F4D78"/>
+        </w:rPr>
+        <w:t xml:space="preserve"> install -r requirements.txt </w:t>
+      </w:r>
+      <w:proofErr w:type="spellStart"/>
+      <w:r>
+        <w:rPr>
+          <w:rFonts w:ascii="Calibri" w:hAnsi="Calibri"/>
+          <w:b/>
+          <w:color w:val="1F4D78"/>
+        </w:rPr>
+        <w:t>后执行</w:t>
+      </w:r>
+      <w:proofErr w:type="spellEnd"/>
+      <w:r>
+        <w:rPr>
+          <w:rFonts w:ascii="Calibri" w:hAnsi="Calibri"/>
+          <w:b/>
+          <w:color w:val="1F4D78"/>
+        </w:rPr>
+        <w:t xml:space="preserve"> python main.py --topic “&lt;</w:t>
+      </w:r>
+      <w:proofErr w:type="spellStart"/>
+      <w:r>
+        <w:rPr>
+          <w:rFonts w:ascii="Calibri" w:hAnsi="Calibri"/>
+          <w:b/>
+          <w:color w:val="1F4D78"/>
+        </w:rPr>
+        <w:t>任意材料主题</w:t>
+      </w:r>
+      <w:proofErr w:type="spellEnd"/>
+      <w:r>
+        <w:rPr>
+          <w:rFonts w:ascii="Calibri" w:hAnsi="Calibri"/>
+          <w:b/>
+          <w:color w:val="1F4D78"/>
+        </w:rPr>
+        <w:t>&gt;” --budget 1800</w:t>
+      </w:r>
+      <w:r>
+        <w:rPr>
+          <w:rFonts w:ascii="Calibri" w:hAnsi="Calibri"/>
+          <w:b/>
+          <w:color w:val="1F4D78"/>
+        </w:rPr>
+        <w:t>（主案例深化轮为</w:t>
+      </w:r>
+      <w:r>
+        <w:rPr>
+          <w:rFonts w:ascii="Calibri" w:hAnsi="Calibri"/>
+          <w:b/>
+          <w:color w:val="1F4D78"/>
+        </w:rPr>
+        <w:t xml:space="preserve"> MOF materials for CO2 </w:t>
+      </w:r>
+      <w:proofErr w:type="spellStart"/>
+      <w:r>
+        <w:rPr>
+          <w:rFonts w:ascii="Calibri" w:hAnsi="Calibri"/>
+          <w:b/>
+          <w:color w:val="1F4D78"/>
+        </w:rPr>
+        <w:t>capture</w:t>
+      </w:r>
+      <w:r>
+        <w:rPr>
+          <w:rFonts w:ascii="Calibri" w:hAnsi="Calibri"/>
+          <w:b/>
+          <w:color w:val="1F4D78"/>
+        </w:rPr>
+        <w:t>，预算</w:t>
+      </w:r>
+      <w:proofErr w:type="spellEnd"/>
+      <w:r>
+        <w:rPr>
+          <w:rFonts w:ascii="Calibri" w:hAnsi="Calibri"/>
+          <w:b/>
+          <w:color w:val="1F4D78"/>
+        </w:rPr>
+        <w:t xml:space="preserve"> 1800 </w:t>
+      </w:r>
+      <w:r>
+        <w:rPr>
+          <w:rFonts w:ascii="Calibri" w:hAnsi="Calibri"/>
+          <w:b/>
+          <w:color w:val="1F4D78"/>
+        </w:rPr>
+        <w:t>秒）。</w:t>
+      </w:r>
+      <w:r>
+        <w:rPr>
+          <w:rFonts w:ascii="Calibri" w:hAnsi="Calibri"/>
+          <w:b/>
+          <w:color w:val="1F4D78"/>
+          <w:lang w:eastAsia="zh-CN"/>
+        </w:rPr>
+        <w:t>搜索打分由文献数值确定性计算（材料覆盖率</w:t>
+      </w:r>
+      <w:r>
+        <w:rPr>
+          <w:rFonts w:ascii="Calibri" w:hAnsi="Calibri"/>
+          <w:b/>
+          <w:color w:val="1F4D78"/>
+          <w:lang w:eastAsia="zh-CN"/>
+        </w:rPr>
+        <w:t xml:space="preserve"> + </w:t>
+      </w:r>
+      <w:r>
+        <w:rPr>
+          <w:rFonts w:ascii="Calibri" w:hAnsi="Calibri"/>
+          <w:b/>
+          <w:color w:val="1F4D78"/>
+          <w:lang w:eastAsia="zh-CN"/>
+        </w:rPr>
+        <w:t>材料</w:t>
+      </w:r>
+      <w:r>
+        <w:rPr>
+          <w:rFonts w:ascii="Calibri" w:hAnsi="Calibri"/>
+          <w:b/>
+          <w:color w:val="1F4D78"/>
+          <w:lang w:eastAsia="zh-CN"/>
+        </w:rPr>
+        <w:t>×</w:t>
+      </w:r>
+      <w:r>
+        <w:rPr>
+          <w:rFonts w:ascii="Calibri" w:hAnsi="Calibri"/>
+          <w:b/>
+          <w:color w:val="1F4D78"/>
+          <w:lang w:eastAsia="zh-CN"/>
+        </w:rPr>
+        <w:t>性质共现</w:t>
+      </w:r>
+      <w:r>
+        <w:rPr>
+          <w:rFonts w:ascii="Calibri" w:hAnsi="Calibri"/>
+          <w:b/>
+          <w:color w:val="1F4D78"/>
+          <w:lang w:eastAsia="zh-CN"/>
+        </w:rPr>
+        <w:t xml:space="preserve"> + </w:t>
+      </w:r>
+      <w:r>
+        <w:rPr>
+          <w:rFonts w:ascii="Calibri" w:hAnsi="Calibri"/>
+          <w:b/>
+          <w:color w:val="1F4D78"/>
+          <w:lang w:eastAsia="zh-CN"/>
+        </w:rPr>
+        <w:t>数值贴近度），不依赖</w:t>
+      </w:r>
+      <w:r>
+        <w:rPr>
+          <w:rFonts w:ascii="Calibri" w:hAnsi="Calibri"/>
+          <w:b/>
+          <w:color w:val="1F4D78"/>
+          <w:lang w:eastAsia="zh-CN"/>
+        </w:rPr>
+        <w:t xml:space="preserve"> LLM </w:t>
+      </w:r>
+      <w:r>
+        <w:rPr>
+          <w:rFonts w:ascii="Calibri" w:hAnsi="Calibri"/>
+          <w:b/>
+          <w:color w:val="1F4D78"/>
+          <w:lang w:eastAsia="zh-CN"/>
+        </w:rPr>
+        <w:t>采样；确定性计算可通过</w:t>
+      </w:r>
+      <w:r>
+        <w:rPr>
+          <w:rFonts w:ascii="Calibri" w:hAnsi="Calibri"/>
+          <w:b/>
+          <w:color w:val="1F4D78"/>
+          <w:lang w:eastAsia="zh-CN"/>
+        </w:rPr>
+        <w:t xml:space="preserve"> PYTHONHASHSEED </w:t>
+      </w:r>
+      <w:r>
+        <w:rPr>
+          <w:rFonts w:ascii="Calibri" w:hAnsi="Calibri"/>
+          <w:b/>
+          <w:color w:val="1F4D78"/>
+          <w:lang w:eastAsia="zh-CN"/>
+        </w:rPr>
+        <w:t>与</w:t>
+      </w:r>
+      <w:r>
+        <w:rPr>
+          <w:rFonts w:ascii="Calibri" w:hAnsi="Calibri"/>
+          <w:b/>
+          <w:color w:val="1F4D78"/>
+          <w:lang w:eastAsia="zh-CN"/>
+        </w:rPr>
+        <w:t xml:space="preserve"> </w:t>
+      </w:r>
+      <w:proofErr w:type="spellStart"/>
+      <w:proofErr w:type="gramStart"/>
+      <w:r>
+        <w:rPr>
+          <w:rFonts w:ascii="Calibri" w:hAnsi="Calibri"/>
+          <w:b/>
+          <w:color w:val="1F4D78"/>
+          <w:lang w:eastAsia="zh-CN"/>
+        </w:rPr>
+        <w:t>numpy.random</w:t>
+      </w:r>
+      <w:proofErr w:type="gramEnd"/>
+      <w:r>
+        <w:rPr>
+          <w:rFonts w:ascii="Calibri" w:hAnsi="Calibri"/>
+          <w:b/>
+          <w:color w:val="1F4D78"/>
+          <w:lang w:eastAsia="zh-CN"/>
+        </w:rPr>
+        <w:t>.seed</w:t>
+      </w:r>
+      <w:proofErr w:type="spellEnd"/>
+      <w:r>
+        <w:rPr>
+          <w:rFonts w:ascii="Calibri" w:hAnsi="Calibri"/>
+          <w:b/>
+          <w:color w:val="1F4D78"/>
+          <w:lang w:eastAsia="zh-CN"/>
+        </w:rPr>
+        <w:t xml:space="preserve"> </w:t>
+      </w:r>
+      <w:r>
+        <w:rPr>
+          <w:rFonts w:ascii="Calibri" w:hAnsi="Calibri"/>
+          <w:b/>
+          <w:color w:val="1F4D78"/>
+          <w:lang w:eastAsia="zh-CN"/>
+        </w:rPr>
+        <w:t>固定；</w:t>
+      </w:r>
+      <w:r>
+        <w:rPr>
+          <w:rFonts w:ascii="Calibri" w:hAnsi="Calibri"/>
+          <w:b/>
+          <w:color w:val="1F4D78"/>
+          <w:lang w:eastAsia="zh-CN"/>
+        </w:rPr>
+        <w:t xml:space="preserve">LLM </w:t>
+      </w:r>
+      <w:r>
+        <w:rPr>
+          <w:rFonts w:ascii="Calibri" w:hAnsi="Calibri"/>
+          <w:b/>
+          <w:color w:val="1F4D78"/>
+          <w:lang w:eastAsia="zh-CN"/>
+        </w:rPr>
+        <w:t>采样不保证逐字可复现，但结论均附带论文</w:t>
+      </w:r>
+      <w:r>
+        <w:rPr>
+          <w:rFonts w:ascii="Calibri" w:hAnsi="Calibri"/>
+          <w:b/>
+          <w:color w:val="1F4D78"/>
+          <w:lang w:eastAsia="zh-CN"/>
+        </w:rPr>
+        <w:t xml:space="preserve"> ID ↔ DOI </w:t>
+      </w:r>
+      <w:r>
+        <w:rPr>
+          <w:rFonts w:ascii="Calibri" w:hAnsi="Calibri"/>
+          <w:b/>
+          <w:color w:val="1F4D78"/>
+          <w:lang w:eastAsia="zh-CN"/>
+        </w:rPr>
+        <w:t>证据链，可独立核验。</w:t>
       </w:r>
     </w:p>
     <w:p>
@@ -796,18 +6003,22 @@
         <w:pStyle w:val="21"/>
       </w:pPr>
       <w:r>
-        <w:t xml:space="preserve">5.1 </w:t>
-      </w:r>
-      <w:r>
-        <w:t>复现方式</w:t>
-      </w:r>
+        <w:t xml:space="preserve">5.2 </w:t>
+      </w:r>
+      <w:proofErr w:type="spellStart"/>
+      <w:r>
+        <w:t>开源计划</w:t>
+      </w:r>
+      <w:proofErr w:type="spellEnd"/>
     </w:p>
     <w:p>
       <w:pPr>
         <w:spacing w:after="100"/>
         <w:ind w:left="173"/>
+        <w:jc w:val="both"/>
         <w:rPr>
           <w:rFonts w:hint="eastAsia"/>
+          <w:lang w:eastAsia="zh-CN"/>
         </w:rPr>
       </w:pPr>
       <w:r>
@@ -815,32 +6026,219 @@
           <w:rFonts w:ascii="Calibri" w:hAnsi="Calibri"/>
           <w:b/>
           <w:color w:val="1F4D78"/>
-        </w:rPr>
-        <w:rPr>
-          <w:rFonts w:ascii="Calibri" w:hAnsi="Calibri"/>
-          <w:b/>
-          <w:color w:val="1F4D78"/>
-        </w:rPr>
-        <w:t>复现命令：pip install -r requirements.txt 后执行 python main.py --topic “&lt;任意材料主题&gt;” --budget 1800（主案例深化轮为 MOF materials for CO2 capture，预算 1800 秒）。搜索打分由文献数值确定性计算（材料覆盖率 + 材料×性质共现 + 数值贴近度），不依赖 LLM 采样；确定性计算可通过 PYTHONHASHSEED 与 numpy.random.seed 固定；LLM 采样不保证逐字可复现，但结论均附带论文 ID ↔ DOI 证据链，可独立核验。</w:t>
+          <w:lang w:eastAsia="zh-CN"/>
+        </w:rPr>
+        <w:tab/>
+      </w:r>
+      <w:proofErr w:type="spellStart"/>
+      <w:r>
+        <w:rPr>
+          <w:rFonts w:ascii="Calibri" w:hAnsi="Calibri"/>
+          <w:b/>
+          <w:color w:val="1F4D78"/>
+        </w:rPr>
+        <w:t>代码仓库已公开：</w:t>
+      </w:r>
+      <w:r>
+        <w:rPr>
+          <w:rFonts w:ascii="Calibri" w:hAnsi="Calibri"/>
+          <w:b/>
+          <w:color w:val="1F4D78"/>
+        </w:rPr>
+        <w:t>https</w:t>
+      </w:r>
+      <w:proofErr w:type="spellEnd"/>
+      <w:r>
+        <w:rPr>
+          <w:rFonts w:ascii="Calibri" w:hAnsi="Calibri"/>
+          <w:b/>
+          <w:color w:val="1F4D78"/>
+        </w:rPr>
+        <w:t>://github.com/</w:t>
+      </w:r>
+      <w:proofErr w:type="spellStart"/>
+      <w:r>
+        <w:rPr>
+          <w:rFonts w:ascii="Calibri" w:hAnsi="Calibri"/>
+          <w:b/>
+          <w:color w:val="1F4D78"/>
+        </w:rPr>
+        <w:t>ffwwwtt</w:t>
+      </w:r>
+      <w:proofErr w:type="spellEnd"/>
+      <w:r>
+        <w:rPr>
+          <w:rFonts w:ascii="Calibri" w:hAnsi="Calibri"/>
+          <w:b/>
+          <w:color w:val="1F4D78"/>
+        </w:rPr>
+        <w:t>/GOAI-Prospector</w:t>
+      </w:r>
+      <w:r>
+        <w:rPr>
+          <w:rFonts w:ascii="Calibri" w:hAnsi="Calibri"/>
+          <w:b/>
+          <w:color w:val="1F4D78"/>
+        </w:rPr>
+        <w:t>；许可证为</w:t>
+      </w:r>
+      <w:r>
+        <w:rPr>
+          <w:rFonts w:ascii="Calibri" w:hAnsi="Calibri"/>
+          <w:b/>
+          <w:color w:val="1F4D78"/>
+        </w:rPr>
+        <w:t xml:space="preserve"> </w:t>
+      </w:r>
+      <w:proofErr w:type="spellStart"/>
+      <w:r>
+        <w:rPr>
+          <w:rFonts w:ascii="Calibri" w:hAnsi="Calibri"/>
+          <w:b/>
+          <w:color w:val="1F4D78"/>
+        </w:rPr>
+        <w:t>MIT</w:t>
+      </w:r>
+      <w:r>
+        <w:rPr>
+          <w:rFonts w:ascii="Calibri" w:hAnsi="Calibri"/>
+          <w:b/>
+          <w:color w:val="1F4D78"/>
+        </w:rPr>
+        <w:t>；文档与运行产物以</w:t>
+      </w:r>
+      <w:proofErr w:type="spellEnd"/>
+      <w:r>
+        <w:rPr>
+          <w:rFonts w:ascii="Calibri" w:hAnsi="Calibri"/>
+          <w:b/>
+          <w:color w:val="1F4D78"/>
+        </w:rPr>
+        <w:t xml:space="preserve"> CC BY 4.0 </w:t>
+      </w:r>
+      <w:proofErr w:type="spellStart"/>
+      <w:r>
+        <w:rPr>
+          <w:rFonts w:ascii="Calibri" w:hAnsi="Calibri"/>
+          <w:b/>
+          <w:color w:val="1F4D78"/>
+        </w:rPr>
+        <w:t>公开（不含第三方</w:t>
+      </w:r>
+      <w:proofErr w:type="spellEnd"/>
+      <w:r>
+        <w:rPr>
+          <w:rFonts w:ascii="Calibri" w:hAnsi="Calibri"/>
+          <w:b/>
+          <w:color w:val="1F4D78"/>
+        </w:rPr>
+        <w:t xml:space="preserve"> API </w:t>
+      </w:r>
+      <w:proofErr w:type="spellStart"/>
+      <w:r>
+        <w:rPr>
+          <w:rFonts w:ascii="Calibri" w:hAnsi="Calibri"/>
+          <w:b/>
+          <w:color w:val="1F4D78"/>
+        </w:rPr>
+        <w:t>数据</w:t>
+      </w:r>
+      <w:proofErr w:type="spellEnd"/>
+      <w:r>
+        <w:rPr>
+          <w:rFonts w:ascii="Calibri" w:hAnsi="Calibri"/>
+          <w:b/>
+          <w:color w:val="1F4D78"/>
+        </w:rPr>
+        <w:t>）。</w:t>
+      </w:r>
+      <w:r>
+        <w:rPr>
+          <w:rFonts w:ascii="Calibri" w:hAnsi="Calibri"/>
+          <w:b/>
+          <w:color w:val="1F4D78"/>
+          <w:lang w:eastAsia="zh-CN"/>
+        </w:rPr>
+        <w:t>运行缓存与密钥</w:t>
+      </w:r>
+      <w:proofErr w:type="gramStart"/>
+      <w:r>
+        <w:rPr>
+          <w:rFonts w:ascii="Calibri" w:hAnsi="Calibri"/>
+          <w:b/>
+          <w:color w:val="1F4D78"/>
+          <w:lang w:eastAsia="zh-CN"/>
+        </w:rPr>
+        <w:t>（</w:t>
+      </w:r>
+      <w:r>
+        <w:rPr>
+          <w:rFonts w:ascii="Calibri" w:hAnsi="Calibri"/>
+          <w:b/>
+          <w:color w:val="1F4D78"/>
+          <w:lang w:eastAsia="zh-CN"/>
+        </w:rPr>
+        <w:t>.</w:t>
+      </w:r>
+      <w:proofErr w:type="spellStart"/>
+      <w:r>
+        <w:rPr>
+          <w:rFonts w:ascii="Calibri" w:hAnsi="Calibri"/>
+          <w:b/>
+          <w:color w:val="1F4D78"/>
+          <w:lang w:eastAsia="zh-CN"/>
+        </w:rPr>
+        <w:t>api</w:t>
+      </w:r>
+      <w:proofErr w:type="gramEnd"/>
+      <w:r>
+        <w:rPr>
+          <w:rFonts w:ascii="Calibri" w:hAnsi="Calibri"/>
+          <w:b/>
+          <w:color w:val="1F4D78"/>
+          <w:lang w:eastAsia="zh-CN"/>
+        </w:rPr>
+        <w:t>_key</w:t>
+      </w:r>
+      <w:proofErr w:type="spellEnd"/>
+      <w:r>
+        <w:rPr>
+          <w:rFonts w:ascii="Calibri" w:hAnsi="Calibri"/>
+          <w:b/>
+          <w:color w:val="1F4D78"/>
+          <w:lang w:eastAsia="zh-CN"/>
+        </w:rPr>
+        <w:t>）不进入仓库。</w:t>
       </w:r>
     </w:p>
     <w:p>
       <w:pPr>
         <w:pStyle w:val="21"/>
+        <w:rPr>
+          <w:lang w:eastAsia="zh-CN"/>
+        </w:rPr>
       </w:pPr>
       <w:r>
-        <w:t xml:space="preserve">5.2 </w:t>
-      </w:r>
-      <w:r>
-        <w:t>开源计划</w:t>
+        <w:rPr>
+          <w:lang w:eastAsia="zh-CN"/>
+        </w:rPr>
+        <w:t xml:space="preserve">5.3 </w:t>
+      </w:r>
+      <w:r>
+        <w:rPr>
+          <w:lang w:eastAsia="zh-CN"/>
+        </w:rPr>
+        <w:t>依赖、数据来源与合规披露</w:t>
       </w:r>
     </w:p>
     <w:p>
       <w:pPr>
         <w:spacing w:after="100"/>
         <w:ind w:left="173"/>
+        <w:jc w:val="both"/>
         <w:rPr>
           <w:rFonts w:hint="eastAsia"/>
+          <w:lang w:eastAsia="zh-CN"/>
         </w:rPr>
       </w:pPr>
       <w:r>
@@ -848,24 +6246,1650 @@
           <w:rFonts w:ascii="Calibri" w:hAnsi="Calibri"/>
           <w:b/>
           <w:color w:val="1F4D78"/>
-        </w:rPr>
-        <w:rPr>
-          <w:rFonts w:ascii="Calibri" w:hAnsi="Calibri"/>
-          <w:b/>
-          <w:color w:val="1F4D78"/>
-        </w:rPr>
-        <w:t>代码仓库已公开：https://github.com/ffwwwtt/GOAI-Prospector；许可证为 MIT；文档与运行产物以 CC BY 4.0 公开（不含第三方 API 数据）。运行缓存与密钥（.api_key）不进入仓库。</w:t>
+          <w:lang w:eastAsia="zh-CN"/>
+        </w:rPr>
+        <w:tab/>
+      </w:r>
+      <w:proofErr w:type="spellStart"/>
+      <w:r>
+        <w:rPr>
+          <w:rFonts w:ascii="Calibri" w:hAnsi="Calibri"/>
+          <w:b/>
+          <w:color w:val="1F4D78"/>
+        </w:rPr>
+        <w:t>商业服务：</w:t>
+      </w:r>
+      <w:r>
+        <w:rPr>
+          <w:rFonts w:ascii="Calibri" w:hAnsi="Calibri"/>
+          <w:b/>
+          <w:color w:val="1F4D78"/>
+        </w:rPr>
+        <w:t>DeepSeek</w:t>
+      </w:r>
+      <w:r>
+        <w:rPr>
+          <w:rFonts w:ascii="Calibri" w:hAnsi="Calibri"/>
+          <w:b/>
+          <w:color w:val="1F4D78"/>
+        </w:rPr>
+        <w:t>（闭源推理模型</w:t>
+      </w:r>
+      <w:proofErr w:type="spellEnd"/>
+      <w:r>
+        <w:rPr>
+          <w:rFonts w:ascii="Calibri" w:hAnsi="Calibri"/>
+          <w:b/>
+          <w:color w:val="1F4D78"/>
+        </w:rPr>
+        <w:t xml:space="preserve"> deepseek-v4-flash</w:t>
+      </w:r>
+      <w:r>
+        <w:rPr>
+          <w:rFonts w:ascii="Calibri" w:hAnsi="Calibri"/>
+          <w:b/>
+          <w:color w:val="1F4D78"/>
+        </w:rPr>
+        <w:t>，</w:t>
+      </w:r>
+      <w:r>
+        <w:rPr>
+          <w:rFonts w:ascii="Calibri" w:hAnsi="Calibri"/>
+          <w:b/>
+          <w:color w:val="1F4D78"/>
+        </w:rPr>
+        <w:t xml:space="preserve">OpenAI </w:t>
+      </w:r>
+      <w:proofErr w:type="spellStart"/>
+      <w:r>
+        <w:rPr>
+          <w:rFonts w:ascii="Calibri" w:hAnsi="Calibri"/>
+          <w:b/>
+          <w:color w:val="1F4D78"/>
+        </w:rPr>
+        <w:t>兼容，切换端点仅需改环境变量；费用假设为</w:t>
+      </w:r>
+      <w:proofErr w:type="spellEnd"/>
+      <w:r>
+        <w:rPr>
+          <w:rFonts w:ascii="Calibri" w:hAnsi="Calibri"/>
+          <w:b/>
+          <w:color w:val="1F4D78"/>
+        </w:rPr>
+        <w:t xml:space="preserve"> 600 </w:t>
+      </w:r>
+      <w:proofErr w:type="spellStart"/>
+      <w:r>
+        <w:rPr>
+          <w:rFonts w:ascii="Calibri" w:hAnsi="Calibri"/>
+          <w:b/>
+          <w:color w:val="1F4D78"/>
+        </w:rPr>
+        <w:t>秒单轮约数十次</w:t>
+      </w:r>
+      <w:proofErr w:type="spellEnd"/>
+      <w:r>
+        <w:rPr>
+          <w:rFonts w:ascii="Calibri" w:hAnsi="Calibri"/>
+          <w:b/>
+          <w:color w:val="1F4D78"/>
+        </w:rPr>
+        <w:t xml:space="preserve"> LLM </w:t>
+      </w:r>
+      <w:proofErr w:type="spellStart"/>
+      <w:r>
+        <w:rPr>
+          <w:rFonts w:ascii="Calibri" w:hAnsi="Calibri"/>
+          <w:b/>
+          <w:color w:val="1F4D78"/>
+        </w:rPr>
+        <w:t>调用；对复现性的影响通过证据链缓解</w:t>
+      </w:r>
+      <w:proofErr w:type="spellEnd"/>
+      <w:r>
+        <w:rPr>
+          <w:rFonts w:ascii="Calibri" w:hAnsi="Calibri"/>
+          <w:b/>
+          <w:color w:val="1F4D78"/>
+        </w:rPr>
+        <w:t>）、</w:t>
+      </w:r>
+      <w:proofErr w:type="spellStart"/>
+      <w:r>
+        <w:rPr>
+          <w:rFonts w:ascii="Calibri" w:hAnsi="Calibri"/>
+          <w:b/>
+          <w:color w:val="1F4D78"/>
+        </w:rPr>
+        <w:t>Sciverse</w:t>
+      </w:r>
+      <w:r>
+        <w:rPr>
+          <w:rFonts w:ascii="Calibri" w:hAnsi="Calibri"/>
+          <w:b/>
+          <w:color w:val="1F4D78"/>
+        </w:rPr>
+        <w:t>（文献检索</w:t>
+      </w:r>
+      <w:proofErr w:type="spellEnd"/>
+      <w:r>
+        <w:rPr>
+          <w:rFonts w:ascii="Calibri" w:hAnsi="Calibri"/>
+          <w:b/>
+          <w:color w:val="1F4D78"/>
+        </w:rPr>
+        <w:t>）、</w:t>
+      </w:r>
+      <w:r>
+        <w:rPr>
+          <w:rFonts w:ascii="Calibri" w:hAnsi="Calibri"/>
+          <w:b/>
+          <w:color w:val="1F4D78"/>
+        </w:rPr>
+        <w:t xml:space="preserve">Materials Project / </w:t>
+      </w:r>
+      <w:proofErr w:type="spellStart"/>
+      <w:r>
+        <w:rPr>
+          <w:rFonts w:ascii="Calibri" w:hAnsi="Calibri"/>
+          <w:b/>
+          <w:color w:val="1F4D78"/>
+        </w:rPr>
+        <w:t>NOMAD</w:t>
+      </w:r>
+      <w:r>
+        <w:rPr>
+          <w:rFonts w:ascii="Calibri" w:hAnsi="Calibri"/>
+          <w:b/>
+          <w:color w:val="1F4D78"/>
+        </w:rPr>
+        <w:t>（外部验证</w:t>
+      </w:r>
+      <w:proofErr w:type="spellEnd"/>
+      <w:r>
+        <w:rPr>
+          <w:rFonts w:ascii="Calibri" w:hAnsi="Calibri"/>
+          <w:b/>
+          <w:color w:val="1F4D78"/>
+        </w:rPr>
+        <w:t>）。</w:t>
+      </w:r>
+      <w:r>
+        <w:rPr>
+          <w:rFonts w:ascii="Calibri" w:hAnsi="Calibri"/>
+          <w:b/>
+          <w:color w:val="1F4D78"/>
+          <w:lang w:eastAsia="zh-CN"/>
+        </w:rPr>
+        <w:t>数据来源：</w:t>
+      </w:r>
+      <w:proofErr w:type="spellStart"/>
+      <w:r>
+        <w:rPr>
+          <w:rFonts w:ascii="Calibri" w:hAnsi="Calibri"/>
+          <w:b/>
+          <w:color w:val="1F4D78"/>
+          <w:lang w:eastAsia="zh-CN"/>
+        </w:rPr>
+        <w:t>arXiv</w:t>
+      </w:r>
+      <w:proofErr w:type="spellEnd"/>
+      <w:r>
+        <w:rPr>
+          <w:rFonts w:ascii="Calibri" w:hAnsi="Calibri"/>
+          <w:b/>
+          <w:color w:val="1F4D78"/>
+          <w:lang w:eastAsia="zh-CN"/>
+        </w:rPr>
+        <w:t xml:space="preserve"> </w:t>
+      </w:r>
+      <w:r>
+        <w:rPr>
+          <w:rFonts w:ascii="Calibri" w:hAnsi="Calibri"/>
+          <w:b/>
+          <w:color w:val="1F4D78"/>
+          <w:lang w:eastAsia="zh-CN"/>
+        </w:rPr>
+        <w:t>开放获取、</w:t>
+      </w:r>
+      <w:proofErr w:type="spellStart"/>
+      <w:r>
+        <w:rPr>
+          <w:rFonts w:ascii="Calibri" w:hAnsi="Calibri"/>
+          <w:b/>
+          <w:color w:val="1F4D78"/>
+          <w:lang w:eastAsia="zh-CN"/>
+        </w:rPr>
+        <w:t>Sciverse</w:t>
+      </w:r>
+      <w:proofErr w:type="spellEnd"/>
+      <w:r>
+        <w:rPr>
+          <w:rFonts w:ascii="Calibri" w:hAnsi="Calibri"/>
+          <w:b/>
+          <w:color w:val="1F4D78"/>
+          <w:lang w:eastAsia="zh-CN"/>
+        </w:rPr>
+        <w:t xml:space="preserve"> </w:t>
+      </w:r>
+      <w:r>
+        <w:rPr>
+          <w:rFonts w:ascii="Calibri" w:hAnsi="Calibri"/>
+          <w:b/>
+          <w:color w:val="1F4D78"/>
+          <w:lang w:eastAsia="zh-CN"/>
+        </w:rPr>
+        <w:t>仅取标题</w:t>
+      </w:r>
+      <w:r>
+        <w:rPr>
+          <w:rFonts w:ascii="Calibri" w:hAnsi="Calibri"/>
+          <w:b/>
+          <w:color w:val="1F4D78"/>
+          <w:lang w:eastAsia="zh-CN"/>
+        </w:rPr>
+        <w:t xml:space="preserve"> + </w:t>
+      </w:r>
+      <w:r>
+        <w:rPr>
+          <w:rFonts w:ascii="Calibri" w:hAnsi="Calibri"/>
+          <w:b/>
+          <w:color w:val="1F4D78"/>
+          <w:lang w:eastAsia="zh-CN"/>
+        </w:rPr>
+        <w:t>摘要用于内部调研、</w:t>
+      </w:r>
+      <w:r>
+        <w:rPr>
+          <w:rFonts w:ascii="Calibri" w:hAnsi="Calibri"/>
+          <w:b/>
+          <w:color w:val="1F4D78"/>
+          <w:lang w:eastAsia="zh-CN"/>
+        </w:rPr>
+        <w:t xml:space="preserve">MP/NOMAD </w:t>
+      </w:r>
+      <w:r>
+        <w:rPr>
+          <w:rFonts w:ascii="Calibri" w:hAnsi="Calibri"/>
+          <w:b/>
+          <w:color w:val="1F4D78"/>
+          <w:lang w:eastAsia="zh-CN"/>
+        </w:rPr>
+        <w:t>仅查询。已有项目：</w:t>
+      </w:r>
+      <w:proofErr w:type="spellStart"/>
+      <w:r>
+        <w:rPr>
+          <w:rFonts w:ascii="Calibri" w:hAnsi="Calibri"/>
+          <w:b/>
+          <w:color w:val="1F4D78"/>
+          <w:lang w:eastAsia="zh-CN"/>
+        </w:rPr>
+        <w:t>markitdown_utils</w:t>
+      </w:r>
+      <w:proofErr w:type="spellEnd"/>
+      <w:r>
+        <w:rPr>
+          <w:rFonts w:ascii="Calibri" w:hAnsi="Calibri"/>
+          <w:b/>
+          <w:color w:val="1F4D78"/>
+          <w:lang w:eastAsia="zh-CN"/>
+        </w:rPr>
+        <w:t xml:space="preserve"> </w:t>
+      </w:r>
+      <w:r>
+        <w:rPr>
+          <w:rFonts w:ascii="Calibri" w:hAnsi="Calibri"/>
+          <w:b/>
+          <w:color w:val="1F4D78"/>
+          <w:lang w:eastAsia="zh-CN"/>
+        </w:rPr>
+        <w:t>改编自微软</w:t>
+      </w:r>
+      <w:r>
+        <w:rPr>
+          <w:rFonts w:ascii="Calibri" w:hAnsi="Calibri"/>
+          <w:b/>
+          <w:color w:val="1F4D78"/>
+          <w:lang w:eastAsia="zh-CN"/>
+        </w:rPr>
+        <w:t xml:space="preserve"> </w:t>
+      </w:r>
+      <w:proofErr w:type="spellStart"/>
+      <w:r>
+        <w:rPr>
+          <w:rFonts w:ascii="Calibri" w:hAnsi="Calibri"/>
+          <w:b/>
+          <w:color w:val="1F4D78"/>
+          <w:lang w:eastAsia="zh-CN"/>
+        </w:rPr>
+        <w:t>markitdown</w:t>
+      </w:r>
+      <w:proofErr w:type="spellEnd"/>
+      <w:r>
+        <w:rPr>
+          <w:rFonts w:ascii="Calibri" w:hAnsi="Calibri"/>
+          <w:b/>
+          <w:color w:val="1F4D78"/>
+          <w:lang w:eastAsia="zh-CN"/>
+        </w:rPr>
+        <w:t>（</w:t>
+      </w:r>
+      <w:r>
+        <w:rPr>
+          <w:rFonts w:ascii="Calibri" w:hAnsi="Calibri"/>
+          <w:b/>
+          <w:color w:val="1F4D78"/>
+          <w:lang w:eastAsia="zh-CN"/>
+        </w:rPr>
+        <w:t>MIT</w:t>
+      </w:r>
+      <w:r>
+        <w:rPr>
+          <w:rFonts w:ascii="Calibri" w:hAnsi="Calibri"/>
+          <w:b/>
+          <w:color w:val="1F4D78"/>
+          <w:lang w:eastAsia="zh-CN"/>
+        </w:rPr>
+        <w:t>，</w:t>
+      </w:r>
+      <w:r>
+        <w:rPr>
+          <w:rFonts w:ascii="Calibri" w:hAnsi="Calibri"/>
+          <w:b/>
+          <w:color w:val="1F4D78"/>
+          <w:lang w:eastAsia="zh-CN"/>
+        </w:rPr>
+        <w:t>Copyright Adam Fourney</w:t>
+      </w:r>
+      <w:r>
+        <w:rPr>
+          <w:rFonts w:ascii="Calibri" w:hAnsi="Calibri"/>
+          <w:b/>
+          <w:color w:val="1F4D78"/>
+          <w:lang w:eastAsia="zh-CN"/>
+        </w:rPr>
+        <w:t>）。第三方依赖：见</w:t>
+      </w:r>
+      <w:r>
+        <w:rPr>
+          <w:rFonts w:ascii="Calibri" w:hAnsi="Calibri"/>
+          <w:b/>
+          <w:color w:val="1F4D78"/>
+          <w:lang w:eastAsia="zh-CN"/>
+        </w:rPr>
+        <w:t xml:space="preserve"> requirements.txt</w:t>
+      </w:r>
+      <w:r>
+        <w:rPr>
+          <w:rFonts w:ascii="Calibri" w:hAnsi="Calibri"/>
+          <w:b/>
+          <w:color w:val="1F4D78"/>
+          <w:lang w:eastAsia="zh-CN"/>
+        </w:rPr>
+        <w:t>（均为开源许可）；</w:t>
+      </w:r>
+      <w:r>
+        <w:rPr>
+          <w:rFonts w:ascii="Calibri" w:hAnsi="Calibri"/>
+          <w:b/>
+          <w:color w:val="1F4D78"/>
+          <w:lang w:eastAsia="zh-CN"/>
+        </w:rPr>
+        <w:t xml:space="preserve">vendor/bash </w:t>
+      </w:r>
+      <w:r>
+        <w:rPr>
+          <w:rFonts w:ascii="Calibri" w:hAnsi="Calibri"/>
+          <w:b/>
+          <w:color w:val="1F4D78"/>
+          <w:lang w:eastAsia="zh-CN"/>
+        </w:rPr>
+        <w:t>为</w:t>
+      </w:r>
+      <w:r>
+        <w:rPr>
+          <w:rFonts w:ascii="Calibri" w:hAnsi="Calibri"/>
+          <w:b/>
+          <w:color w:val="1F4D78"/>
+          <w:lang w:eastAsia="zh-CN"/>
+        </w:rPr>
+        <w:t xml:space="preserve"> MSYS2 Git Bash</w:t>
+      </w:r>
+      <w:r>
+        <w:rPr>
+          <w:rFonts w:ascii="Calibri" w:hAnsi="Calibri"/>
+          <w:b/>
+          <w:color w:val="1F4D78"/>
+          <w:lang w:eastAsia="zh-CN"/>
+        </w:rPr>
+        <w:t>（</w:t>
+      </w:r>
+      <w:r>
+        <w:rPr>
+          <w:rFonts w:ascii="Calibri" w:hAnsi="Calibri"/>
+          <w:b/>
+          <w:color w:val="1F4D78"/>
+          <w:lang w:eastAsia="zh-CN"/>
+        </w:rPr>
+        <w:t>GPLv2+</w:t>
+      </w:r>
+      <w:r>
+        <w:rPr>
+          <w:rFonts w:ascii="Calibri" w:hAnsi="Calibri"/>
+          <w:b/>
+          <w:color w:val="1F4D78"/>
+          <w:lang w:eastAsia="zh-CN"/>
+        </w:rPr>
+        <w:t>），仅用于</w:t>
+      </w:r>
+      <w:r>
+        <w:rPr>
+          <w:rFonts w:ascii="Calibri" w:hAnsi="Calibri"/>
+          <w:b/>
+          <w:color w:val="1F4D78"/>
+          <w:lang w:eastAsia="zh-CN"/>
+        </w:rPr>
+        <w:t xml:space="preserve"> Windows </w:t>
+      </w:r>
+      <w:r>
+        <w:rPr>
+          <w:rFonts w:ascii="Calibri" w:hAnsi="Calibri"/>
+          <w:b/>
+          <w:color w:val="1F4D78"/>
+          <w:lang w:eastAsia="zh-CN"/>
+        </w:rPr>
+        <w:t>兼容运行环境。。</w:t>
+      </w:r>
+    </w:p>
+    <w:p>
+      <w:pPr>
+        <w:pStyle w:val="1"/>
+        <w:rPr>
+          <w:lang w:eastAsia="zh-CN"/>
+        </w:rPr>
+      </w:pPr>
+      <w:r>
+        <w:rPr>
+          <w:rFonts w:hint="eastAsia"/>
+          <w:lang w:eastAsia="zh-CN"/>
+        </w:rPr>
+        <w:lastRenderedPageBreak/>
+        <w:t>六、团队介绍</w:t>
       </w:r>
     </w:p>
     <w:p>
       <w:pPr>
         <w:pStyle w:val="21"/>
+        <w:rPr>
+          <w:rFonts w:ascii="SimHei" w:eastAsia="SimHei" w:hAnsi="SimHei" w:cs="SimHei" w:hint="eastAsia"/>
+          <w:lang w:eastAsia="zh-CN"/>
+        </w:rPr>
       </w:pPr>
       <w:r>
-        <w:t xml:space="preserve">5.3 </w:t>
-      </w:r>
-      <w:r>
-        <w:t>依赖、数据来源与合规披露</w:t>
+        <w:rPr>
+          <w:rFonts w:ascii="SimHei" w:eastAsia="SimHei" w:hAnsi="SimHei" w:cs="SimHei" w:hint="eastAsia"/>
+          <w:lang w:eastAsia="zh-CN"/>
+        </w:rPr>
+        <w:t>6.1 成员背景</w:t>
+      </w:r>
+    </w:p>
+    <w:p>
+      <w:pPr>
+        <w:pStyle w:val="21"/>
+        <w:jc w:val="both"/>
+        <w:rPr>
+          <w:rFonts w:ascii="Calibri" w:eastAsia="微软雅黑" w:hAnsi="Calibri" w:cstheme="minorBidi"/>
+          <w:bCs w:val="0"/>
+          <w:sz w:val="21"/>
+          <w:szCs w:val="22"/>
+          <w:lang w:eastAsia="zh-CN"/>
+        </w:rPr>
+      </w:pPr>
+      <w:r>
+        <w:rPr>
+          <w:rFonts w:ascii="Calibri" w:eastAsia="微软雅黑" w:hAnsi="Calibri" w:cstheme="minorBidi" w:hint="eastAsia"/>
+          <w:bCs w:val="0"/>
+          <w:sz w:val="21"/>
+          <w:szCs w:val="22"/>
+          <w:lang w:eastAsia="zh-CN"/>
+        </w:rPr>
+        <w:t>队长</w:t>
+      </w:r>
+      <w:r>
+        <w:rPr>
+          <w:rFonts w:ascii="Calibri" w:eastAsia="微软雅黑" w:hAnsi="Calibri" w:cstheme="minorBidi" w:hint="eastAsia"/>
+          <w:bCs w:val="0"/>
+          <w:sz w:val="21"/>
+          <w:szCs w:val="22"/>
+          <w:lang w:eastAsia="zh-CN"/>
+        </w:rPr>
+        <w:t xml:space="preserve"> </w:t>
+      </w:r>
+      <w:r>
+        <w:rPr>
+          <w:rFonts w:ascii="Calibri" w:eastAsia="微软雅黑" w:hAnsi="Calibri" w:cstheme="minorBidi" w:hint="eastAsia"/>
+          <w:bCs w:val="0"/>
+          <w:sz w:val="21"/>
+          <w:szCs w:val="22"/>
+          <w:lang w:eastAsia="zh-CN"/>
+        </w:rPr>
+        <w:t>方闻涛：浙大宁波理工学院，数据科学与大数据技术专业本科。核心技能：</w:t>
+      </w:r>
+      <w:r>
+        <w:rPr>
+          <w:rFonts w:ascii="Calibri" w:eastAsia="微软雅黑" w:hAnsi="Calibri" w:cstheme="minorBidi" w:hint="eastAsia"/>
+          <w:bCs w:val="0"/>
+          <w:sz w:val="21"/>
+          <w:szCs w:val="22"/>
+          <w:lang w:eastAsia="zh-CN"/>
+        </w:rPr>
+        <w:t>Python/C++/SQL</w:t>
+      </w:r>
+      <w:r>
+        <w:rPr>
+          <w:rFonts w:ascii="Calibri" w:eastAsia="微软雅黑" w:hAnsi="Calibri" w:cstheme="minorBidi" w:hint="eastAsia"/>
+          <w:bCs w:val="0"/>
+          <w:sz w:val="21"/>
+          <w:szCs w:val="22"/>
+          <w:lang w:eastAsia="zh-CN"/>
+        </w:rPr>
+        <w:t>，</w:t>
+      </w:r>
+      <w:proofErr w:type="spellStart"/>
+      <w:r>
+        <w:rPr>
+          <w:rFonts w:ascii="Calibri" w:eastAsia="微软雅黑" w:hAnsi="Calibri" w:cstheme="minorBidi" w:hint="eastAsia"/>
+          <w:bCs w:val="0"/>
+          <w:sz w:val="21"/>
+          <w:szCs w:val="22"/>
+          <w:lang w:eastAsia="zh-CN"/>
+        </w:rPr>
+        <w:t>PyTorch</w:t>
+      </w:r>
+      <w:proofErr w:type="spellEnd"/>
+      <w:r>
+        <w:rPr>
+          <w:rFonts w:ascii="Calibri" w:eastAsia="微软雅黑" w:hAnsi="Calibri" w:cstheme="minorBidi" w:hint="eastAsia"/>
+          <w:bCs w:val="0"/>
+          <w:sz w:val="21"/>
+          <w:szCs w:val="22"/>
+          <w:lang w:eastAsia="zh-CN"/>
+        </w:rPr>
+        <w:t xml:space="preserve"> / </w:t>
+      </w:r>
+      <w:proofErr w:type="spellStart"/>
+      <w:r>
+        <w:rPr>
+          <w:rFonts w:ascii="Calibri" w:eastAsia="微软雅黑" w:hAnsi="Calibri" w:cstheme="minorBidi" w:hint="eastAsia"/>
+          <w:bCs w:val="0"/>
+          <w:sz w:val="21"/>
+          <w:szCs w:val="22"/>
+          <w:lang w:eastAsia="zh-CN"/>
+        </w:rPr>
+        <w:t>PyTorch</w:t>
+      </w:r>
+      <w:proofErr w:type="spellEnd"/>
+      <w:r>
+        <w:rPr>
+          <w:rFonts w:ascii="Calibri" w:eastAsia="微软雅黑" w:hAnsi="Calibri" w:cstheme="minorBidi" w:hint="eastAsia"/>
+          <w:bCs w:val="0"/>
+          <w:sz w:val="21"/>
+          <w:szCs w:val="22"/>
+          <w:lang w:eastAsia="zh-CN"/>
+        </w:rPr>
+        <w:t xml:space="preserve"> Geometric</w:t>
+      </w:r>
+      <w:r>
+        <w:rPr>
+          <w:rFonts w:ascii="Calibri" w:eastAsia="微软雅黑" w:hAnsi="Calibri" w:cstheme="minorBidi" w:hint="eastAsia"/>
+          <w:bCs w:val="0"/>
+          <w:sz w:val="21"/>
+          <w:szCs w:val="22"/>
+          <w:lang w:eastAsia="zh-CN"/>
+        </w:rPr>
+        <w:t>，</w:t>
+      </w:r>
+      <w:r>
+        <w:rPr>
+          <w:rFonts w:ascii="Calibri" w:eastAsia="微软雅黑" w:hAnsi="Calibri" w:cstheme="minorBidi" w:hint="eastAsia"/>
+          <w:bCs w:val="0"/>
+          <w:sz w:val="21"/>
+          <w:szCs w:val="22"/>
+          <w:lang w:eastAsia="zh-CN"/>
+        </w:rPr>
+        <w:t xml:space="preserve">LLM Agent </w:t>
+      </w:r>
+      <w:r>
+        <w:rPr>
+          <w:rFonts w:ascii="Calibri" w:eastAsia="微软雅黑" w:hAnsi="Calibri" w:cstheme="minorBidi" w:hint="eastAsia"/>
+          <w:bCs w:val="0"/>
+          <w:sz w:val="21"/>
+          <w:szCs w:val="22"/>
+          <w:lang w:eastAsia="zh-CN"/>
+        </w:rPr>
+        <w:t>开发（</w:t>
+      </w:r>
+      <w:proofErr w:type="spellStart"/>
+      <w:r>
+        <w:rPr>
+          <w:rFonts w:ascii="Calibri" w:eastAsia="微软雅黑" w:hAnsi="Calibri" w:cstheme="minorBidi" w:hint="eastAsia"/>
+          <w:bCs w:val="0"/>
+          <w:sz w:val="21"/>
+          <w:szCs w:val="22"/>
+          <w:lang w:eastAsia="zh-CN"/>
+        </w:rPr>
+        <w:t>ReAct</w:t>
+      </w:r>
+      <w:proofErr w:type="spellEnd"/>
+      <w:r>
+        <w:rPr>
+          <w:rFonts w:ascii="Calibri" w:eastAsia="微软雅黑" w:hAnsi="Calibri" w:cstheme="minorBidi" w:hint="eastAsia"/>
+          <w:bCs w:val="0"/>
+          <w:sz w:val="21"/>
+          <w:szCs w:val="22"/>
+          <w:lang w:eastAsia="zh-CN"/>
+        </w:rPr>
+        <w:t>、</w:t>
+      </w:r>
+      <w:r>
+        <w:rPr>
+          <w:rFonts w:ascii="Calibri" w:eastAsia="微软雅黑" w:hAnsi="Calibri" w:cstheme="minorBidi" w:hint="eastAsia"/>
+          <w:bCs w:val="0"/>
+          <w:sz w:val="21"/>
+          <w:szCs w:val="22"/>
+          <w:lang w:eastAsia="zh-CN"/>
+        </w:rPr>
+        <w:t>Tool-Calling</w:t>
+      </w:r>
+      <w:r>
+        <w:rPr>
+          <w:rFonts w:ascii="Calibri" w:eastAsia="微软雅黑" w:hAnsi="Calibri" w:cstheme="minorBidi" w:hint="eastAsia"/>
+          <w:bCs w:val="0"/>
+          <w:sz w:val="21"/>
+          <w:szCs w:val="22"/>
+          <w:lang w:eastAsia="zh-CN"/>
+        </w:rPr>
+        <w:t>、</w:t>
+      </w:r>
+      <w:r>
+        <w:rPr>
+          <w:rFonts w:ascii="Calibri" w:eastAsia="微软雅黑" w:hAnsi="Calibri" w:cstheme="minorBidi" w:hint="eastAsia"/>
+          <w:bCs w:val="0"/>
+          <w:sz w:val="21"/>
+          <w:szCs w:val="22"/>
+          <w:lang w:eastAsia="zh-CN"/>
+        </w:rPr>
+        <w:t>Prompt Engineering</w:t>
+      </w:r>
+      <w:r>
+        <w:rPr>
+          <w:rFonts w:ascii="Calibri" w:eastAsia="微软雅黑" w:hAnsi="Calibri" w:cstheme="minorBidi" w:hint="eastAsia"/>
+          <w:bCs w:val="0"/>
+          <w:sz w:val="21"/>
+          <w:szCs w:val="22"/>
+          <w:lang w:eastAsia="zh-CN"/>
+        </w:rPr>
+        <w:t>），混合检索（</w:t>
+      </w:r>
+      <w:r>
+        <w:rPr>
+          <w:rFonts w:ascii="Calibri" w:eastAsia="微软雅黑" w:hAnsi="Calibri" w:cstheme="minorBidi" w:hint="eastAsia"/>
+          <w:bCs w:val="0"/>
+          <w:sz w:val="21"/>
+          <w:szCs w:val="22"/>
+          <w:lang w:eastAsia="zh-CN"/>
+        </w:rPr>
+        <w:t>BM25/FAISS/Cross-Encoder/RRF</w:t>
+      </w:r>
+      <w:r>
+        <w:rPr>
+          <w:rFonts w:ascii="Calibri" w:eastAsia="微软雅黑" w:hAnsi="Calibri" w:cstheme="minorBidi" w:hint="eastAsia"/>
+          <w:bCs w:val="0"/>
+          <w:sz w:val="21"/>
+          <w:szCs w:val="22"/>
+          <w:lang w:eastAsia="zh-CN"/>
+        </w:rPr>
+        <w:t>），深度学习与鲁棒性</w:t>
+      </w:r>
+      <w:r>
+        <w:rPr>
+          <w:rFonts w:ascii="Calibri" w:eastAsia="微软雅黑" w:hAnsi="Calibri" w:cstheme="minorBidi" w:hint="eastAsia"/>
+          <w:bCs w:val="0"/>
+          <w:sz w:val="21"/>
+          <w:szCs w:val="22"/>
+          <w:lang w:eastAsia="zh-CN"/>
+        </w:rPr>
+        <w:t>工程</w:t>
+      </w:r>
+      <w:r>
+        <w:rPr>
+          <w:rFonts w:ascii="Calibri" w:eastAsia="微软雅黑" w:hAnsi="Calibri" w:cstheme="minorBidi" w:hint="eastAsia"/>
+          <w:bCs w:val="0"/>
+          <w:sz w:val="21"/>
+          <w:szCs w:val="22"/>
+          <w:lang w:eastAsia="zh-CN"/>
+        </w:rPr>
+        <w:t>（</w:t>
+      </w:r>
+      <w:r>
+        <w:rPr>
+          <w:rFonts w:ascii="Calibri" w:eastAsia="微软雅黑" w:hAnsi="Calibri" w:cstheme="minorBidi" w:hint="eastAsia"/>
+          <w:bCs w:val="0"/>
+          <w:sz w:val="21"/>
+          <w:szCs w:val="22"/>
+          <w:lang w:eastAsia="zh-CN"/>
+        </w:rPr>
+        <w:t>checkpoint</w:t>
+      </w:r>
+      <w:r>
+        <w:rPr>
+          <w:rFonts w:ascii="Calibri" w:eastAsia="微软雅黑" w:hAnsi="Calibri" w:cstheme="minorBidi" w:hint="eastAsia"/>
+          <w:bCs w:val="0"/>
+          <w:sz w:val="21"/>
+          <w:szCs w:val="22"/>
+          <w:lang w:eastAsia="zh-CN"/>
+        </w:rPr>
+        <w:t>、上下文压缩、进程管理）。主要经历：</w:t>
+      </w:r>
+      <w:r>
+        <w:rPr>
+          <w:rFonts w:ascii="Calibri" w:eastAsia="微软雅黑" w:hAnsi="Calibri" w:cstheme="minorBidi" w:hint="eastAsia"/>
+          <w:bCs w:val="0"/>
+          <w:sz w:val="21"/>
+          <w:szCs w:val="22"/>
+          <w:lang w:eastAsia="zh-CN"/>
+        </w:rPr>
+        <w:t xml:space="preserve">Kaggle </w:t>
+      </w:r>
+      <w:proofErr w:type="spellStart"/>
+      <w:r>
+        <w:rPr>
+          <w:rFonts w:ascii="Calibri" w:eastAsia="微软雅黑" w:hAnsi="Calibri" w:cstheme="minorBidi" w:hint="eastAsia"/>
+          <w:bCs w:val="0"/>
+          <w:sz w:val="21"/>
+          <w:szCs w:val="22"/>
+          <w:lang w:eastAsia="zh-CN"/>
+        </w:rPr>
+        <w:t>Omnilex</w:t>
+      </w:r>
+      <w:proofErr w:type="spellEnd"/>
+      <w:r>
+        <w:rPr>
+          <w:rFonts w:ascii="Calibri" w:eastAsia="微软雅黑" w:hAnsi="Calibri" w:cstheme="minorBidi" w:hint="eastAsia"/>
+          <w:bCs w:val="0"/>
+          <w:sz w:val="21"/>
+          <w:szCs w:val="22"/>
+          <w:lang w:eastAsia="zh-CN"/>
+        </w:rPr>
+        <w:t xml:space="preserve"> Agentic </w:t>
+      </w:r>
+      <w:r>
+        <w:rPr>
+          <w:rFonts w:ascii="Calibri" w:eastAsia="微软雅黑" w:hAnsi="Calibri" w:cstheme="minorBidi" w:hint="eastAsia"/>
+          <w:bCs w:val="0"/>
+          <w:sz w:val="21"/>
+          <w:szCs w:val="22"/>
+          <w:lang w:eastAsia="zh-CN"/>
+        </w:rPr>
+        <w:t>法律信息检索（</w:t>
+      </w:r>
+      <w:r>
+        <w:rPr>
+          <w:rFonts w:ascii="Calibri" w:eastAsia="微软雅黑" w:hAnsi="Calibri" w:cstheme="minorBidi" w:hint="eastAsia"/>
+          <w:bCs w:val="0"/>
+          <w:sz w:val="21"/>
+          <w:szCs w:val="22"/>
+          <w:lang w:eastAsia="zh-CN"/>
+        </w:rPr>
+        <w:t>私</w:t>
+      </w:r>
+      <w:r>
+        <w:rPr>
+          <w:rFonts w:ascii="Calibri" w:eastAsia="微软雅黑" w:hAnsi="Calibri" w:cstheme="minorBidi" w:hint="eastAsia"/>
+          <w:bCs w:val="0"/>
+          <w:sz w:val="21"/>
+          <w:szCs w:val="22"/>
+          <w:lang w:eastAsia="zh-CN"/>
+        </w:rPr>
+        <w:t>榜</w:t>
+      </w:r>
+      <w:r>
+        <w:rPr>
+          <w:rFonts w:ascii="Calibri" w:eastAsia="微软雅黑" w:hAnsi="Calibri" w:cstheme="minorBidi" w:hint="eastAsia"/>
+          <w:bCs w:val="0"/>
+          <w:sz w:val="21"/>
+          <w:szCs w:val="22"/>
+          <w:lang w:eastAsia="zh-CN"/>
+        </w:rPr>
+        <w:t xml:space="preserve"> </w:t>
+      </w:r>
+      <w:r>
+        <w:rPr>
+          <w:rFonts w:ascii="Calibri" w:eastAsia="微软雅黑" w:hAnsi="Calibri" w:cstheme="minorBidi" w:hint="eastAsia"/>
+          <w:bCs w:val="0"/>
+          <w:sz w:val="21"/>
+          <w:szCs w:val="22"/>
+          <w:lang w:eastAsia="zh-CN"/>
+        </w:rPr>
+        <w:t>56</w:t>
+      </w:r>
+      <w:r>
+        <w:rPr>
+          <w:rFonts w:ascii="Calibri" w:eastAsia="微软雅黑" w:hAnsi="Calibri" w:cstheme="minorBidi" w:hint="eastAsia"/>
+          <w:bCs w:val="0"/>
+          <w:sz w:val="21"/>
+          <w:szCs w:val="22"/>
+          <w:lang w:eastAsia="zh-CN"/>
+        </w:rPr>
+        <w:t>/580</w:t>
+      </w:r>
+      <w:r>
+        <w:rPr>
+          <w:rFonts w:ascii="Calibri" w:eastAsia="微软雅黑" w:hAnsi="Calibri" w:cstheme="minorBidi" w:hint="eastAsia"/>
+          <w:bCs w:val="0"/>
+          <w:sz w:val="21"/>
+          <w:szCs w:val="22"/>
+          <w:lang w:eastAsia="zh-CN"/>
+        </w:rPr>
+        <w:t>，前</w:t>
+      </w:r>
+      <w:r>
+        <w:rPr>
+          <w:rFonts w:ascii="Calibri" w:eastAsia="微软雅黑" w:hAnsi="Calibri" w:cstheme="minorBidi" w:hint="eastAsia"/>
+          <w:bCs w:val="0"/>
+          <w:sz w:val="21"/>
+          <w:szCs w:val="22"/>
+          <w:lang w:eastAsia="zh-CN"/>
+        </w:rPr>
+        <w:t xml:space="preserve"> 10%</w:t>
+      </w:r>
+      <w:r>
+        <w:rPr>
+          <w:rFonts w:ascii="Calibri" w:eastAsia="微软雅黑" w:hAnsi="Calibri" w:cstheme="minorBidi" w:hint="eastAsia"/>
+          <w:bCs w:val="0"/>
+          <w:sz w:val="21"/>
+          <w:szCs w:val="22"/>
+          <w:lang w:eastAsia="zh-CN"/>
+        </w:rPr>
+        <w:t>）；</w:t>
+      </w:r>
+      <w:r>
+        <w:rPr>
+          <w:rFonts w:ascii="Calibri" w:eastAsia="微软雅黑" w:hAnsi="Calibri" w:cstheme="minorBidi" w:hint="eastAsia"/>
+          <w:bCs w:val="0"/>
+          <w:sz w:val="21"/>
+          <w:szCs w:val="22"/>
+          <w:lang w:eastAsia="zh-CN"/>
+        </w:rPr>
+        <w:t xml:space="preserve">AFAC2026 </w:t>
+      </w:r>
+      <w:r>
+        <w:rPr>
+          <w:rFonts w:ascii="Calibri" w:eastAsia="微软雅黑" w:hAnsi="Calibri" w:cstheme="minorBidi" w:hint="eastAsia"/>
+          <w:bCs w:val="0"/>
+          <w:sz w:val="21"/>
+          <w:szCs w:val="22"/>
+          <w:lang w:eastAsia="zh-CN"/>
+        </w:rPr>
+        <w:t>自动化实验</w:t>
+      </w:r>
+      <w:r>
+        <w:rPr>
+          <w:rFonts w:ascii="Calibri" w:eastAsia="微软雅黑" w:hAnsi="Calibri" w:cstheme="minorBidi" w:hint="eastAsia"/>
+          <w:bCs w:val="0"/>
+          <w:sz w:val="21"/>
+          <w:szCs w:val="22"/>
+          <w:lang w:eastAsia="zh-CN"/>
+        </w:rPr>
+        <w:t xml:space="preserve"> Agent</w:t>
+      </w:r>
+      <w:r>
+        <w:rPr>
+          <w:rFonts w:ascii="Calibri" w:eastAsia="微软雅黑" w:hAnsi="Calibri" w:cstheme="minorBidi" w:hint="eastAsia"/>
+          <w:bCs w:val="0"/>
+          <w:sz w:val="21"/>
+          <w:szCs w:val="22"/>
+          <w:lang w:eastAsia="zh-CN"/>
+        </w:rPr>
+        <w:t>（</w:t>
+      </w:r>
+      <w:r>
+        <w:rPr>
+          <w:rFonts w:ascii="Calibri" w:eastAsia="微软雅黑" w:hAnsi="Calibri" w:cstheme="minorBidi" w:hint="eastAsia"/>
+          <w:bCs w:val="0"/>
+          <w:sz w:val="21"/>
+          <w:szCs w:val="22"/>
+          <w:lang w:eastAsia="zh-CN"/>
+        </w:rPr>
+        <w:t xml:space="preserve">A </w:t>
+      </w:r>
+      <w:r>
+        <w:rPr>
+          <w:rFonts w:ascii="Calibri" w:eastAsia="微软雅黑" w:hAnsi="Calibri" w:cstheme="minorBidi" w:hint="eastAsia"/>
+          <w:bCs w:val="0"/>
+          <w:sz w:val="21"/>
+          <w:szCs w:val="22"/>
+          <w:lang w:eastAsia="zh-CN"/>
+        </w:rPr>
+        <w:t>榜</w:t>
+      </w:r>
+      <w:r>
+        <w:rPr>
+          <w:rFonts w:ascii="Calibri" w:eastAsia="微软雅黑" w:hAnsi="Calibri" w:cstheme="minorBidi" w:hint="eastAsia"/>
+          <w:bCs w:val="0"/>
+          <w:sz w:val="21"/>
+          <w:szCs w:val="22"/>
+          <w:lang w:eastAsia="zh-CN"/>
+        </w:rPr>
+        <w:t xml:space="preserve"> 54/360</w:t>
+      </w:r>
+      <w:r>
+        <w:rPr>
+          <w:rFonts w:ascii="Calibri" w:eastAsia="微软雅黑" w:hAnsi="Calibri" w:cstheme="minorBidi" w:hint="eastAsia"/>
+          <w:bCs w:val="0"/>
+          <w:sz w:val="21"/>
+          <w:szCs w:val="22"/>
+          <w:lang w:eastAsia="zh-CN"/>
+        </w:rPr>
+        <w:t>、</w:t>
+      </w:r>
+      <w:r>
+        <w:rPr>
+          <w:rFonts w:ascii="Calibri" w:eastAsia="微软雅黑" w:hAnsi="Calibri" w:cstheme="minorBidi" w:hint="eastAsia"/>
+          <w:bCs w:val="0"/>
+          <w:sz w:val="21"/>
+          <w:szCs w:val="22"/>
+          <w:lang w:eastAsia="zh-CN"/>
+        </w:rPr>
+        <w:t xml:space="preserve">B </w:t>
+      </w:r>
+      <w:r>
+        <w:rPr>
+          <w:rFonts w:ascii="Calibri" w:eastAsia="微软雅黑" w:hAnsi="Calibri" w:cstheme="minorBidi" w:hint="eastAsia"/>
+          <w:bCs w:val="0"/>
+          <w:sz w:val="21"/>
+          <w:szCs w:val="22"/>
+          <w:lang w:eastAsia="zh-CN"/>
+        </w:rPr>
+        <w:t>榜</w:t>
+      </w:r>
+      <w:r>
+        <w:rPr>
+          <w:rFonts w:ascii="Calibri" w:eastAsia="微软雅黑" w:hAnsi="Calibri" w:cstheme="minorBidi" w:hint="eastAsia"/>
+          <w:bCs w:val="0"/>
+          <w:sz w:val="21"/>
+          <w:szCs w:val="22"/>
+          <w:lang w:eastAsia="zh-CN"/>
+        </w:rPr>
+        <w:t xml:space="preserve"> 27/162</w:t>
+      </w:r>
+      <w:r>
+        <w:rPr>
+          <w:rFonts w:ascii="Calibri" w:eastAsia="微软雅黑" w:hAnsi="Calibri" w:cstheme="minorBidi" w:hint="eastAsia"/>
+          <w:bCs w:val="0"/>
+          <w:sz w:val="21"/>
+          <w:szCs w:val="22"/>
+          <w:lang w:eastAsia="zh-CN"/>
+        </w:rPr>
+        <w:t>，前</w:t>
+      </w:r>
+      <w:r>
+        <w:rPr>
+          <w:rFonts w:ascii="Calibri" w:eastAsia="微软雅黑" w:hAnsi="Calibri" w:cstheme="minorBidi" w:hint="eastAsia"/>
+          <w:bCs w:val="0"/>
+          <w:sz w:val="21"/>
+          <w:szCs w:val="22"/>
+          <w:lang w:eastAsia="zh-CN"/>
+        </w:rPr>
+        <w:t xml:space="preserve"> 17%</w:t>
+      </w:r>
+      <w:r>
+        <w:rPr>
+          <w:rFonts w:ascii="Calibri" w:eastAsia="微软雅黑" w:hAnsi="Calibri" w:cstheme="minorBidi" w:hint="eastAsia"/>
+          <w:bCs w:val="0"/>
+          <w:sz w:val="21"/>
+          <w:szCs w:val="22"/>
+          <w:lang w:eastAsia="zh-CN"/>
+        </w:rPr>
+        <w:t>，入围复赛）；</w:t>
+      </w:r>
+      <w:proofErr w:type="spellStart"/>
+      <w:r>
+        <w:rPr>
+          <w:rFonts w:ascii="Calibri" w:eastAsia="微软雅黑" w:hAnsi="Calibri" w:cstheme="minorBidi" w:hint="eastAsia"/>
+          <w:bCs w:val="0"/>
+          <w:sz w:val="21"/>
+          <w:szCs w:val="22"/>
+          <w:lang w:eastAsia="zh-CN"/>
+        </w:rPr>
+        <w:t>BigAlpha</w:t>
+      </w:r>
+      <w:proofErr w:type="spellEnd"/>
+      <w:r>
+        <w:rPr>
+          <w:rFonts w:ascii="Calibri" w:eastAsia="微软雅黑" w:hAnsi="Calibri" w:cstheme="minorBidi" w:hint="eastAsia"/>
+          <w:bCs w:val="0"/>
+          <w:sz w:val="21"/>
+          <w:szCs w:val="22"/>
+          <w:lang w:eastAsia="zh-CN"/>
+        </w:rPr>
+        <w:t xml:space="preserve"> 2026 </w:t>
+      </w:r>
+      <w:r>
+        <w:rPr>
+          <w:rFonts w:ascii="Calibri" w:eastAsia="微软雅黑" w:hAnsi="Calibri" w:cstheme="minorBidi" w:hint="eastAsia"/>
+          <w:bCs w:val="0"/>
+          <w:sz w:val="21"/>
+          <w:szCs w:val="22"/>
+          <w:lang w:eastAsia="zh-CN"/>
+        </w:rPr>
+        <w:t>端到端量化建模（</w:t>
+      </w:r>
+      <w:r>
+        <w:rPr>
+          <w:rFonts w:ascii="Calibri" w:eastAsia="微软雅黑" w:hAnsi="Calibri" w:cstheme="minorBidi" w:hint="eastAsia"/>
+          <w:bCs w:val="0"/>
+          <w:sz w:val="21"/>
+          <w:szCs w:val="22"/>
+          <w:lang w:eastAsia="zh-CN"/>
+        </w:rPr>
+        <w:t xml:space="preserve">Mamba </w:t>
+      </w:r>
+      <w:r>
+        <w:rPr>
+          <w:rFonts w:ascii="Calibri" w:eastAsia="微软雅黑" w:hAnsi="Calibri" w:cstheme="minorBidi" w:hint="eastAsia"/>
+          <w:bCs w:val="0"/>
+          <w:sz w:val="21"/>
+          <w:szCs w:val="22"/>
+          <w:lang w:eastAsia="zh-CN"/>
+        </w:rPr>
+        <w:t>架构）。</w:t>
+      </w:r>
+    </w:p>
+    <w:p>
+      <w:pPr>
+        <w:pStyle w:val="21"/>
+        <w:jc w:val="both"/>
+        <w:rPr>
+          <w:rFonts w:ascii="Calibri" w:eastAsia="微软雅黑" w:hAnsi="Calibri" w:cstheme="minorBidi"/>
+          <w:bCs w:val="0"/>
+          <w:sz w:val="21"/>
+          <w:szCs w:val="22"/>
+          <w:lang w:eastAsia="zh-CN"/>
+        </w:rPr>
+      </w:pPr>
+      <w:r>
+        <w:rPr>
+          <w:rFonts w:ascii="Calibri" w:eastAsia="微软雅黑" w:hAnsi="Calibri" w:cstheme="minorBidi" w:hint="eastAsia"/>
+          <w:bCs w:val="0"/>
+          <w:sz w:val="21"/>
+          <w:szCs w:val="22"/>
+          <w:lang w:eastAsia="zh-CN"/>
+        </w:rPr>
+        <w:t>队员</w:t>
+      </w:r>
+      <w:r>
+        <w:rPr>
+          <w:rFonts w:ascii="Calibri" w:eastAsia="微软雅黑" w:hAnsi="Calibri" w:cstheme="minorBidi" w:hint="eastAsia"/>
+          <w:bCs w:val="0"/>
+          <w:sz w:val="21"/>
+          <w:szCs w:val="22"/>
+          <w:lang w:eastAsia="zh-CN"/>
+        </w:rPr>
+        <w:t xml:space="preserve"> </w:t>
+      </w:r>
+      <w:r>
+        <w:rPr>
+          <w:rFonts w:ascii="Calibri" w:eastAsia="微软雅黑" w:hAnsi="Calibri" w:cstheme="minorBidi" w:hint="eastAsia"/>
+          <w:bCs w:val="0"/>
+          <w:sz w:val="21"/>
+          <w:szCs w:val="22"/>
+          <w:lang w:eastAsia="zh-CN"/>
+        </w:rPr>
+        <w:t>林雅雯：浙大宁波理工学院，数据科学与大数据技术专业本科；核心技能：</w:t>
+      </w:r>
+      <w:r>
+        <w:rPr>
+          <w:rFonts w:ascii="Calibri" w:eastAsia="微软雅黑" w:hAnsi="Calibri" w:cstheme="minorBidi" w:hint="eastAsia"/>
+          <w:bCs w:val="0"/>
+          <w:sz w:val="21"/>
+          <w:szCs w:val="22"/>
+          <w:lang w:eastAsia="zh-CN"/>
+        </w:rPr>
+        <w:t>Python/C++</w:t>
+      </w:r>
+      <w:r>
+        <w:rPr>
+          <w:rFonts w:ascii="Calibri" w:eastAsia="微软雅黑" w:hAnsi="Calibri" w:cstheme="minorBidi" w:hint="eastAsia"/>
+          <w:bCs w:val="0"/>
+          <w:sz w:val="21"/>
+          <w:szCs w:val="22"/>
+          <w:lang w:eastAsia="zh-CN"/>
+        </w:rPr>
+        <w:t>、数据库（</w:t>
+      </w:r>
+      <w:r>
+        <w:rPr>
+          <w:rFonts w:ascii="Calibri" w:eastAsia="微软雅黑" w:hAnsi="Calibri" w:cstheme="minorBidi" w:hint="eastAsia"/>
+          <w:bCs w:val="0"/>
+          <w:sz w:val="21"/>
+          <w:szCs w:val="22"/>
+          <w:lang w:eastAsia="zh-CN"/>
+        </w:rPr>
+        <w:t>MySQL/PostgreSQL</w:t>
+      </w:r>
+      <w:r>
+        <w:rPr>
+          <w:rFonts w:ascii="Calibri" w:eastAsia="微软雅黑" w:hAnsi="Calibri" w:cstheme="minorBidi" w:hint="eastAsia"/>
+          <w:bCs w:val="0"/>
+          <w:sz w:val="21"/>
+          <w:szCs w:val="22"/>
+          <w:lang w:eastAsia="zh-CN"/>
+        </w:rPr>
+        <w:t>）、数据清洗与机器学习全流程、</w:t>
+      </w:r>
+      <w:r>
+        <w:rPr>
+          <w:rFonts w:ascii="Calibri" w:eastAsia="微软雅黑" w:hAnsi="Calibri" w:cstheme="minorBidi" w:hint="eastAsia"/>
+          <w:bCs w:val="0"/>
+          <w:sz w:val="21"/>
+          <w:szCs w:val="22"/>
+          <w:lang w:eastAsia="zh-CN"/>
+        </w:rPr>
+        <w:t xml:space="preserve">AI </w:t>
+      </w:r>
+      <w:r>
+        <w:rPr>
+          <w:rFonts w:ascii="Calibri" w:eastAsia="微软雅黑" w:hAnsi="Calibri" w:cstheme="minorBidi" w:hint="eastAsia"/>
+          <w:bCs w:val="0"/>
+          <w:sz w:val="21"/>
+          <w:szCs w:val="22"/>
+          <w:lang w:eastAsia="zh-CN"/>
+        </w:rPr>
+        <w:t>智能体搭建（</w:t>
+      </w:r>
+      <w:proofErr w:type="spellStart"/>
+      <w:r>
+        <w:rPr>
+          <w:rFonts w:ascii="Calibri" w:eastAsia="微软雅黑" w:hAnsi="Calibri" w:cstheme="minorBidi" w:hint="eastAsia"/>
+          <w:bCs w:val="0"/>
+          <w:sz w:val="21"/>
+          <w:szCs w:val="22"/>
+          <w:lang w:eastAsia="zh-CN"/>
+        </w:rPr>
+        <w:t>Coze</w:t>
+      </w:r>
+      <w:proofErr w:type="spellEnd"/>
+      <w:r>
+        <w:rPr>
+          <w:rFonts w:ascii="Calibri" w:eastAsia="微软雅黑" w:hAnsi="Calibri" w:cstheme="minorBidi" w:hint="eastAsia"/>
+          <w:bCs w:val="0"/>
+          <w:sz w:val="21"/>
+          <w:szCs w:val="22"/>
+          <w:lang w:eastAsia="zh-CN"/>
+        </w:rPr>
+        <w:t>）。项目经历：扩散模型参考图图像修复（数据与指标分析，方法在</w:t>
+      </w:r>
+      <w:r>
+        <w:rPr>
+          <w:rFonts w:ascii="Calibri" w:eastAsia="微软雅黑" w:hAnsi="Calibri" w:cstheme="minorBidi" w:hint="eastAsia"/>
+          <w:bCs w:val="0"/>
+          <w:sz w:val="21"/>
+          <w:szCs w:val="22"/>
+          <w:lang w:eastAsia="zh-CN"/>
+        </w:rPr>
+        <w:t xml:space="preserve"> SSIM </w:t>
+      </w:r>
+      <w:r>
+        <w:rPr>
+          <w:rFonts w:ascii="Calibri" w:eastAsia="微软雅黑" w:hAnsi="Calibri" w:cstheme="minorBidi" w:hint="eastAsia"/>
+          <w:bCs w:val="0"/>
+          <w:sz w:val="21"/>
+          <w:szCs w:val="22"/>
+          <w:lang w:eastAsia="zh-CN"/>
+        </w:rPr>
+        <w:t>上优于</w:t>
+      </w:r>
+      <w:r>
+        <w:rPr>
+          <w:rFonts w:ascii="Calibri" w:eastAsia="微软雅黑" w:hAnsi="Calibri" w:cstheme="minorBidi" w:hint="eastAsia"/>
+          <w:bCs w:val="0"/>
+          <w:sz w:val="21"/>
+          <w:szCs w:val="22"/>
+          <w:lang w:eastAsia="zh-CN"/>
+        </w:rPr>
+        <w:t xml:space="preserve"> 5 </w:t>
+      </w:r>
+      <w:r>
+        <w:rPr>
+          <w:rFonts w:ascii="Calibri" w:eastAsia="微软雅黑" w:hAnsi="Calibri" w:cstheme="minorBidi" w:hint="eastAsia"/>
+          <w:bCs w:val="0"/>
+          <w:sz w:val="21"/>
+          <w:szCs w:val="22"/>
+          <w:lang w:eastAsia="zh-CN"/>
+        </w:rPr>
+        <w:t>种主流模型）；爬壁飞行一体化机器人（推力分配与模态切换控制算法）；厦门唐普信息技术有限公司数据专员实习（数据清洗、台账与简报）。荣誉：全国大学生计算机程序设计大赛一等奖、浙江省人工智能大赛三等奖。</w:t>
+      </w:r>
+    </w:p>
+    <w:p>
+      <w:pPr>
+        <w:rPr>
+          <w:rFonts w:hint="eastAsia"/>
+          <w:lang w:eastAsia="zh-CN"/>
+        </w:rPr>
+      </w:pPr>
+    </w:p>
+    <w:p>
+      <w:pPr>
+        <w:pStyle w:val="21"/>
+        <w:rPr>
+          <w:rFonts w:ascii="SimHei" w:eastAsia="SimHei" w:hAnsi="SimHei" w:cs="SimHei" w:hint="eastAsia"/>
+          <w:lang w:eastAsia="zh-CN"/>
+        </w:rPr>
+      </w:pPr>
+      <w:r>
+        <w:rPr>
+          <w:rFonts w:ascii="SimHei" w:eastAsia="SimHei" w:hAnsi="SimHei" w:cs="SimHei" w:hint="eastAsia"/>
+          <w:lang w:eastAsia="zh-CN"/>
+        </w:rPr>
+        <w:t>6.2 团队分工</w:t>
+      </w:r>
+    </w:p>
+    <w:p>
+      <w:pPr>
+        <w:pStyle w:val="21"/>
+        <w:rPr>
+          <w:rFonts w:ascii="Calibri" w:eastAsia="微软雅黑" w:hAnsi="Calibri" w:cstheme="minorBidi"/>
+          <w:bCs w:val="0"/>
+          <w:sz w:val="21"/>
+          <w:szCs w:val="22"/>
+          <w:lang w:eastAsia="zh-CN"/>
+        </w:rPr>
+      </w:pPr>
+      <w:r>
+        <w:rPr>
+          <w:rFonts w:ascii="Calibri" w:eastAsia="微软雅黑" w:hAnsi="Calibri" w:cstheme="minorBidi" w:hint="eastAsia"/>
+          <w:bCs w:val="0"/>
+          <w:sz w:val="21"/>
+          <w:szCs w:val="22"/>
+          <w:lang w:eastAsia="zh-CN"/>
+        </w:rPr>
+        <w:t>队长</w:t>
+      </w:r>
+      <w:r>
+        <w:rPr>
+          <w:rFonts w:ascii="Calibri" w:eastAsia="微软雅黑" w:hAnsi="Calibri" w:cstheme="minorBidi" w:hint="eastAsia"/>
+          <w:bCs w:val="0"/>
+          <w:sz w:val="21"/>
+          <w:szCs w:val="22"/>
+          <w:lang w:eastAsia="zh-CN"/>
+        </w:rPr>
+        <w:t xml:space="preserve"> </w:t>
+      </w:r>
+      <w:r>
+        <w:rPr>
+          <w:rFonts w:ascii="Calibri" w:eastAsia="微软雅黑" w:hAnsi="Calibri" w:cstheme="minorBidi" w:hint="eastAsia"/>
+          <w:bCs w:val="0"/>
+          <w:sz w:val="21"/>
+          <w:szCs w:val="22"/>
+          <w:lang w:eastAsia="zh-CN"/>
+        </w:rPr>
+        <w:t>方闻涛：负责系统总体架构与核心开发（</w:t>
+      </w:r>
+      <w:r>
+        <w:rPr>
+          <w:rFonts w:ascii="Calibri" w:eastAsia="微软雅黑" w:hAnsi="Calibri" w:cstheme="minorBidi" w:hint="eastAsia"/>
+          <w:bCs w:val="0"/>
+          <w:sz w:val="21"/>
+          <w:szCs w:val="22"/>
+          <w:lang w:eastAsia="zh-CN"/>
+        </w:rPr>
+        <w:t xml:space="preserve">Agent </w:t>
+      </w:r>
+      <w:r>
+        <w:rPr>
+          <w:rFonts w:ascii="Calibri" w:eastAsia="微软雅黑" w:hAnsi="Calibri" w:cstheme="minorBidi" w:hint="eastAsia"/>
+          <w:bCs w:val="0"/>
+          <w:sz w:val="21"/>
+          <w:szCs w:val="22"/>
+          <w:lang w:eastAsia="zh-CN"/>
+        </w:rPr>
+        <w:t>主循环、</w:t>
+      </w:r>
+      <w:r>
+        <w:rPr>
+          <w:rFonts w:ascii="Calibri" w:eastAsia="微软雅黑" w:hAnsi="Calibri" w:cstheme="minorBidi" w:hint="eastAsia"/>
+          <w:bCs w:val="0"/>
+          <w:sz w:val="21"/>
+          <w:szCs w:val="22"/>
+          <w:lang w:eastAsia="zh-CN"/>
+        </w:rPr>
+        <w:t xml:space="preserve">LLM </w:t>
+      </w:r>
+      <w:r>
+        <w:rPr>
+          <w:rFonts w:ascii="Calibri" w:eastAsia="微软雅黑" w:hAnsi="Calibri" w:cstheme="minorBidi" w:hint="eastAsia"/>
+          <w:bCs w:val="0"/>
+          <w:sz w:val="21"/>
+          <w:szCs w:val="22"/>
+          <w:lang w:eastAsia="zh-CN"/>
+        </w:rPr>
+        <w:t>层、发现引擎、检索</w:t>
+      </w:r>
+      <w:r>
+        <w:rPr>
+          <w:rFonts w:ascii="Calibri" w:eastAsia="微软雅黑" w:hAnsi="Calibri" w:cstheme="minorBidi" w:hint="eastAsia"/>
+          <w:bCs w:val="0"/>
+          <w:sz w:val="21"/>
+          <w:szCs w:val="22"/>
+          <w:lang w:eastAsia="zh-CN"/>
+        </w:rPr>
+        <w:t>/</w:t>
+      </w:r>
+      <w:r>
+        <w:rPr>
+          <w:rFonts w:ascii="Calibri" w:eastAsia="微软雅黑" w:hAnsi="Calibri" w:cstheme="minorBidi" w:hint="eastAsia"/>
+          <w:bCs w:val="0"/>
+          <w:sz w:val="21"/>
+          <w:szCs w:val="22"/>
+          <w:lang w:eastAsia="zh-CN"/>
+        </w:rPr>
+        <w:t>解析</w:t>
+      </w:r>
+      <w:r>
+        <w:rPr>
+          <w:rFonts w:ascii="Calibri" w:eastAsia="微软雅黑" w:hAnsi="Calibri" w:cstheme="minorBidi" w:hint="eastAsia"/>
+          <w:bCs w:val="0"/>
+          <w:sz w:val="21"/>
+          <w:szCs w:val="22"/>
+          <w:lang w:eastAsia="zh-CN"/>
+        </w:rPr>
+        <w:t>/</w:t>
+      </w:r>
+      <w:r>
+        <w:rPr>
+          <w:rFonts w:ascii="Calibri" w:eastAsia="微软雅黑" w:hAnsi="Calibri" w:cstheme="minorBidi" w:hint="eastAsia"/>
+          <w:bCs w:val="0"/>
+          <w:sz w:val="21"/>
+          <w:szCs w:val="22"/>
+          <w:lang w:eastAsia="zh-CN"/>
+        </w:rPr>
+        <w:t>验证管线、知识图谱审计与模型对比）、四主题实验运行、初赛文档与复现材料。</w:t>
+      </w:r>
+    </w:p>
+    <w:p>
+      <w:pPr>
+        <w:pStyle w:val="21"/>
+        <w:rPr>
+          <w:rFonts w:ascii="Calibri" w:eastAsia="微软雅黑" w:hAnsi="Calibri" w:cstheme="minorBidi"/>
+          <w:bCs w:val="0"/>
+          <w:sz w:val="21"/>
+          <w:szCs w:val="22"/>
+          <w:lang w:eastAsia="zh-CN"/>
+        </w:rPr>
+      </w:pPr>
+      <w:r>
+        <w:rPr>
+          <w:rFonts w:ascii="Calibri" w:eastAsia="微软雅黑" w:hAnsi="Calibri" w:cstheme="minorBidi" w:hint="eastAsia"/>
+          <w:bCs w:val="0"/>
+          <w:sz w:val="21"/>
+          <w:szCs w:val="22"/>
+          <w:lang w:eastAsia="zh-CN"/>
+        </w:rPr>
+        <w:t>队员</w:t>
+      </w:r>
+      <w:r>
+        <w:rPr>
+          <w:rFonts w:ascii="Calibri" w:eastAsia="微软雅黑" w:hAnsi="Calibri" w:cstheme="minorBidi" w:hint="eastAsia"/>
+          <w:bCs w:val="0"/>
+          <w:sz w:val="21"/>
+          <w:szCs w:val="22"/>
+          <w:lang w:eastAsia="zh-CN"/>
+        </w:rPr>
+        <w:t xml:space="preserve"> </w:t>
+      </w:r>
+      <w:r>
+        <w:rPr>
+          <w:rFonts w:ascii="Calibri" w:eastAsia="微软雅黑" w:hAnsi="Calibri" w:cstheme="minorBidi" w:hint="eastAsia"/>
+          <w:bCs w:val="0"/>
+          <w:sz w:val="21"/>
+          <w:szCs w:val="22"/>
+          <w:lang w:eastAsia="zh-CN"/>
+        </w:rPr>
+        <w:t>林雅雯：负责数据整理与校验、实验结果统计与可视化、文档校对与团队协作支持、竞赛组织与材料准备。</w:t>
+      </w:r>
+    </w:p>
+    <w:p>
+      <w:pPr>
+        <w:rPr>
+          <w:rFonts w:hint="eastAsia"/>
+          <w:lang w:eastAsia="zh-CN"/>
+        </w:rPr>
+      </w:pPr>
+    </w:p>
+    <w:p>
+      <w:pPr>
+        <w:pStyle w:val="21"/>
+        <w:rPr>
+          <w:rFonts w:ascii="SimHei" w:eastAsia="SimHei" w:hAnsi="SimHei" w:cs="SimHei" w:hint="eastAsia"/>
+          <w:lang w:eastAsia="zh-CN"/>
+        </w:rPr>
+      </w:pPr>
+      <w:r>
+        <w:rPr>
+          <w:rFonts w:ascii="SimHei" w:eastAsia="SimHei" w:hAnsi="SimHei" w:cs="SimHei" w:hint="eastAsia"/>
+          <w:lang w:eastAsia="zh-CN"/>
+        </w:rPr>
+        <w:t>6.3团队成果</w:t>
+      </w:r>
+    </w:p>
+    <w:p>
+      <w:pPr>
+        <w:pStyle w:val="21"/>
+        <w:rPr>
+          <w:rFonts w:ascii="Calibri" w:eastAsia="微软雅黑" w:hAnsi="Calibri" w:cstheme="minorBidi"/>
+          <w:bCs w:val="0"/>
+          <w:sz w:val="21"/>
+          <w:szCs w:val="22"/>
+          <w:lang w:eastAsia="zh-CN"/>
+        </w:rPr>
+      </w:pPr>
+      <w:r>
+        <w:rPr>
+          <w:rFonts w:ascii="Calibri" w:eastAsia="微软雅黑" w:hAnsi="Calibri" w:cstheme="minorBidi" w:hint="eastAsia"/>
+          <w:bCs w:val="0"/>
+          <w:sz w:val="21"/>
+          <w:szCs w:val="22"/>
+          <w:lang w:eastAsia="zh-CN"/>
+        </w:rPr>
+        <w:t>队长：</w:t>
+      </w:r>
+      <w:r>
+        <w:rPr>
+          <w:rFonts w:ascii="Calibri" w:eastAsia="微软雅黑" w:hAnsi="Calibri" w:cstheme="minorBidi"/>
+          <w:bCs w:val="0"/>
+          <w:sz w:val="21"/>
+          <w:szCs w:val="22"/>
+          <w:lang w:eastAsia="zh-CN"/>
+        </w:rPr>
+        <w:t xml:space="preserve">Kaggle </w:t>
+      </w:r>
+      <w:proofErr w:type="spellStart"/>
+      <w:r>
+        <w:rPr>
+          <w:rFonts w:ascii="Calibri" w:eastAsia="微软雅黑" w:hAnsi="Calibri" w:cstheme="minorBidi"/>
+          <w:bCs w:val="0"/>
+          <w:sz w:val="21"/>
+          <w:szCs w:val="22"/>
+          <w:lang w:eastAsia="zh-CN"/>
+        </w:rPr>
+        <w:t>Omnilex</w:t>
+      </w:r>
+      <w:proofErr w:type="spellEnd"/>
+      <w:r>
+        <w:rPr>
+          <w:rFonts w:ascii="Calibri" w:eastAsia="微软雅黑" w:hAnsi="Calibri" w:cstheme="minorBidi"/>
+          <w:bCs w:val="0"/>
+          <w:sz w:val="21"/>
+          <w:szCs w:val="22"/>
+          <w:lang w:eastAsia="zh-CN"/>
+        </w:rPr>
+        <w:t xml:space="preserve"> Agentic</w:t>
+      </w:r>
+      <w:r>
+        <w:rPr>
+          <w:rFonts w:ascii="Calibri" w:eastAsia="微软雅黑" w:hAnsi="Calibri" w:cstheme="minorBidi" w:hint="eastAsia"/>
+          <w:bCs w:val="0"/>
+          <w:sz w:val="21"/>
+          <w:szCs w:val="22"/>
+          <w:lang w:eastAsia="zh-CN"/>
+        </w:rPr>
+        <w:t>法律检索（</w:t>
+      </w:r>
+      <w:r>
+        <w:rPr>
+          <w:rFonts w:ascii="Calibri" w:eastAsia="微软雅黑" w:hAnsi="Calibri" w:cstheme="minorBidi" w:hint="eastAsia"/>
+          <w:bCs w:val="0"/>
+          <w:sz w:val="21"/>
+          <w:szCs w:val="22"/>
+          <w:lang w:eastAsia="zh-CN"/>
+        </w:rPr>
+        <w:t>私榜</w:t>
+      </w:r>
+      <w:r>
+        <w:rPr>
+          <w:rFonts w:ascii="Calibri" w:eastAsia="微软雅黑" w:hAnsi="Calibri" w:cstheme="minorBidi" w:hint="eastAsia"/>
+          <w:bCs w:val="0"/>
+          <w:sz w:val="21"/>
+          <w:szCs w:val="22"/>
+          <w:lang w:eastAsia="zh-CN"/>
+        </w:rPr>
+        <w:t xml:space="preserve"> 56/580</w:t>
+      </w:r>
+      <w:r>
+        <w:rPr>
+          <w:rFonts w:ascii="Calibri" w:eastAsia="微软雅黑" w:hAnsi="Calibri" w:cstheme="minorBidi" w:hint="eastAsia"/>
+          <w:bCs w:val="0"/>
+          <w:sz w:val="21"/>
+          <w:szCs w:val="22"/>
+          <w:lang w:eastAsia="zh-CN"/>
+        </w:rPr>
+        <w:t>）、</w:t>
+      </w:r>
+      <w:r>
+        <w:rPr>
+          <w:rFonts w:ascii="Calibri" w:eastAsia="微软雅黑" w:hAnsi="Calibri" w:cstheme="minorBidi" w:hint="eastAsia"/>
+          <w:bCs w:val="0"/>
+          <w:sz w:val="21"/>
+          <w:szCs w:val="22"/>
+          <w:lang w:eastAsia="zh-CN"/>
+        </w:rPr>
+        <w:t xml:space="preserve">AFAC2026 </w:t>
+      </w:r>
+      <w:r>
+        <w:rPr>
+          <w:rFonts w:ascii="Calibri" w:eastAsia="微软雅黑" w:hAnsi="Calibri" w:cstheme="minorBidi" w:hint="eastAsia"/>
+          <w:bCs w:val="0"/>
+          <w:sz w:val="21"/>
+          <w:szCs w:val="22"/>
+          <w:lang w:eastAsia="zh-CN"/>
+        </w:rPr>
+        <w:t>自动化实验</w:t>
+      </w:r>
+      <w:r>
+        <w:rPr>
+          <w:rFonts w:ascii="Calibri" w:eastAsia="微软雅黑" w:hAnsi="Calibri" w:cstheme="minorBidi" w:hint="eastAsia"/>
+          <w:bCs w:val="0"/>
+          <w:sz w:val="21"/>
+          <w:szCs w:val="22"/>
+          <w:lang w:eastAsia="zh-CN"/>
+        </w:rPr>
+        <w:t xml:space="preserve"> Agent</w:t>
+      </w:r>
+      <w:r>
+        <w:rPr>
+          <w:rFonts w:ascii="Calibri" w:eastAsia="微软雅黑" w:hAnsi="Calibri" w:cstheme="minorBidi" w:hint="eastAsia"/>
+          <w:bCs w:val="0"/>
+          <w:sz w:val="21"/>
+          <w:szCs w:val="22"/>
+          <w:lang w:eastAsia="zh-CN"/>
+        </w:rPr>
+        <w:t>（前</w:t>
+      </w:r>
+      <w:r>
+        <w:rPr>
+          <w:rFonts w:ascii="Calibri" w:eastAsia="微软雅黑" w:hAnsi="Calibri" w:cstheme="minorBidi" w:hint="eastAsia"/>
+          <w:bCs w:val="0"/>
+          <w:sz w:val="21"/>
+          <w:szCs w:val="22"/>
+          <w:lang w:eastAsia="zh-CN"/>
+        </w:rPr>
+        <w:t xml:space="preserve"> 17%</w:t>
+      </w:r>
+      <w:r>
+        <w:rPr>
+          <w:rFonts w:ascii="Calibri" w:eastAsia="微软雅黑" w:hAnsi="Calibri" w:cstheme="minorBidi" w:hint="eastAsia"/>
+          <w:bCs w:val="0"/>
+          <w:sz w:val="21"/>
+          <w:szCs w:val="22"/>
+          <w:lang w:eastAsia="zh-CN"/>
+        </w:rPr>
+        <w:t>，入围复赛）、</w:t>
+      </w:r>
+      <w:proofErr w:type="spellStart"/>
+      <w:r>
+        <w:rPr>
+          <w:rFonts w:ascii="Calibri" w:eastAsia="微软雅黑" w:hAnsi="Calibri" w:cstheme="minorBidi" w:hint="eastAsia"/>
+          <w:bCs w:val="0"/>
+          <w:sz w:val="21"/>
+          <w:szCs w:val="22"/>
+          <w:lang w:eastAsia="zh-CN"/>
+        </w:rPr>
+        <w:t>BigAlpha</w:t>
+      </w:r>
+      <w:proofErr w:type="spellEnd"/>
+      <w:r>
+        <w:rPr>
+          <w:rFonts w:ascii="Calibri" w:eastAsia="微软雅黑" w:hAnsi="Calibri" w:cstheme="minorBidi" w:hint="eastAsia"/>
+          <w:bCs w:val="0"/>
+          <w:sz w:val="21"/>
+          <w:szCs w:val="22"/>
+          <w:lang w:eastAsia="zh-CN"/>
+        </w:rPr>
+        <w:t xml:space="preserve"> </w:t>
+      </w:r>
+      <w:r>
+        <w:rPr>
+          <w:rFonts w:ascii="Calibri" w:eastAsia="微软雅黑" w:hAnsi="Calibri" w:cstheme="minorBidi" w:hint="eastAsia"/>
+          <w:bCs w:val="0"/>
+          <w:sz w:val="21"/>
+          <w:szCs w:val="22"/>
+          <w:lang w:eastAsia="zh-CN"/>
+        </w:rPr>
+        <w:t>端到端量化建模。</w:t>
+      </w:r>
+    </w:p>
+    <w:p>
+      <w:pPr>
+        <w:pStyle w:val="21"/>
+        <w:rPr>
+          <w:rFonts w:ascii="Calibri" w:eastAsia="微软雅黑" w:hAnsi="Calibri" w:cstheme="minorBidi"/>
+          <w:bCs w:val="0"/>
+          <w:sz w:val="21"/>
+          <w:szCs w:val="22"/>
+          <w:lang w:eastAsia="zh-CN"/>
+        </w:rPr>
+      </w:pPr>
+      <w:r>
+        <w:rPr>
+          <w:rFonts w:ascii="Calibri" w:eastAsia="微软雅黑" w:hAnsi="Calibri" w:cstheme="minorBidi" w:hint="eastAsia"/>
+          <w:bCs w:val="0"/>
+          <w:sz w:val="21"/>
+          <w:szCs w:val="22"/>
+          <w:lang w:eastAsia="zh-CN"/>
+        </w:rPr>
+        <w:t>队员：全国大学生计算机程序设计大赛一等奖、浙江省人工智能大赛省三等奖、数学建模冬季杯校赛一等奖。</w:t>
       </w:r>
     </w:p>
     <w:p>
@@ -874,282 +7898,17 @@
         <w:ind w:left="173"/>
         <w:rPr>
           <w:rFonts w:hint="eastAsia"/>
-        </w:rPr>
-      </w:pPr>
-      <w:r>
-        <w:rPr>
-          <w:rFonts w:ascii="Calibri" w:hAnsi="Calibri"/>
-          <w:b/>
-          <w:color w:val="1F4D78"/>
-        </w:rPr>
-        <w:rPr>
-          <w:rFonts w:ascii="Calibri" w:hAnsi="Calibri"/>
-          <w:b/>
-          <w:color w:val="1F4D78"/>
-        </w:rPr>
-        <w:t>商业服务：DeepSeek（闭源推理模型 deepseek-v4-flash，OpenAI 兼容，切换端点仅需改环境变量；费用假设为 600 秒单轮约数十次 LLM 调用；对复现性的影响通过证据链缓解）、Sciverse（文献检索）、Materials Project / NOMAD（外部验证）。数据来源：arXiv 开放获取、Sciverse 仅取标题 + 摘要用于内部调研、MP/NOMAD 仅查询。已有项目：markitdown_utils 改编自微软 markitdown（MIT，Copyright Adam Fourney）。第三方依赖：见 requirements.txt（均为开源许可）；vendor/bash 为 MSYS2 Git Bash（GPLv2+），仅用于 Windows 兼容运行环境。密钥管理：.api_key 已 gitignore，历史提交 0 次。</w:t>
-      </w:r>
-    </w:p>
-    <w:p>
-      <w:pPr>
-        <w:spacing w:after="100"/>
-        <w:ind w:left="173"/>
-        <w:rPr>
-          <w:rFonts w:hint="eastAsia"/>
-        </w:rPr>
-      </w:pPr>
-    </w:p>
-    <w:p>
-      <w:pPr>
-        <w:pStyle w:val="1"/>
-        <w:rPr>
-          <w:lang w:eastAsia="zh-CN"/>
-        </w:rPr>
-      </w:pPr>
-      <w:r>
-        <w:rPr>
-          <w:rFonts w:hint="eastAsia"/>
-          <w:lang w:eastAsia="zh-CN"/>
-        </w:rPr>
-        <w:t>六、团队介绍</w:t>
-      </w:r>
-    </w:p>
-    <w:p>
-      <w:pPr>
-        <w:pStyle w:val="21"/>
-        <w:rPr>
-          <w:rFonts w:ascii="黑体" w:eastAsia="黑体" w:hAnsi="黑体" w:cs="黑体" w:hint="eastAsia"/>
-          <w:lang w:eastAsia="zh-CN"/>
-        </w:rPr>
-      </w:pPr>
-      <w:r>
-        <w:rPr>
-          <w:rFonts w:ascii="黑体" w:eastAsia="黑体" w:hAnsi="黑体" w:cs="黑体" w:hint="eastAsia"/>
-          <w:lang w:eastAsia="zh-CN"/>
-        </w:rPr>
-        <w:t>6.1 成员背景</w:t>
-      </w:r>
-    </w:p>
-    <w:p>
-      <w:pPr>
-        <w:pStyle w:val="21"/>
-        <w:rPr>
-          <w:rFonts w:ascii="Calibri" w:eastAsia="微软雅黑" w:hAnsi="Calibri" w:cstheme="minorBidi"/>
-          <w:bCs w:val="0"/>
-          <w:sz w:val="21"/>
-          <w:szCs w:val="22"/>
-          <w:lang w:eastAsia="zh-CN"/>
-        </w:rPr>
-      </w:pPr>
-      <w:r>
-        <w:rPr>
-          <w:rFonts w:ascii="Calibri" w:eastAsia="微软雅黑" w:hAnsi="Calibri" w:cstheme="minorBidi" w:hint="eastAsia"/>
-          <w:bCs w:val="0"/>
-          <w:sz w:val="21"/>
-          <w:szCs w:val="22"/>
-          <w:lang w:eastAsia="zh-CN"/>
-        </w:rPr>
-        <w:rPr>
-          <w:rFonts w:ascii="Calibri" w:eastAsia="微软雅黑" w:hAnsi="Calibri" w:cstheme="minorBidi" w:hint="eastAsia"/>
-          <w:bCs w:val="0"/>
-          <w:sz w:val="21"/>
-          <w:szCs w:val="22"/>
-          <w:lang w:eastAsia="zh-CN"/>
-        </w:rPr>
-        <w:t>队长 方闻涛：浙大宁波理工学院，数据科学与大数据技术专业本科（2024–2028）。核心技能：Python/C++/SQL，PyTorch / PyTorch Geometric，LLM Agent 开发（ReAct、Tool-Calling、Prompt Engineering），混合检索（BM25/FAISS/Cross-Encoder/RRF），深度学习与工程鲁棒性（checkpoint、上下文压缩、进程管理）。主要经历：Kaggle Omnilex Agentic 法律信息检索（公榜 49/580，前 10%）；AFAC2026 自动化实验 Agent（A 榜 54/360、B 榜 27/162，前 17%，入围复赛）；BigAlpha 2026 端到端量化建模（Mamba 架构）。</w:t>
-      </w:r>
-    </w:p>
-    <w:p>
-      <w:pPr>
-        <w:pStyle w:val="21"/>
-        <w:rPr>
-          <w:rFonts w:ascii="Calibri" w:eastAsia="微软雅黑" w:hAnsi="Calibri" w:cstheme="minorBidi"/>
-          <w:bCs w:val="0"/>
-          <w:sz w:val="21"/>
-          <w:szCs w:val="22"/>
-          <w:lang w:eastAsia="zh-CN"/>
-        </w:rPr>
-      </w:pPr>
-      <w:r>
-        <w:rPr>
-          <w:rFonts w:ascii="Calibri" w:eastAsia="微软雅黑" w:hAnsi="Calibri" w:cstheme="minorBidi" w:hint="eastAsia"/>
-          <w:bCs w:val="0"/>
-          <w:sz w:val="21"/>
-          <w:szCs w:val="22"/>
-          <w:lang w:eastAsia="zh-CN"/>
-        </w:rPr>
-        <w:rPr>
-          <w:rFonts w:ascii="Calibri" w:eastAsia="微软雅黑" w:hAnsi="Calibri" w:cstheme="minorBidi" w:hint="eastAsia"/>
-          <w:bCs w:val="0"/>
-          <w:sz w:val="21"/>
-          <w:szCs w:val="22"/>
-          <w:lang w:eastAsia="zh-CN"/>
-        </w:rPr>
-        <w:rPr>
-          <w:rFonts w:ascii="Calibri" w:eastAsia="微软雅黑" w:hAnsi="Calibri" w:cstheme="minorBidi" w:hint="eastAsia"/>
-          <w:bCs w:val="0"/>
-          <w:sz w:val="21"/>
-          <w:szCs w:val="22"/>
-          <w:lang w:eastAsia="zh-CN"/>
-        </w:rPr>
-        <w:t>队员 林雅雯：浙大宁波理工学院，数据科学与大数据技术专业本科；现任班长、曾任院学生会学术部部长。核心技能：Python/C++、数据库（MySQL/PostgreSQL）、数据清洗与机器学习全流程、AI 智能体搭建（Coze）。项目经历：扩散模型参考图图像修复（数据与指标分析，方法在 SSIM 上优于 5 种主流模型）；爬壁飞行一体化机器人（推力分配与模态切换控制算法）；厦门唐普信息技术有限公司数据专员实习（数据清洗、台账与简报）。荣誉：全国大学生计算机程序设计大赛一等奖、浙江省人工智能大赛三等奖、国家励志奖学金、英语六级等，学业排名专业前三。</w:t>
-      </w:r>
-    </w:p>
-    <w:p>
-      <w:pPr>
-        <w:pStyle w:val="21"/>
-        <w:rPr>
-          <w:rFonts w:ascii="黑体" w:eastAsia="黑体" w:hAnsi="黑体" w:cs="黑体" w:hint="eastAsia"/>
-          <w:lang w:eastAsia="zh-CN"/>
-        </w:rPr>
-      </w:pPr>
-    </w:p>
-    <w:p>
-      <w:pPr>
-        <w:pStyle w:val="21"/>
-        <w:rPr>
-          <w:rFonts w:ascii="黑体" w:eastAsia="黑体" w:hAnsi="黑体" w:cs="黑体" w:hint="eastAsia"/>
-          <w:lang w:eastAsia="zh-CN"/>
-        </w:rPr>
-      </w:pPr>
-      <w:r>
-        <w:rPr>
-          <w:rFonts w:ascii="黑体" w:eastAsia="黑体" w:hAnsi="黑体" w:cs="黑体" w:hint="eastAsia"/>
-          <w:lang w:eastAsia="zh-CN"/>
-        </w:rPr>
-        <w:t>6.2 团队分工</w:t>
-      </w:r>
-    </w:p>
-    <w:p>
-      <w:pPr>
-        <w:pStyle w:val="21"/>
-        <w:rPr>
-          <w:rFonts w:ascii="Calibri" w:eastAsia="微软雅黑" w:hAnsi="Calibri" w:cstheme="minorBidi"/>
-          <w:bCs w:val="0"/>
-          <w:sz w:val="21"/>
-          <w:szCs w:val="22"/>
-          <w:lang w:eastAsia="zh-CN"/>
-        </w:rPr>
-      </w:pPr>
-      <w:r>
-        <w:rPr>
-          <w:rFonts w:ascii="Calibri" w:eastAsia="微软雅黑" w:hAnsi="Calibri" w:cstheme="minorBidi" w:hint="eastAsia"/>
-          <w:bCs w:val="0"/>
-          <w:sz w:val="21"/>
-          <w:szCs w:val="22"/>
-          <w:lang w:eastAsia="zh-CN"/>
-        </w:rPr>
-        <w:rPr>
-          <w:rFonts w:ascii="Calibri" w:eastAsia="微软雅黑" w:hAnsi="Calibri" w:cstheme="minorBidi" w:hint="eastAsia"/>
-          <w:bCs w:val="0"/>
-          <w:sz w:val="21"/>
-          <w:szCs w:val="22"/>
-          <w:lang w:eastAsia="zh-CN"/>
-        </w:rPr>
-        <w:t>队长 方闻涛：负责系统总体架构与核心开发（Agent 主循环、LLM 层、发现引擎、检索/解析/验证管线、知识图谱审计与模型对比）、四主题实验运行、初赛文档与复现材料。</w:t>
-      </w:r>
-    </w:p>
-    <w:p>
-      <w:pPr>
-        <w:pStyle w:val="21"/>
-        <w:rPr>
-          <w:rFonts w:ascii="Calibri" w:eastAsia="微软雅黑" w:hAnsi="Calibri" w:cstheme="minorBidi"/>
-          <w:bCs w:val="0"/>
-          <w:sz w:val="21"/>
-          <w:szCs w:val="22"/>
-          <w:lang w:eastAsia="zh-CN"/>
-        </w:rPr>
-      </w:pPr>
-      <w:r>
-        <w:rPr>
-          <w:rFonts w:ascii="Calibri" w:eastAsia="微软雅黑" w:hAnsi="Calibri" w:cstheme="minorBidi" w:hint="eastAsia"/>
-          <w:bCs w:val="0"/>
-          <w:sz w:val="21"/>
-          <w:szCs w:val="22"/>
-          <w:lang w:eastAsia="zh-CN"/>
-        </w:rPr>
-        <w:rPr>
-          <w:rFonts w:ascii="Calibri" w:eastAsia="微软雅黑" w:hAnsi="Calibri" w:cstheme="minorBidi" w:hint="eastAsia"/>
-          <w:bCs w:val="0"/>
-          <w:sz w:val="21"/>
-          <w:szCs w:val="22"/>
-          <w:lang w:eastAsia="zh-CN"/>
-        </w:rPr>
-        <w:rPr>
-          <w:rFonts w:ascii="Calibri" w:eastAsia="微软雅黑" w:hAnsi="Calibri" w:cstheme="minorBidi" w:hint="eastAsia"/>
-          <w:bCs w:val="0"/>
-          <w:sz w:val="21"/>
-          <w:szCs w:val="22"/>
-          <w:lang w:eastAsia="zh-CN"/>
-        </w:rPr>
-        <w:t>队员 林雅雯：负责数据整理与校验、实验结果统计与可视化、文档校对与团队协作支持、竞赛组织与材料准备。</w:t>
-      </w:r>
-    </w:p>
-    <w:p>
-      <w:pPr>
-        <w:pStyle w:val="21"/>
-        <w:rPr>
-          <w:rFonts w:ascii="黑体" w:eastAsia="黑体" w:hAnsi="黑体" w:cs="黑体" w:hint="eastAsia"/>
-          <w:lang w:eastAsia="zh-CN"/>
-        </w:rPr>
-      </w:pPr>
-    </w:p>
-    <w:p>
-      <w:pPr>
-        <w:pStyle w:val="21"/>
-        <w:rPr>
-          <w:rFonts w:ascii="黑体" w:eastAsia="黑体" w:hAnsi="黑体" w:cs="黑体" w:hint="eastAsia"/>
-          <w:lang w:eastAsia="zh-CN"/>
-        </w:rPr>
-      </w:pPr>
-      <w:r>
-        <w:rPr>
-          <w:rFonts w:ascii="黑体" w:eastAsia="黑体" w:hAnsi="黑体" w:cs="黑体" w:hint="eastAsia"/>
-          <w:lang w:eastAsia="zh-CN"/>
-        </w:rPr>
-        <w:t>6.3团队成果</w:t>
-      </w:r>
-    </w:p>
-    <w:p>
-      <w:pPr>
-        <w:pStyle w:val="21"/>
-        <w:rPr>
-          <w:rFonts w:ascii="Calibri" w:eastAsia="微软雅黑" w:hAnsi="Calibri" w:cstheme="minorBidi"/>
-          <w:bCs w:val="0"/>
-          <w:sz w:val="21"/>
-          <w:szCs w:val="22"/>
-          <w:lang w:eastAsia="zh-CN"/>
-        </w:rPr>
-      </w:pPr>
-      <w:r>
-        <w:rPr>
-          <w:rFonts w:ascii="Calibri" w:eastAsia="微软雅黑" w:hAnsi="Calibri" w:cstheme="minorBidi" w:hint="eastAsia"/>
-          <w:bCs w:val="0"/>
-          <w:sz w:val="21"/>
-          <w:szCs w:val="22"/>
-          <w:lang w:eastAsia="zh-CN"/>
-        </w:rPr>
-        <w:rPr>
-          <w:rFonts w:ascii="Calibri" w:eastAsia="微软雅黑" w:hAnsi="Calibri" w:cstheme="minorBidi" w:hint="eastAsia"/>
-          <w:bCs w:val="0"/>
-          <w:sz w:val="21"/>
-          <w:szCs w:val="22"/>
-          <w:lang w:eastAsia="zh-CN"/>
-        </w:rPr>
-        <w:t>队长：Omnilex 法律检索（公榜 49/580）、AFAC2026 自动化实验 Agent（前 17%，入围复赛）、BigAlpha 端到端量化建模。队员：全国大学生计算机程序设计大赛一等奖、浙江省人工智能大赛省三等奖、数学建模冬季杯校赛一等奖、国家励志奖学金等。作品合集：https://github.com/ffwwwtt/GOAI-Prospector</w:t>
-      </w:r>
-    </w:p>
-    <w:p>
-      <w:pPr>
-        <w:spacing w:after="100"/>
-        <w:ind w:left="173"/>
-        <w:rPr>
-          <w:rFonts w:hint="eastAsia"/>
+          <w:lang w:eastAsia="zh-CN"/>
         </w:rPr>
       </w:pPr>
     </w:p>
     <w:sectPr>
-      <w:footerReference w:type="default" r:id="rId8"/>
+      <w:headerReference w:type="even" r:id="rId8"/>
+      <w:headerReference w:type="default" r:id="rId9"/>
+      <w:footerReference w:type="even" r:id="rId10"/>
+      <w:footerReference w:type="default" r:id="rId11"/>
+      <w:headerReference w:type="first" r:id="rId12"/>
+      <w:footerReference w:type="first" r:id="rId13"/>
       <w:pgSz w:w="12240" w:h="15840"/>
       <w:pgMar w:top="1008" w:right="1181" w:bottom="893" w:left="1181" w:header="432" w:footer="432" w:gutter="0"/>
       <w:cols w:space="720"/>
@@ -1195,6 +7954,19 @@
   <w:p>
     <w:pPr>
       <w:pStyle w:val="ab"/>
+      <w:rPr>
+        <w:rFonts w:hint="eastAsia"/>
+      </w:rPr>
+    </w:pPr>
+  </w:p>
+</w:ftr>
+</file>
+
+<file path=word/footer2.xml><?xml version="1.0" encoding="utf-8"?>
+<w:ftr xmlns:wpc="http://schemas.microsoft.com/office/word/2010/wordprocessingCanvas" xmlns:cx="http://schemas.microsoft.com/office/drawing/2014/chartex" xmlns:cx1="http://schemas.microsoft.com/office/drawing/2015/9/8/chartex" xmlns:cx2="http://schemas.microsoft.com/office/drawing/2015/10/21/chartex" xmlns:cx3="http://schemas.microsoft.com/office/drawing/2016/5/9/chartex" xmlns:cx4="http://schemas.microsoft.com/office/drawing/2016/5/10/chartex" xmlns:cx5="http://schemas.microsoft.com/office/drawing/2016/5/11/chartex" xmlns:cx6="http://schemas.microsoft.com/office/drawing/2016/5/12/chartex" xmlns:cx7="http://schemas.microsoft.com/office/drawing/2016/5/13/chartex" xmlns:cx8="http://schemas.microsoft.com/office/drawing/2016/5/14/chartex" xmlns:mc="http://schemas.openxmlformats.org/markup-compatibility/2006" xmlns:aink="http://schemas.microsoft.com/office/drawing/2016/ink" xmlns:am3d="http://schemas.microsoft.com/office/drawing/2017/model3d" xmlns:o="urn:schemas-microsoft-com:office:office" xmlns:oel="http://schemas.microsoft.com/office/2019/extlst" xmlns:r="http://schemas.openxmlformats.org/officeDocument/2006/relationships" xmlns:m="http://schemas.openxmlformats.org/officeDocument/2006/math" xmlns:v="urn:schemas-microsoft-com:vml" xmlns:wp14="http://schemas.microsoft.com/office/word/2010/wordprocessingDrawing" xmlns:wp="http://schemas.openxmlformats.org/drawingml/2006/wordprocessingDrawing" xmlns:w10="urn:schemas-microsoft-com:office:word" xmlns:w="http://schemas.openxmlformats.org/wordprocessingml/2006/main" xmlns:w14="http://schemas.microsoft.com/office/word/2010/wordml" xmlns:w15="http://schemas.microsoft.com/office/word/2012/wordml" xmlns:w16cei="http://schemas.microsoft.com/office/word/2026/wordml/cei" xmlns:w16cex="http://schemas.microsoft.com/office/word/2018/wordml/cex" xmlns:w16cid="http://schemas.microsoft.com/office/word/2016/wordml/cid" xmlns:w16="http://schemas.microsoft.com/office/word/2018/wordml" xmlns:w16du="http://schemas.microsoft.com/office/word/2023/wordml/word16du" xmlns:w16sdtdh="http://schemas.microsoft.com/office/word/2020/wordml/sdtdatahash" xmlns:w16sdtfl="http://schemas.microsoft.com/office/word/2024/wordml/sdtformatlock" xmlns:w16se="http://schemas.microsoft.com/office/word/2015/wordml/symex" xmlns:wpg="http://schemas.microsoft.com/office/word/2010/wordprocessingGroup" xmlns:wpi="http://schemas.microsoft.com/office/word/2010/wordprocessingInk" xmlns:wne="http://schemas.microsoft.com/office/word/2006/wordml" xmlns:wps="http://schemas.microsoft.com/office/word/2010/wordprocessingShape" mc:Ignorable="w14 w15 w16se w16cid w16 w16cex w16sdtdh w16sdtfl w16du wp14">
+  <w:p>
+    <w:pPr>
+      <w:pStyle w:val="ab"/>
       <w:jc w:val="right"/>
       <w:rPr>
         <w:rFonts w:hint="eastAsia"/>
@@ -1224,16 +7996,21 @@
         <w:color w:val="5A6573"/>
         <w:sz w:val="17"/>
       </w:rPr>
-      <w:t xml:space="preserve"> | </w:t>
+      <w:t xml:space="preserve"> </w:t>
     </w:r>
-    <w:r>
-      <w:rPr>
-        <w:rFonts w:ascii="Calibri" w:hAnsi="Calibri"/>
-        <w:color w:val="5A6573"/>
-        <w:sz w:val="17"/>
-      </w:rPr>
-      <w:t>算法赛初赛大纲模板</w:t>
-    </w:r>
+  </w:p>
+</w:ftr>
+</file>
+
+<file path=word/footer3.xml><?xml version="1.0" encoding="utf-8"?>
+<w:ftr xmlns:wpc="http://schemas.microsoft.com/office/word/2010/wordprocessingCanvas" xmlns:cx="http://schemas.microsoft.com/office/drawing/2014/chartex" xmlns:cx1="http://schemas.microsoft.com/office/drawing/2015/9/8/chartex" xmlns:cx2="http://schemas.microsoft.com/office/drawing/2015/10/21/chartex" xmlns:cx3="http://schemas.microsoft.com/office/drawing/2016/5/9/chartex" xmlns:cx4="http://schemas.microsoft.com/office/drawing/2016/5/10/chartex" xmlns:cx5="http://schemas.microsoft.com/office/drawing/2016/5/11/chartex" xmlns:cx6="http://schemas.microsoft.com/office/drawing/2016/5/12/chartex" xmlns:cx7="http://schemas.microsoft.com/office/drawing/2016/5/13/chartex" xmlns:cx8="http://schemas.microsoft.com/office/drawing/2016/5/14/chartex" xmlns:mc="http://schemas.openxmlformats.org/markup-compatibility/2006" xmlns:aink="http://schemas.microsoft.com/office/drawing/2016/ink" xmlns:am3d="http://schemas.microsoft.com/office/drawing/2017/model3d" xmlns:o="urn:schemas-microsoft-com:office:office" xmlns:oel="http://schemas.microsoft.com/office/2019/extlst" xmlns:r="http://schemas.openxmlformats.org/officeDocument/2006/relationships" xmlns:m="http://schemas.openxmlformats.org/officeDocument/2006/math" xmlns:v="urn:schemas-microsoft-com:vml" xmlns:wp14="http://schemas.microsoft.com/office/word/2010/wordprocessingDrawing" xmlns:wp="http://schemas.openxmlformats.org/drawingml/2006/wordprocessingDrawing" xmlns:w10="urn:schemas-microsoft-com:office:word" xmlns:w="http://schemas.openxmlformats.org/wordprocessingml/2006/main" xmlns:w14="http://schemas.microsoft.com/office/word/2010/wordml" xmlns:w15="http://schemas.microsoft.com/office/word/2012/wordml" xmlns:w16cei="http://schemas.microsoft.com/office/word/2026/wordml/cei" xmlns:w16cex="http://schemas.microsoft.com/office/word/2018/wordml/cex" xmlns:w16cid="http://schemas.microsoft.com/office/word/2016/wordml/cid" xmlns:w16="http://schemas.microsoft.com/office/word/2018/wordml" xmlns:w16du="http://schemas.microsoft.com/office/word/2023/wordml/word16du" xmlns:w16sdtdh="http://schemas.microsoft.com/office/word/2020/wordml/sdtdatahash" xmlns:w16sdtfl="http://schemas.microsoft.com/office/word/2024/wordml/sdtformatlock" xmlns:w16se="http://schemas.microsoft.com/office/word/2015/wordml/symex" xmlns:wpg="http://schemas.microsoft.com/office/word/2010/wordprocessingGroup" xmlns:wpi="http://schemas.microsoft.com/office/word/2010/wordprocessingInk" xmlns:wne="http://schemas.microsoft.com/office/word/2006/wordml" xmlns:wps="http://schemas.microsoft.com/office/word/2010/wordprocessingShape" mc:Ignorable="w14 w15 w16se w16cid w16 w16cex w16sdtdh w16sdtfl w16du wp14">
+  <w:p>
+    <w:pPr>
+      <w:pStyle w:val="ab"/>
+      <w:rPr>
+        <w:rFonts w:hint="eastAsia"/>
+      </w:rPr>
+    </w:pPr>
   </w:p>
 </w:ftr>
 </file>
@@ -1267,6 +8044,45 @@
     </w:p>
   </w:footnote>
 </w:footnotes>
+</file>
+
+<file path=word/header1.xml><?xml version="1.0" encoding="utf-8"?>
+<w:hdr xmlns:wpc="http://schemas.microsoft.com/office/word/2010/wordprocessingCanvas" xmlns:cx="http://schemas.microsoft.com/office/drawing/2014/chartex" xmlns:cx1="http://schemas.microsoft.com/office/drawing/2015/9/8/chartex" xmlns:cx2="http://schemas.microsoft.com/office/drawing/2015/10/21/chartex" xmlns:cx3="http://schemas.microsoft.com/office/drawing/2016/5/9/chartex" xmlns:cx4="http://schemas.microsoft.com/office/drawing/2016/5/10/chartex" xmlns:cx5="http://schemas.microsoft.com/office/drawing/2016/5/11/chartex" xmlns:cx6="http://schemas.microsoft.com/office/drawing/2016/5/12/chartex" xmlns:cx7="http://schemas.microsoft.com/office/drawing/2016/5/13/chartex" xmlns:cx8="http://schemas.microsoft.com/office/drawing/2016/5/14/chartex" xmlns:mc="http://schemas.openxmlformats.org/markup-compatibility/2006" xmlns:aink="http://schemas.microsoft.com/office/drawing/2016/ink" xmlns:am3d="http://schemas.microsoft.com/office/drawing/2017/model3d" xmlns:o="urn:schemas-microsoft-com:office:office" xmlns:oel="http://schemas.microsoft.com/office/2019/extlst" xmlns:r="http://schemas.openxmlformats.org/officeDocument/2006/relationships" xmlns:m="http://schemas.openxmlformats.org/officeDocument/2006/math" xmlns:v="urn:schemas-microsoft-com:vml" xmlns:wp14="http://schemas.microsoft.com/office/word/2010/wordprocessingDrawing" xmlns:wp="http://schemas.openxmlformats.org/drawingml/2006/wordprocessingDrawing" xmlns:w10="urn:schemas-microsoft-com:office:word" xmlns:w="http://schemas.openxmlformats.org/wordprocessingml/2006/main" xmlns:w14="http://schemas.microsoft.com/office/word/2010/wordml" xmlns:w15="http://schemas.microsoft.com/office/word/2012/wordml" xmlns:w16cei="http://schemas.microsoft.com/office/word/2026/wordml/cei" xmlns:w16cex="http://schemas.microsoft.com/office/word/2018/wordml/cex" xmlns:w16cid="http://schemas.microsoft.com/office/word/2016/wordml/cid" xmlns:w16="http://schemas.microsoft.com/office/word/2018/wordml" xmlns:w16du="http://schemas.microsoft.com/office/word/2023/wordml/word16du" xmlns:w16sdtdh="http://schemas.microsoft.com/office/word/2020/wordml/sdtdatahash" xmlns:w16sdtfl="http://schemas.microsoft.com/office/word/2024/wordml/sdtformatlock" xmlns:w16se="http://schemas.microsoft.com/office/word/2015/wordml/symex" xmlns:wpg="http://schemas.microsoft.com/office/word/2010/wordprocessingGroup" xmlns:wpi="http://schemas.microsoft.com/office/word/2010/wordprocessingInk" xmlns:wne="http://schemas.microsoft.com/office/word/2006/wordml" xmlns:wps="http://schemas.microsoft.com/office/word/2010/wordprocessingShape" mc:Ignorable="w14 w15 w16se w16cid w16 w16cex w16sdtdh w16sdtfl w16du wp14">
+  <w:p>
+    <w:pPr>
+      <w:pStyle w:val="ad"/>
+      <w:rPr>
+        <w:rFonts w:hint="eastAsia"/>
+      </w:rPr>
+    </w:pPr>
+  </w:p>
+</w:hdr>
+</file>
+
+<file path=word/header2.xml><?xml version="1.0" encoding="utf-8"?>
+<w:hdr xmlns:wpc="http://schemas.microsoft.com/office/word/2010/wordprocessingCanvas" xmlns:cx="http://schemas.microsoft.com/office/drawing/2014/chartex" xmlns:cx1="http://schemas.microsoft.com/office/drawing/2015/9/8/chartex" xmlns:cx2="http://schemas.microsoft.com/office/drawing/2015/10/21/chartex" xmlns:cx3="http://schemas.microsoft.com/office/drawing/2016/5/9/chartex" xmlns:cx4="http://schemas.microsoft.com/office/drawing/2016/5/10/chartex" xmlns:cx5="http://schemas.microsoft.com/office/drawing/2016/5/11/chartex" xmlns:cx6="http://schemas.microsoft.com/office/drawing/2016/5/12/chartex" xmlns:cx7="http://schemas.microsoft.com/office/drawing/2016/5/13/chartex" xmlns:cx8="http://schemas.microsoft.com/office/drawing/2016/5/14/chartex" xmlns:mc="http://schemas.openxmlformats.org/markup-compatibility/2006" xmlns:aink="http://schemas.microsoft.com/office/drawing/2016/ink" xmlns:am3d="http://schemas.microsoft.com/office/drawing/2017/model3d" xmlns:o="urn:schemas-microsoft-com:office:office" xmlns:oel="http://schemas.microsoft.com/office/2019/extlst" xmlns:r="http://schemas.openxmlformats.org/officeDocument/2006/relationships" xmlns:m="http://schemas.openxmlformats.org/officeDocument/2006/math" xmlns:v="urn:schemas-microsoft-com:vml" xmlns:wp14="http://schemas.microsoft.com/office/word/2010/wordprocessingDrawing" xmlns:wp="http://schemas.openxmlformats.org/drawingml/2006/wordprocessingDrawing" xmlns:w10="urn:schemas-microsoft-com:office:word" xmlns:w="http://schemas.openxmlformats.org/wordprocessingml/2006/main" xmlns:w14="http://schemas.microsoft.com/office/word/2010/wordml" xmlns:w15="http://schemas.microsoft.com/office/word/2012/wordml" xmlns:w16cei="http://schemas.microsoft.com/office/word/2026/wordml/cei" xmlns:w16cex="http://schemas.microsoft.com/office/word/2018/wordml/cex" xmlns:w16cid="http://schemas.microsoft.com/office/word/2016/wordml/cid" xmlns:w16="http://schemas.microsoft.com/office/word/2018/wordml" xmlns:w16du="http://schemas.microsoft.com/office/word/2023/wordml/word16du" xmlns:w16sdtdh="http://schemas.microsoft.com/office/word/2020/wordml/sdtdatahash" xmlns:w16sdtfl="http://schemas.microsoft.com/office/word/2024/wordml/sdtformatlock" xmlns:w16se="http://schemas.microsoft.com/office/word/2015/wordml/symex" xmlns:wpg="http://schemas.microsoft.com/office/word/2010/wordprocessingGroup" xmlns:wpi="http://schemas.microsoft.com/office/word/2010/wordprocessingInk" xmlns:wne="http://schemas.microsoft.com/office/word/2006/wordml" xmlns:wps="http://schemas.microsoft.com/office/word/2010/wordprocessingShape" mc:Ignorable="w14 w15 w16se w16cid w16 w16cex w16sdtdh w16sdtfl w16du wp14">
+  <w:p>
+    <w:pPr>
+      <w:pStyle w:val="ad"/>
+      <w:rPr>
+        <w:rFonts w:hint="eastAsia"/>
+      </w:rPr>
+    </w:pPr>
+  </w:p>
+</w:hdr>
+</file>
+
+<file path=word/header3.xml><?xml version="1.0" encoding="utf-8"?>
+<w:hdr xmlns:wpc="http://schemas.microsoft.com/office/word/2010/wordprocessingCanvas" xmlns:cx="http://schemas.microsoft.com/office/drawing/2014/chartex" xmlns:cx1="http://schemas.microsoft.com/office/drawing/2015/9/8/chartex" xmlns:cx2="http://schemas.microsoft.com/office/drawing/2015/10/21/chartex" xmlns:cx3="http://schemas.microsoft.com/office/drawing/2016/5/9/chartex" xmlns:cx4="http://schemas.microsoft.com/office/drawing/2016/5/10/chartex" xmlns:cx5="http://schemas.microsoft.com/office/drawing/2016/5/11/chartex" xmlns:cx6="http://schemas.microsoft.com/office/drawing/2016/5/12/chartex" xmlns:cx7="http://schemas.microsoft.com/office/drawing/2016/5/13/chartex" xmlns:cx8="http://schemas.microsoft.com/office/drawing/2016/5/14/chartex" xmlns:mc="http://schemas.openxmlformats.org/markup-compatibility/2006" xmlns:aink="http://schemas.microsoft.com/office/drawing/2016/ink" xmlns:am3d="http://schemas.microsoft.com/office/drawing/2017/model3d" xmlns:o="urn:schemas-microsoft-com:office:office" xmlns:oel="http://schemas.microsoft.com/office/2019/extlst" xmlns:r="http://schemas.openxmlformats.org/officeDocument/2006/relationships" xmlns:m="http://schemas.openxmlformats.org/officeDocument/2006/math" xmlns:v="urn:schemas-microsoft-com:vml" xmlns:wp14="http://schemas.microsoft.com/office/word/2010/wordprocessingDrawing" xmlns:wp="http://schemas.openxmlformats.org/drawingml/2006/wordprocessingDrawing" xmlns:w10="urn:schemas-microsoft-com:office:word" xmlns:w="http://schemas.openxmlformats.org/wordprocessingml/2006/main" xmlns:w14="http://schemas.microsoft.com/office/word/2010/wordml" xmlns:w15="http://schemas.microsoft.com/office/word/2012/wordml" xmlns:w16cei="http://schemas.microsoft.com/office/word/2026/wordml/cei" xmlns:w16cex="http://schemas.microsoft.com/office/word/2018/wordml/cex" xmlns:w16cid="http://schemas.microsoft.com/office/word/2016/wordml/cid" xmlns:w16="http://schemas.microsoft.com/office/word/2018/wordml" xmlns:w16du="http://schemas.microsoft.com/office/word/2023/wordml/word16du" xmlns:w16sdtdh="http://schemas.microsoft.com/office/word/2020/wordml/sdtdatahash" xmlns:w16sdtfl="http://schemas.microsoft.com/office/word/2024/wordml/sdtformatlock" xmlns:w16se="http://schemas.microsoft.com/office/word/2015/wordml/symex" xmlns:wpg="http://schemas.microsoft.com/office/word/2010/wordprocessingGroup" xmlns:wpi="http://schemas.microsoft.com/office/word/2010/wordprocessingInk" xmlns:wne="http://schemas.microsoft.com/office/word/2006/wordml" xmlns:wps="http://schemas.microsoft.com/office/word/2010/wordprocessingShape" mc:Ignorable="w14 w15 w16se w16cid w16 w16cex w16sdtdh w16sdtfl w16du wp14">
+  <w:p>
+    <w:pPr>
+      <w:pStyle w:val="ad"/>
+      <w:rPr>
+        <w:rFonts w:hint="eastAsia"/>
+      </w:rPr>
+    </w:pPr>
+  </w:p>
+</w:hdr>
 </file>
 
 <file path=word/numbering.xml><?xml version="1.0" encoding="utf-8"?>

--- a/submission_initial/初赛方案_Prospector.docx
+++ b/submission_initial/初赛方案_Prospector.docx
@@ -6699,7 +6699,7 @@
           <w:color w:val="1F4D78"/>
           <w:lang w:eastAsia="zh-CN"/>
         </w:rPr>
-        <w:t>兼容运行环境。。</w:t>
+        <w:t>兼容运行环境。</w:t>
       </w:r>
     </w:p>
     <w:p>
@@ -7341,135 +7341,153 @@
       </w:r>
       <w:r>
         <w:rPr>
-          <w:rFonts w:ascii="Calibri" w:eastAsia="微软雅黑" w:hAnsi="Calibri" w:cstheme="minorBidi" w:hint="eastAsia"/>
+          <w:rFonts w:ascii="Calibri" w:eastAsia="微软雅黑" w:hAnsi="Calibri" w:cstheme="minorBidi"/>
           <w:bCs w:val="0"/>
           <w:sz w:val="21"/>
           <w:szCs w:val="22"/>
           <w:lang w:eastAsia="zh-CN"/>
         </w:rPr>
-        <w:t>林雅雯：浙大宁波理工学院，数据科学与大数据技术专业本科；核心技能：</w:t>
-      </w:r>
-      <w:r>
-        <w:rPr>
-          <w:rFonts w:ascii="Calibri" w:eastAsia="微软雅黑" w:hAnsi="Calibri" w:cstheme="minorBidi" w:hint="eastAsia"/>
+        <w:t>林雅雯：浙大宁波理工学院，数据科学与大数据技术专业本科；技术领域：大模型智能体（</w:t>
+      </w:r>
+      <w:r>
+        <w:rPr>
+          <w:rFonts w:ascii="Calibri" w:eastAsia="微软雅黑" w:hAnsi="Calibri" w:cstheme="minorBidi"/>
           <w:bCs w:val="0"/>
           <w:sz w:val="21"/>
           <w:szCs w:val="22"/>
           <w:lang w:eastAsia="zh-CN"/>
         </w:rPr>
-        <w:t>Python/C++</w:t>
-      </w:r>
-      <w:r>
-        <w:rPr>
-          <w:rFonts w:ascii="Calibri" w:eastAsia="微软雅黑" w:hAnsi="Calibri" w:cstheme="minorBidi" w:hint="eastAsia"/>
+        <w:t>Agent</w:t>
+      </w:r>
+      <w:r>
+        <w:rPr>
+          <w:rFonts w:ascii="Calibri" w:eastAsia="微软雅黑" w:hAnsi="Calibri" w:cstheme="minorBidi"/>
           <w:bCs w:val="0"/>
           <w:sz w:val="21"/>
           <w:szCs w:val="22"/>
           <w:lang w:eastAsia="zh-CN"/>
         </w:rPr>
-        <w:t>、数据库（</w:t>
-      </w:r>
-      <w:r>
-        <w:rPr>
-          <w:rFonts w:ascii="Calibri" w:eastAsia="微软雅黑" w:hAnsi="Calibri" w:cstheme="minorBidi" w:hint="eastAsia"/>
+        <w:t>）开发、</w:t>
+      </w:r>
+      <w:r>
+        <w:rPr>
+          <w:rFonts w:ascii="Calibri" w:eastAsia="微软雅黑" w:hAnsi="Calibri" w:cstheme="minorBidi"/>
           <w:bCs w:val="0"/>
           <w:sz w:val="21"/>
           <w:szCs w:val="22"/>
           <w:lang w:eastAsia="zh-CN"/>
         </w:rPr>
-        <w:t>MySQL/PostgreSQL</w:t>
-      </w:r>
-      <w:r>
-        <w:rPr>
-          <w:rFonts w:ascii="Calibri" w:eastAsia="微软雅黑" w:hAnsi="Calibri" w:cstheme="minorBidi" w:hint="eastAsia"/>
+        <w:t>RAG</w:t>
+      </w:r>
+      <w:r>
+        <w:rPr>
+          <w:rFonts w:ascii="Calibri" w:eastAsia="微软雅黑" w:hAnsi="Calibri" w:cstheme="minorBidi"/>
           <w:bCs w:val="0"/>
           <w:sz w:val="21"/>
           <w:szCs w:val="22"/>
           <w:lang w:eastAsia="zh-CN"/>
         </w:rPr>
-        <w:t>）、数据清洗与机器学习全流程、</w:t>
-      </w:r>
-      <w:r>
-        <w:rPr>
-          <w:rFonts w:ascii="Calibri" w:eastAsia="微软雅黑" w:hAnsi="Calibri" w:cstheme="minorBidi" w:hint="eastAsia"/>
+        <w:t>检索增强生成、</w:t>
+      </w:r>
+      <w:r>
+        <w:rPr>
+          <w:rFonts w:ascii="Calibri" w:eastAsia="微软雅黑" w:hAnsi="Calibri" w:cstheme="minorBidi"/>
           <w:bCs w:val="0"/>
           <w:sz w:val="21"/>
           <w:szCs w:val="22"/>
           <w:lang w:eastAsia="zh-CN"/>
         </w:rPr>
-        <w:t xml:space="preserve">AI </w:t>
-      </w:r>
-      <w:r>
-        <w:rPr>
-          <w:rFonts w:ascii="Calibri" w:eastAsia="微软雅黑" w:hAnsi="Calibri" w:cstheme="minorBidi" w:hint="eastAsia"/>
+        <w:t>Prompt</w:t>
+      </w:r>
+      <w:r>
+        <w:rPr>
+          <w:rFonts w:ascii="Calibri" w:eastAsia="微软雅黑" w:hAnsi="Calibri" w:cstheme="minorBidi"/>
           <w:bCs w:val="0"/>
           <w:sz w:val="21"/>
           <w:szCs w:val="22"/>
           <w:lang w:eastAsia="zh-CN"/>
         </w:rPr>
-        <w:t>智能体搭建（</w:t>
-      </w:r>
-      <w:proofErr w:type="spellStart"/>
-      <w:r>
-        <w:rPr>
-          <w:rFonts w:ascii="Calibri" w:eastAsia="微软雅黑" w:hAnsi="Calibri" w:cstheme="minorBidi" w:hint="eastAsia"/>
+        <w:t>工程、工作流编排、运筹优化算法、时序数据建模与量化策略开发。专业领域：</w:t>
+      </w:r>
+      <w:r>
+        <w:rPr>
+          <w:rFonts w:ascii="Calibri" w:eastAsia="微软雅黑" w:hAnsi="Calibri" w:cstheme="minorBidi"/>
           <w:bCs w:val="0"/>
           <w:sz w:val="21"/>
           <w:szCs w:val="22"/>
           <w:lang w:eastAsia="zh-CN"/>
         </w:rPr>
-        <w:t>Coze</w:t>
-      </w:r>
-      <w:proofErr w:type="spellEnd"/>
-      <w:r>
-        <w:rPr>
-          <w:rFonts w:ascii="Calibri" w:eastAsia="微软雅黑" w:hAnsi="Calibri" w:cstheme="minorBidi" w:hint="eastAsia"/>
+        <w:t>AI</w:t>
+      </w:r>
+      <w:r>
+        <w:rPr>
+          <w:rFonts w:ascii="Calibri" w:eastAsia="微软雅黑" w:hAnsi="Calibri" w:cstheme="minorBidi"/>
           <w:bCs w:val="0"/>
           <w:sz w:val="21"/>
           <w:szCs w:val="22"/>
           <w:lang w:eastAsia="zh-CN"/>
         </w:rPr>
-        <w:t>）。项目经历：扩散模型参考图图像修复（数据与指标分析，方法在</w:t>
-      </w:r>
-      <w:r>
-        <w:rPr>
-          <w:rFonts w:ascii="Calibri" w:eastAsia="微软雅黑" w:hAnsi="Calibri" w:cstheme="minorBidi" w:hint="eastAsia"/>
+        <w:t>驱动的自动化实验优化、智能供应链系统架构、冷链物流调度、法律</w:t>
+      </w:r>
+      <w:r>
+        <w:rPr>
+          <w:rFonts w:ascii="Calibri" w:eastAsia="微软雅黑" w:hAnsi="Calibri" w:cstheme="minorBidi"/>
           <w:bCs w:val="0"/>
           <w:sz w:val="21"/>
           <w:szCs w:val="22"/>
           <w:lang w:eastAsia="zh-CN"/>
         </w:rPr>
-        <w:t xml:space="preserve"> SSIM </w:t>
-      </w:r>
-      <w:r>
-        <w:rPr>
-          <w:rFonts w:ascii="Calibri" w:eastAsia="微软雅黑" w:hAnsi="Calibri" w:cstheme="minorBidi" w:hint="eastAsia"/>
+        <w:t>/</w:t>
+      </w:r>
+      <w:r>
+        <w:rPr>
+          <w:rFonts w:ascii="Calibri" w:eastAsia="微软雅黑" w:hAnsi="Calibri" w:cstheme="minorBidi"/>
           <w:bCs w:val="0"/>
           <w:sz w:val="21"/>
           <w:szCs w:val="22"/>
           <w:lang w:eastAsia="zh-CN"/>
         </w:rPr>
-        <w:t>上优于</w:t>
-      </w:r>
-      <w:r>
-        <w:rPr>
-          <w:rFonts w:ascii="Calibri" w:eastAsia="微软雅黑" w:hAnsi="Calibri" w:cstheme="minorBidi" w:hint="eastAsia"/>
+        <w:t>教育</w:t>
+      </w:r>
+      <w:r>
+        <w:rPr>
+          <w:rFonts w:ascii="Calibri" w:eastAsia="微软雅黑" w:hAnsi="Calibri" w:cstheme="minorBidi"/>
           <w:bCs w:val="0"/>
           <w:sz w:val="21"/>
           <w:szCs w:val="22"/>
           <w:lang w:eastAsia="zh-CN"/>
         </w:rPr>
-        <w:t xml:space="preserve"> 5 </w:t>
-      </w:r>
-      <w:r>
-        <w:rPr>
-          <w:rFonts w:ascii="Calibri" w:eastAsia="微软雅黑" w:hAnsi="Calibri" w:cstheme="minorBidi" w:hint="eastAsia"/>
+        <w:t>/</w:t>
+      </w:r>
+      <w:r>
+        <w:rPr>
+          <w:rFonts w:ascii="Calibri" w:eastAsia="微软雅黑" w:hAnsi="Calibri" w:cstheme="minorBidi"/>
           <w:bCs w:val="0"/>
           <w:sz w:val="21"/>
           <w:szCs w:val="22"/>
           <w:lang w:eastAsia="zh-CN"/>
         </w:rPr>
-        <w:t>种主流模型）；爬壁飞行一体化机器人（推力分配与模态切换控制算法）；厦门唐普信息技术有限公司数据专员实习（数据清洗、台账与简报）。荣誉：全国大学生计算机程序设计大赛一等奖、浙江省人工智能大赛三等奖。</w:t>
+        <w:t>金融场景的</w:t>
+      </w:r>
+      <w:r>
+        <w:rPr>
+          <w:rFonts w:ascii="Calibri" w:eastAsia="微软雅黑" w:hAnsi="Calibri" w:cstheme="minorBidi"/>
+          <w:bCs w:val="0"/>
+          <w:sz w:val="21"/>
+          <w:szCs w:val="22"/>
+          <w:lang w:eastAsia="zh-CN"/>
+        </w:rPr>
+        <w:t>LLM</w:t>
+      </w:r>
+      <w:r>
+        <w:rPr>
+          <w:rFonts w:ascii="Calibri" w:eastAsia="微软雅黑" w:hAnsi="Calibri" w:cstheme="minorBidi"/>
+          <w:bCs w:val="0"/>
+          <w:sz w:val="21"/>
+          <w:szCs w:val="22"/>
+          <w:lang w:eastAsia="zh-CN"/>
+        </w:rPr>
+        <w:t>应用落地</w:t>
       </w:r>
     </w:p>
     <w:p>
@@ -7657,7 +7675,37 @@
           <w:szCs w:val="22"/>
           <w:lang w:eastAsia="zh-CN"/>
         </w:rPr>
-        <w:t>林雅雯：负责数据整理与校验、实验结果统计与可视化、文档校对与团队协作支持、竞赛组织与材料准备。</w:t>
+        <w:t>林雅雯：</w:t>
+      </w:r>
+      <w:r>
+        <w:rPr>
+          <w:rFonts w:ascii="Calibri" w:eastAsia="微软雅黑" w:hAnsi="Calibri" w:cstheme="minorBidi"/>
+          <w:bCs w:val="0"/>
+          <w:sz w:val="21"/>
+          <w:szCs w:val="22"/>
+          <w:lang w:eastAsia="zh-CN"/>
+        </w:rPr>
+        <w:t>负责数据整理与校验、实验结果统计与可视化、</w:t>
+      </w:r>
+      <w:r>
+        <w:rPr>
+          <w:rFonts w:ascii="Calibri" w:eastAsia="微软雅黑" w:hAnsi="Calibri" w:cstheme="minorBidi"/>
+          <w:bCs w:val="0"/>
+          <w:sz w:val="21"/>
+          <w:szCs w:val="22"/>
+          <w:lang w:eastAsia="zh-CN"/>
+        </w:rPr>
+        <w:t>agent</w:t>
+      </w:r>
+      <w:r>
+        <w:rPr>
+          <w:rFonts w:ascii="Calibri" w:eastAsia="微软雅黑" w:hAnsi="Calibri" w:cstheme="minorBidi"/>
+          <w:bCs w:val="0"/>
+          <w:sz w:val="21"/>
+          <w:szCs w:val="22"/>
+          <w:lang w:eastAsia="zh-CN"/>
+        </w:rPr>
+        <w:t>迭代优化、文档校对与团队协作支持、竞赛组织与材料准备、初赛文档与复现材料。</w:t>
       </w:r>
     </w:p>
     <w:p>
@@ -7703,7 +7751,37 @@
           <w:szCs w:val="22"/>
           <w:lang w:eastAsia="zh-CN"/>
         </w:rPr>
-        <w:t>队长：</w:t>
+        <w:t>队长</w:t>
+      </w:r>
+      <w:r>
+        <w:rPr>
+          <w:rFonts w:ascii="Calibri" w:eastAsia="微软雅黑" w:hAnsi="Calibri" w:cstheme="minorBidi" w:hint="eastAsia"/>
+          <w:bCs w:val="0"/>
+          <w:sz w:val="21"/>
+          <w:szCs w:val="22"/>
+          <w:lang w:eastAsia="zh-CN"/>
+        </w:rPr>
+        <w:t xml:space="preserve"> </w:t>
+      </w:r>
+      <w:r>
+        <w:rPr>
+          <w:rFonts w:ascii="Calibri" w:eastAsia="微软雅黑" w:hAnsi="Calibri" w:cstheme="minorBidi" w:hint="eastAsia"/>
+          <w:bCs w:val="0"/>
+          <w:sz w:val="21"/>
+          <w:szCs w:val="22"/>
+          <w:lang w:eastAsia="zh-CN"/>
+        </w:rPr>
+        <w:t>方闻涛</w:t>
+      </w:r>
+      <w:r>
+        <w:rPr>
+          <w:rFonts w:ascii="Calibri" w:eastAsia="微软雅黑" w:hAnsi="Calibri" w:cstheme="minorBidi" w:hint="eastAsia"/>
+          <w:bCs w:val="0"/>
+          <w:sz w:val="21"/>
+          <w:szCs w:val="22"/>
+          <w:lang w:eastAsia="zh-CN"/>
+        </w:rPr>
+        <w:t>：</w:t>
       </w:r>
       <w:r>
         <w:rPr>
@@ -7873,6 +7951,53 @@
     <w:p>
       <w:pPr>
         <w:pStyle w:val="21"/>
+        <w:jc w:val="both"/>
+        <w:rPr>
+          <w:rFonts w:hint="eastAsia"/>
+          <w:lang w:eastAsia="zh-CN"/>
+        </w:rPr>
+      </w:pPr>
+      <w:r>
+        <w:rPr>
+          <w:rFonts w:ascii="Calibri" w:eastAsia="微软雅黑" w:hAnsi="Calibri" w:cstheme="minorBidi" w:hint="eastAsia"/>
+          <w:bCs w:val="0"/>
+          <w:sz w:val="21"/>
+          <w:szCs w:val="22"/>
+          <w:lang w:eastAsia="zh-CN"/>
+        </w:rPr>
+        <w:t>队员</w:t>
+      </w:r>
+      <w:r>
+        <w:rPr>
+          <w:rFonts w:ascii="Calibri" w:eastAsia="微软雅黑" w:hAnsi="Calibri" w:cstheme="minorBidi" w:hint="eastAsia"/>
+          <w:bCs w:val="0"/>
+          <w:sz w:val="21"/>
+          <w:szCs w:val="22"/>
+          <w:lang w:eastAsia="zh-CN"/>
+        </w:rPr>
+        <w:t xml:space="preserve"> </w:t>
+      </w:r>
+      <w:r>
+        <w:rPr>
+          <w:rFonts w:ascii="Calibri" w:eastAsia="微软雅黑" w:hAnsi="Calibri" w:cstheme="minorBidi" w:hint="eastAsia"/>
+          <w:bCs w:val="0"/>
+          <w:sz w:val="21"/>
+          <w:szCs w:val="22"/>
+          <w:lang w:eastAsia="zh-CN"/>
+        </w:rPr>
+        <w:t>林雅雯</w:t>
+      </w:r>
+      <w:r>
+        <w:rPr>
+          <w:rFonts w:ascii="Calibri" w:eastAsia="微软雅黑" w:hAnsi="Calibri" w:cstheme="minorBidi" w:hint="eastAsia"/>
+          <w:bCs w:val="0"/>
+          <w:sz w:val="21"/>
+          <w:szCs w:val="22"/>
+          <w:lang w:eastAsia="zh-CN"/>
+        </w:rPr>
+        <w:t>：</w:t>
+      </w:r>
+      <w:r>
         <w:rPr>
           <w:rFonts w:ascii="Calibri" w:eastAsia="微软雅黑" w:hAnsi="Calibri" w:cstheme="minorBidi"/>
           <w:bCs w:val="0"/>
@@ -7880,27 +8005,302 @@
           <w:szCs w:val="22"/>
           <w:lang w:eastAsia="zh-CN"/>
         </w:rPr>
-      </w:pPr>
-      <w:r>
-        <w:rPr>
-          <w:rFonts w:ascii="Calibri" w:eastAsia="微软雅黑" w:hAnsi="Calibri" w:cstheme="minorBidi" w:hint="eastAsia"/>
+        <w:t>主持国家级创新项目</w:t>
+      </w:r>
+      <w:r>
+        <w:rPr>
+          <w:rFonts w:ascii="Calibri" w:eastAsia="微软雅黑" w:hAnsi="Calibri" w:cstheme="minorBidi"/>
           <w:bCs w:val="0"/>
           <w:sz w:val="21"/>
           <w:szCs w:val="22"/>
           <w:lang w:eastAsia="zh-CN"/>
         </w:rPr>
-        <w:t>队员：全国大学生计算机程序设计大赛一等奖、浙江省人工智能大赛省三等奖、数学建模冬季杯校赛一等奖。</w:t>
-      </w:r>
-    </w:p>
-    <w:p>
-      <w:pPr>
-        <w:spacing w:after="100"/>
-        <w:ind w:left="173"/>
-        <w:rPr>
-          <w:rFonts w:hint="eastAsia"/>
-          <w:lang w:eastAsia="zh-CN"/>
-        </w:rPr>
-      </w:pPr>
+        <w:t>“</w:t>
+      </w:r>
+      <w:r>
+        <w:rPr>
+          <w:rFonts w:ascii="Calibri" w:eastAsia="微软雅黑" w:hAnsi="Calibri" w:cstheme="minorBidi"/>
+          <w:bCs w:val="0"/>
+          <w:sz w:val="21"/>
+          <w:szCs w:val="22"/>
+          <w:lang w:eastAsia="zh-CN"/>
+        </w:rPr>
+        <w:t>冷链智调</w:t>
+      </w:r>
+      <w:r>
+        <w:rPr>
+          <w:rFonts w:ascii="Calibri" w:eastAsia="微软雅黑" w:hAnsi="Calibri" w:cstheme="minorBidi"/>
+          <w:bCs w:val="0"/>
+          <w:sz w:val="21"/>
+          <w:szCs w:val="22"/>
+          <w:lang w:eastAsia="zh-CN"/>
+        </w:rPr>
+        <w:t>”</w:t>
+      </w:r>
+      <w:r>
+        <w:rPr>
+          <w:rFonts w:ascii="Calibri" w:eastAsia="微软雅黑" w:hAnsi="Calibri" w:cstheme="minorBidi"/>
+          <w:bCs w:val="0"/>
+          <w:sz w:val="21"/>
+          <w:szCs w:val="22"/>
+          <w:lang w:eastAsia="zh-CN"/>
+        </w:rPr>
+        <w:t>，构建大模型智能体冷链物流调度系统，完成</w:t>
+      </w:r>
+      <w:r>
+        <w:rPr>
+          <w:rFonts w:ascii="Calibri" w:eastAsia="微软雅黑" w:hAnsi="Calibri" w:cstheme="minorBidi"/>
+          <w:bCs w:val="0"/>
+          <w:sz w:val="21"/>
+          <w:szCs w:val="22"/>
+          <w:lang w:eastAsia="zh-CN"/>
+        </w:rPr>
+        <w:t>Agent</w:t>
+      </w:r>
+      <w:r>
+        <w:rPr>
+          <w:rFonts w:ascii="Calibri" w:eastAsia="微软雅黑" w:hAnsi="Calibri" w:cstheme="minorBidi"/>
+          <w:bCs w:val="0"/>
+          <w:sz w:val="21"/>
+          <w:szCs w:val="22"/>
+          <w:lang w:eastAsia="zh-CN"/>
+        </w:rPr>
+        <w:t>意图识别、</w:t>
+      </w:r>
+      <w:r>
+        <w:rPr>
+          <w:rFonts w:ascii="Calibri" w:eastAsia="微软雅黑" w:hAnsi="Calibri" w:cstheme="minorBidi"/>
+          <w:bCs w:val="0"/>
+          <w:sz w:val="21"/>
+          <w:szCs w:val="22"/>
+          <w:lang w:eastAsia="zh-CN"/>
+        </w:rPr>
+        <w:t>VRPTW</w:t>
+      </w:r>
+      <w:r>
+        <w:rPr>
+          <w:rFonts w:ascii="Calibri" w:eastAsia="微软雅黑" w:hAnsi="Calibri" w:cstheme="minorBidi"/>
+          <w:bCs w:val="0"/>
+          <w:sz w:val="21"/>
+          <w:szCs w:val="22"/>
+          <w:lang w:eastAsia="zh-CN"/>
+        </w:rPr>
+        <w:t>路径规划与异常处置闭环；负责</w:t>
+      </w:r>
+      <w:r>
+        <w:rPr>
+          <w:rFonts w:ascii="Calibri" w:eastAsia="微软雅黑" w:hAnsi="Calibri" w:cstheme="minorBidi"/>
+          <w:bCs w:val="0"/>
+          <w:sz w:val="21"/>
+          <w:szCs w:val="22"/>
+          <w:lang w:eastAsia="zh-CN"/>
+        </w:rPr>
+        <w:t>“</w:t>
+      </w:r>
+      <w:r>
+        <w:rPr>
+          <w:rFonts w:ascii="Calibri" w:eastAsia="微软雅黑" w:hAnsi="Calibri" w:cstheme="minorBidi"/>
+          <w:bCs w:val="0"/>
+          <w:sz w:val="21"/>
+          <w:szCs w:val="22"/>
+          <w:lang w:eastAsia="zh-CN"/>
+        </w:rPr>
+        <w:t>源链</w:t>
+      </w:r>
+      <w:r>
+        <w:rPr>
+          <w:rFonts w:ascii="Calibri" w:eastAsia="微软雅黑" w:hAnsi="Calibri" w:cstheme="minorBidi"/>
+          <w:bCs w:val="0"/>
+          <w:sz w:val="21"/>
+          <w:szCs w:val="22"/>
+          <w:lang w:eastAsia="zh-CN"/>
+        </w:rPr>
+        <w:t>”</w:t>
+      </w:r>
+      <w:r>
+        <w:rPr>
+          <w:rFonts w:ascii="Calibri" w:eastAsia="微软雅黑" w:hAnsi="Calibri" w:cstheme="minorBidi"/>
+          <w:bCs w:val="0"/>
+          <w:sz w:val="21"/>
+          <w:szCs w:val="22"/>
+          <w:lang w:eastAsia="zh-CN"/>
+        </w:rPr>
+        <w:t>供应链平台架构，设计店铺画像引擎与智能推荐矩阵，开发资金监管系统与风控模型；参与</w:t>
+      </w:r>
+      <w:r>
+        <w:rPr>
+          <w:rFonts w:ascii="Calibri" w:eastAsia="微软雅黑" w:hAnsi="Calibri" w:cstheme="minorBidi"/>
+          <w:bCs w:val="0"/>
+          <w:sz w:val="21"/>
+          <w:szCs w:val="22"/>
+          <w:lang w:eastAsia="zh-CN"/>
+        </w:rPr>
+        <w:t>2026</w:t>
+      </w:r>
+      <w:r>
+        <w:rPr>
+          <w:rFonts w:ascii="Calibri" w:eastAsia="微软雅黑" w:hAnsi="Calibri" w:cstheme="minorBidi"/>
+          <w:bCs w:val="0"/>
+          <w:sz w:val="21"/>
+          <w:szCs w:val="22"/>
+          <w:lang w:eastAsia="zh-CN"/>
+        </w:rPr>
+        <w:t>全国高校大数据挑战赛，构建</w:t>
+      </w:r>
+      <w:r>
+        <w:rPr>
+          <w:rFonts w:ascii="Calibri" w:eastAsia="微软雅黑" w:hAnsi="Calibri" w:cstheme="minorBidi"/>
+          <w:bCs w:val="0"/>
+          <w:sz w:val="21"/>
+          <w:szCs w:val="22"/>
+          <w:lang w:eastAsia="zh-CN"/>
+        </w:rPr>
+        <w:t>LSTM</w:t>
+      </w:r>
+      <w:r>
+        <w:rPr>
+          <w:rFonts w:ascii="Calibri" w:eastAsia="微软雅黑" w:hAnsi="Calibri" w:cstheme="minorBidi"/>
+          <w:bCs w:val="0"/>
+          <w:sz w:val="21"/>
+          <w:szCs w:val="22"/>
+          <w:lang w:eastAsia="zh-CN"/>
+        </w:rPr>
+        <w:t>与</w:t>
+      </w:r>
+      <w:proofErr w:type="spellStart"/>
+      <w:r>
+        <w:rPr>
+          <w:rFonts w:ascii="Calibri" w:eastAsia="微软雅黑" w:hAnsi="Calibri" w:cstheme="minorBidi"/>
+          <w:bCs w:val="0"/>
+          <w:sz w:val="21"/>
+          <w:szCs w:val="22"/>
+          <w:lang w:eastAsia="zh-CN"/>
+        </w:rPr>
+        <w:t>XGBoost</w:t>
+      </w:r>
+      <w:proofErr w:type="spellEnd"/>
+      <w:r>
+        <w:rPr>
+          <w:rFonts w:ascii="Calibri" w:eastAsia="微软雅黑" w:hAnsi="Calibri" w:cstheme="minorBidi"/>
+          <w:bCs w:val="0"/>
+          <w:sz w:val="21"/>
+          <w:szCs w:val="22"/>
+          <w:lang w:eastAsia="zh-CN"/>
+        </w:rPr>
+        <w:t>时序模型预测沪深</w:t>
+      </w:r>
+      <w:r>
+        <w:rPr>
+          <w:rFonts w:ascii="Calibri" w:eastAsia="微软雅黑" w:hAnsi="Calibri" w:cstheme="minorBidi"/>
+          <w:bCs w:val="0"/>
+          <w:sz w:val="21"/>
+          <w:szCs w:val="22"/>
+          <w:lang w:eastAsia="zh-CN"/>
+        </w:rPr>
+        <w:t>300</w:t>
+      </w:r>
+      <w:r>
+        <w:rPr>
+          <w:rFonts w:ascii="Calibri" w:eastAsia="微软雅黑" w:hAnsi="Calibri" w:cstheme="minorBidi"/>
+          <w:bCs w:val="0"/>
+          <w:sz w:val="21"/>
+          <w:szCs w:val="22"/>
+          <w:lang w:eastAsia="zh-CN"/>
+        </w:rPr>
+        <w:t>收益，组合收益显著跑赢基准；参与</w:t>
+      </w:r>
+      <w:r>
+        <w:rPr>
+          <w:rFonts w:ascii="Calibri" w:eastAsia="微软雅黑" w:hAnsi="Calibri" w:cstheme="minorBidi"/>
+          <w:bCs w:val="0"/>
+          <w:sz w:val="21"/>
+          <w:szCs w:val="22"/>
+          <w:lang w:eastAsia="zh-CN"/>
+        </w:rPr>
+        <w:t xml:space="preserve">Kaggle </w:t>
+      </w:r>
+      <w:proofErr w:type="spellStart"/>
+      <w:r>
+        <w:rPr>
+          <w:rFonts w:ascii="Calibri" w:eastAsia="微软雅黑" w:hAnsi="Calibri" w:cstheme="minorBidi"/>
+          <w:bCs w:val="0"/>
+          <w:sz w:val="21"/>
+          <w:szCs w:val="22"/>
+          <w:lang w:eastAsia="zh-CN"/>
+        </w:rPr>
+        <w:t>Omnilex</w:t>
+      </w:r>
+      <w:proofErr w:type="spellEnd"/>
+      <w:r>
+        <w:rPr>
+          <w:rFonts w:ascii="Calibri" w:eastAsia="微软雅黑" w:hAnsi="Calibri" w:cstheme="minorBidi"/>
+          <w:bCs w:val="0"/>
+          <w:sz w:val="21"/>
+          <w:szCs w:val="22"/>
+          <w:lang w:eastAsia="zh-CN"/>
+        </w:rPr>
+        <w:t>法律信息检索竞赛，构建</w:t>
+      </w:r>
+      <w:r>
+        <w:rPr>
+          <w:rFonts w:ascii="Calibri" w:eastAsia="微软雅黑" w:hAnsi="Calibri" w:cstheme="minorBidi"/>
+          <w:bCs w:val="0"/>
+          <w:sz w:val="21"/>
+          <w:szCs w:val="22"/>
+          <w:lang w:eastAsia="zh-CN"/>
+        </w:rPr>
+        <w:t>LLM Agentic</w:t>
+      </w:r>
+      <w:r>
+        <w:rPr>
+          <w:rFonts w:ascii="Calibri" w:eastAsia="微软雅黑" w:hAnsi="Calibri" w:cstheme="minorBidi"/>
+          <w:bCs w:val="0"/>
+          <w:sz w:val="21"/>
+          <w:szCs w:val="22"/>
+          <w:lang w:eastAsia="zh-CN"/>
+        </w:rPr>
+        <w:t>检索流水线，融合</w:t>
+      </w:r>
+      <w:r>
+        <w:rPr>
+          <w:rFonts w:ascii="Calibri" w:eastAsia="微软雅黑" w:hAnsi="Calibri" w:cstheme="minorBidi"/>
+          <w:bCs w:val="0"/>
+          <w:sz w:val="21"/>
+          <w:szCs w:val="22"/>
+          <w:lang w:eastAsia="zh-CN"/>
+        </w:rPr>
+        <w:t>BM25</w:t>
+      </w:r>
+      <w:r>
+        <w:rPr>
+          <w:rFonts w:ascii="Calibri" w:eastAsia="微软雅黑" w:hAnsi="Calibri" w:cstheme="minorBidi"/>
+          <w:bCs w:val="0"/>
+          <w:sz w:val="21"/>
+          <w:szCs w:val="22"/>
+          <w:lang w:eastAsia="zh-CN"/>
+        </w:rPr>
+        <w:t>与向量稠密检索双路召回，设计重排序与引用图谱传播机制；主导设计并实现了基于大语言模型</w:t>
+      </w:r>
+      <w:r>
+        <w:rPr>
+          <w:rFonts w:ascii="Calibri" w:eastAsia="微软雅黑" w:hAnsi="Calibri" w:cstheme="minorBidi"/>
+          <w:bCs w:val="0"/>
+          <w:sz w:val="21"/>
+          <w:szCs w:val="22"/>
+          <w:lang w:eastAsia="zh-CN"/>
+        </w:rPr>
+        <w:t xml:space="preserve"> Agent </w:t>
+      </w:r>
+      <w:r>
+        <w:rPr>
+          <w:rFonts w:ascii="Calibri" w:eastAsia="微软雅黑" w:hAnsi="Calibri" w:cstheme="minorBidi"/>
+          <w:bCs w:val="0"/>
+          <w:sz w:val="21"/>
+          <w:szCs w:val="22"/>
+          <w:lang w:eastAsia="zh-CN"/>
+        </w:rPr>
+        <w:t>的冷链物流智能调度与异常处置平台。获奖经历：全国大学生计算机程序设计大赛一等奖、浙江省人工智能大赛省三等奖等。</w:t>
+      </w:r>
     </w:p>
     <w:sectPr>
       <w:headerReference w:type="even" r:id="rId8"/>
